--- a/開發紀錄.docx
+++ b/開發紀錄.docx
@@ -78,44 +78,10 @@
           <w:b/>
           <w:bCs/>
         </w:rPr>
-        <w:t xml:space="preserve">來源：</w:t>
-      </w:r>
-      <w:r>
-        <w:t xml:space="preserve">本次無 git commit，依當日開發內容彙整</w:t>
-      </w:r>
-    </w:p>
-    <w:p>
-      <w:r>
-        <w:rPr>
-          <w:b/>
-          <w:bCs/>
-        </w:rPr>
-        <w:t xml:space="preserve">日期：</w:t>
-      </w:r>
-      <w:r>
-        <w:t xml:space="preserve">2026-06-20　</w:t>
-      </w:r>
-      <w:r>
-        <w:rPr>
-          <w:b/>
-          <w:bCs/>
-        </w:rPr>
-        <w:t xml:space="preserve">作者：</w:t>
-      </w:r>
-      <w:r>
-        <w:t xml:space="preserve">Sider (den35222@gmail.com)</w:t>
-      </w:r>
-    </w:p>
-    <w:p>
-      <w:r>
-        <w:rPr>
-          <w:b/>
-          <w:bCs/>
-        </w:rPr>
         <w:t xml:space="preserve">摘要：</w:t>
       </w:r>
       <w:r>
-        <w:t xml:space="preserve">建立鎖定四大產業（半導體、電子、生技、金融）的台股 Alpha 策略資料下載與品質檢查管線；確立資料來源分工（股價與基本面皆採 FinMind，TEJ 退居診斷用途）；並修正三項影響資料正確性的問題。</w:t>
+        <w:t xml:space="preserve">建立四大產業（半導體、電子、生技、金融）台股 Alpha 策略的資料下載與品質檢查管線；確立資料來源分工（股價與基本面皆採 FinMind，TEJ 退居診斷）；修正三項資料正確性問題。</w:t>
       </w:r>
     </w:p>
     <w:p>
@@ -139,10 +105,184 @@
           <w:b/>
           <w:bCs/>
         </w:rPr>
-        <w:t xml:space="preserve">專案骨架與設定管理（config.py / .env / .gitignore / requirements.txt）：</w:t>
-      </w:r>
-      <w:r>
-        <w:t xml:space="preserve">集中管理 TEJ 與 FinMind 金鑰、四大產業關鍵字、回測日期範圍（2018–2026）及贊助會員開關。</w:t>
+        <w:t xml:space="preserve">專案骨架與設定（config/.env/.gitignore/requirements）：</w:t>
+      </w:r>
+      <w:r>
+        <w:t xml:space="preserve">集中管理金鑰、四產業關鍵字、日期範圍、贊助會員開關。</w:t>
+      </w:r>
+    </w:p>
+    <w:p>
+      <w:pPr>
+        <w:pStyle w:val="ListParagraph"/>
+        <w:numPr>
+          <w:ilvl w:val="0"/>
+          <w:numId w:val="2"/>
+        </w:numPr>
+      </w:pPr>
+      <w:r>
+        <w:rPr>
+          <w:b/>
+          <w:bCs/>
+        </w:rPr>
+        <w:t xml:space="preserve">FinMind 客戶端（finmind_client.py）：</w:t>
+      </w:r>
+      <w:r>
+        <w:t xml:space="preserve">封裝股價/除權息/月營收/財報抓取與限速重試，並自製後復權還原。</w:t>
+      </w:r>
+    </w:p>
+    <w:p>
+      <w:pPr>
+        <w:pStyle w:val="ListParagraph"/>
+        <w:numPr>
+          <w:ilvl w:val="0"/>
+          <w:numId w:val="2"/>
+        </w:numPr>
+      </w:pPr>
+      <w:r>
+        <w:rPr>
+          <w:b/>
+          <w:bCs/>
+        </w:rPr>
+        <w:t xml:space="preserve">抓取與檢查腳本：</w:t>
+      </w:r>
+      <w:r>
+        <w:t xml:space="preserve">fetch_universe / fetch_prices / fetch_fundamentals（續抓、--limit）、inspect_data、diagnose/probe 診斷工具。</w:t>
+      </w:r>
+    </w:p>
+    <w:p>
+      <w:pPr>
+        <w:pStyle w:val="Heading2"/>
+      </w:pPr>
+      <w:r>
+        <w:t xml:space="preserve">刪減功能</w:t>
+      </w:r>
+    </w:p>
+    <w:p>
+      <w:pPr>
+        <w:pStyle w:val="ListParagraph"/>
+        <w:numPr>
+          <w:ilvl w:val="0"/>
+          <w:numId w:val="2"/>
+        </w:numPr>
+      </w:pPr>
+      <w:r>
+        <w:rPr>
+          <w:b/>
+          <w:bCs/>
+        </w:rPr>
+        <w:t xml:space="preserve">移除 TEJ 作為財報主來源</w:t>
+      </w:r>
+      <w:r>
+        <w:t xml:space="preserve">：試用財報 long 格式、無發布日、歷史短、涵蓋不全，改用 FinMind。</w:t>
+      </w:r>
+    </w:p>
+    <w:p>
+      <w:pPr>
+        <w:pStyle w:val="Heading2"/>
+      </w:pPr>
+      <w:r>
+        <w:t xml:space="preserve">Bug 修復</w:t>
+      </w:r>
+    </w:p>
+    <w:p>
+      <w:pPr>
+        <w:pStyle w:val="ListParagraph"/>
+        <w:numPr>
+          <w:ilvl w:val="0"/>
+          <w:numId w:val="2"/>
+        </w:numPr>
+      </w:pPr>
+      <w:r>
+        <w:rPr>
+          <w:b/>
+          <w:bCs/>
+        </w:rPr>
+        <w:t xml:space="preserve">無 token 歷史截斷→補 FINMIND_TOKEN；停牌日 close=0 污染→剔除；後復權係數錯誤→改用 after_price/before_price。</w:t>
+      </w:r>
+      <w:r>
+        <w:t xml:space="preserve"/>
+      </w:r>
+    </w:p>
+    <w:p>
+      <w:pPr>
+        <w:pStyle w:val="Heading2"/>
+      </w:pPr>
+      <w:r>
+        <w:t xml:space="preserve">重構/優化</w:t>
+      </w:r>
+    </w:p>
+    <w:p>
+      <w:pPr>
+        <w:pStyle w:val="ListParagraph"/>
+        <w:numPr>
+          <w:ilvl w:val="0"/>
+          <w:numId w:val="2"/>
+        </w:numPr>
+      </w:pPr>
+      <w:r>
+        <w:rPr>
+          <w:b/>
+          <w:bCs/>
+        </w:rPr>
+        <w:t xml:space="preserve">inspect_data 改摘要統計、抓取腳本加 --limit 取樣。</w:t>
+      </w:r>
+      <w:r>
+        <w:t xml:space="preserve"/>
+      </w:r>
+    </w:p>
+    <w:p>
+      <w:pPr>
+        <w:pageBreakBefore/>
+      </w:pPr>
+      <w:r>
+        <w:t xml:space="preserve"/>
+      </w:r>
+    </w:p>
+    <w:p>
+      <w:pPr>
+        <w:pStyle w:val="Heading1"/>
+      </w:pPr>
+      <w:r>
+        <w:t xml:space="preserve">2026-06-23 版本更新 — 特徵工程、因子海選(DFS/GP)與回測</w:t>
+      </w:r>
+    </w:p>
+    <w:p>
+      <w:r>
+        <w:rPr>
+          <w:b/>
+          <w:bCs/>
+        </w:rPr>
+        <w:t xml:space="preserve">摘要：</w:t>
+      </w:r>
+      <w:r>
+        <w:t xml:space="preserve">完成發布日對齊後建立月頻因子評估骨架；以 DFS 機械式海選找到穩健因子（成功）；嘗試 GP 符號回歸但最終棄用；建立因子正交化與產業內回測。所有海選嚴格切訓練期(2018–2023)/測試期(2024–2026)以防過擬合。</w:t>
+      </w:r>
+    </w:p>
+    <w:p>
+      <w:pPr>
+        <w:pStyle w:val="Heading2"/>
+      </w:pPr>
+      <w:r>
+        <w:t xml:space="preserve">新增功能</w:t>
+      </w:r>
+    </w:p>
+    <w:p>
+      <w:pPr>
+        <w:pStyle w:val="ListParagraph"/>
+        <w:numPr>
+          <w:ilvl w:val="0"/>
+          <w:numId w:val="2"/>
+        </w:numPr>
+      </w:pPr>
+      <w:r>
+        <w:rPr>
+          <w:b/>
+          <w:bCs/>
+        </w:rPr>
+        <w:t xml:space="preserve">發布日對齊 align_data.py（Point-in-Time）：</w:t>
+      </w:r>
+      <w:r>
+        <w:t xml:space="preserve">月營收以次月10日保守 lag、財報以法定申報期限近似公告日，merge_asof(backward) 對齊每日面板，產出 panel.parquet。</w:t>
       </w:r>
     </w:p>
     <w:p>
@@ -161,26 +301,45 @@
         <w:t xml:space="preserve">原因：</w:t>
       </w:r>
       <w:r>
-        <w:t xml:space="preserve">避免金鑰寫死於程式碼，設定集中、便於維護與版控隔離敏感資訊。</w:t>
-      </w:r>
-    </w:p>
-    <w:p>
-      <w:pPr>
-        <w:pStyle w:val="ListParagraph"/>
-        <w:numPr>
-          <w:ilvl w:val="0"/>
-          <w:numId w:val="2"/>
-        </w:numPr>
-      </w:pPr>
-      <w:r>
-        <w:rPr>
-          <w:b/>
-          <w:bCs/>
-        </w:rPr>
-        <w:t xml:space="preserve">FinMind 資料客戶端（finmind_client.py）：</w:t>
-      </w:r>
-      <w:r>
-        <w:t xml:space="preserve">封裝股價、除權息、月營收、綜合損益表抓取，內建限速重試；並實作「未還原價＋除權息」自製後復權還原。</w:t>
+        <w:t xml:space="preserve">確保基本面只在實際可得日後才使用，避免預知未來；已用合成資料驗證。</w:t>
+      </w:r>
+    </w:p>
+    <w:p>
+      <w:pPr>
+        <w:pStyle w:val="ListParagraph"/>
+        <w:numPr>
+          <w:ilvl w:val="0"/>
+          <w:numId w:val="2"/>
+        </w:numPr>
+      </w:pPr>
+      <w:r>
+        <w:rPr>
+          <w:b/>
+          <w:bCs/>
+        </w:rPr>
+        <w:t xml:space="preserve">月頻因子面板 build_factors.py：</w:t>
+      </w:r>
+      <w:r>
+        <w:t xml:space="preserve">月底快照算 13 個經典因子＋未來1月報酬標的，逐月 winsorize 壓制極端值(含減資假跳空)。</w:t>
+      </w:r>
+    </w:p>
+    <w:p>
+      <w:pPr>
+        <w:pStyle w:val="ListParagraph"/>
+        <w:numPr>
+          <w:ilvl w:val="0"/>
+          <w:numId w:val="2"/>
+        </w:numPr>
+      </w:pPr>
+      <w:r>
+        <w:rPr>
+          <w:b/>
+          <w:bCs/>
+        </w:rPr>
+        <w:t xml:space="preserve">因子評估 factor_eval.py：</w:t>
+      </w:r>
+      <w:r>
+        <w:t xml:space="preserve">逐月在同產業內算 rank IC，彙總 IC 平均/ICIR/t值/勝率；加分產業版 monthly_ic_groups。</w:t>
       </w:r>
     </w:p>
     <w:p>
@@ -199,102 +358,64 @@
         <w:t xml:space="preserve">原因：</w:t>
       </w:r>
       <w:r>
-        <w:t xml:space="preserve">FinMind 現成還原股價表為付費會員專屬，免費版需自行回推還原價。</w:t>
-      </w:r>
-    </w:p>
-    <w:p>
-      <w:pPr>
-        <w:pStyle w:val="ListParagraph"/>
-        <w:numPr>
-          <w:ilvl w:val="0"/>
-          <w:numId w:val="2"/>
-        </w:numPr>
-      </w:pPr>
-      <w:r>
-        <w:rPr>
-          <w:b/>
-          <w:bCs/>
-        </w:rPr>
-        <w:t xml:space="preserve">股票池建立（fetch_universe.py）：</w:t>
-      </w:r>
-      <w:r>
-        <w:t xml:space="preserve">自 TaiwanStockInfo 篩出四產業上市櫃普通股，輸出 universe.parquet，共 975 檔。</w:t>
-      </w:r>
-    </w:p>
-    <w:p>
-      <w:pPr>
-        <w:pStyle w:val="ListParagraph"/>
-        <w:numPr>
-          <w:ilvl w:val="0"/>
-          <w:numId w:val="2"/>
-        </w:numPr>
-      </w:pPr>
-      <w:r>
-        <w:rPr>
-          <w:b/>
-          <w:bCs/>
-        </w:rPr>
-        <w:t xml:space="preserve">還原日價抓取（fetch_prices.py）：</w:t>
-      </w:r>
-      <w:r>
-        <w:t xml:space="preserve">逐檔抓取還原日價，支援中斷續抓與 --limit 取樣，合併輸出 prices.parquet。</w:t>
-      </w:r>
-    </w:p>
-    <w:p>
-      <w:pPr>
-        <w:pStyle w:val="ListParagraph"/>
-        <w:numPr>
-          <w:ilvl w:val="0"/>
-          <w:numId w:val="2"/>
-        </w:numPr>
-      </w:pPr>
-      <w:r>
-        <w:rPr>
-          <w:b/>
-          <w:bCs/>
-        </w:rPr>
-        <w:t xml:space="preserve">基本面抓取（fetch_fundamentals.py）：</w:t>
-      </w:r>
-      <w:r>
-        <w:t xml:space="preserve">抓取 FinMind 月營收與綜合損益表，支援逐檔續抓與合併。</w:t>
-      </w:r>
-    </w:p>
-    <w:p>
-      <w:pPr>
-        <w:pStyle w:val="ListParagraph"/>
-        <w:numPr>
-          <w:ilvl w:val="0"/>
-          <w:numId w:val="2"/>
-        </w:numPr>
-      </w:pPr>
-      <w:r>
-        <w:rPr>
-          <w:b/>
-          <w:bCs/>
-        </w:rPr>
-        <w:t xml:space="preserve">資料品質檢查（inspect_data.py）：</w:t>
-      </w:r>
-      <w:r>
-        <w:t xml:space="preserve">檢查缺值、重複主鍵、日期連續性、還原正確性，輸出涵蓋率摘要、對應公司名稱，並匯出 CSV 樣本供人工抽查。</w:t>
-      </w:r>
-    </w:p>
-    <w:p>
-      <w:pPr>
-        <w:pStyle w:val="ListParagraph"/>
-        <w:numPr>
-          <w:ilvl w:val="0"/>
-          <w:numId w:val="2"/>
-        </w:numPr>
-      </w:pPr>
-      <w:r>
-        <w:rPr>
-          <w:b/>
-          <w:bCs/>
-        </w:rPr>
-        <w:t xml:space="preserve">診斷與探測工具（diagnose_finmind.py、probe_tej.py、probe_finmind_fund.py、test_connection.py）：</w:t>
-      </w:r>
-      <w:r>
-        <w:t xml:space="preserve">用於確認 API 權限、資料截斷情形與各來源的覆蓋率。</w:t>
+        <w:t xml:space="preserve">產業內計算消除不同產業基本面水準差異對顯著度的污染。</w:t>
+      </w:r>
+    </w:p>
+    <w:p>
+      <w:pPr>
+        <w:pStyle w:val="ListParagraph"/>
+        <w:numPr>
+          <w:ilvl w:val="0"/>
+          <w:numId w:val="2"/>
+        </w:numPr>
+      </w:pPr>
+      <w:r>
+        <w:rPr>
+          <w:b/>
+          <w:bCs/>
+        </w:rPr>
+        <w:t xml:space="preserve">DFS 機械式因子生成 mine_dfs.py：</w:t>
+      </w:r>
+      <w:r>
+        <w:t xml:space="preserve">系統生成數十候選(獲利率/殖利率/成長率/動能/波動/週轉)，訓練期產業內 ICIR 海選，並報告各產業 ICIR 與 train/test 一致性。</w:t>
+      </w:r>
+    </w:p>
+    <w:p>
+      <w:pPr>
+        <w:pStyle w:val="ListParagraph"/>
+        <w:numPr>
+          <w:ilvl w:val="1"/>
+          <w:numId w:val="2"/>
+        </w:numPr>
+      </w:pPr>
+      <w:r>
+        <w:rPr>
+          <w:b/>
+          <w:bCs/>
+        </w:rPr>
+        <w:t xml:space="preserve">原因：</w:t>
+      </w:r>
+      <w:r>
+        <w:t xml:space="preserve">分產業報告避免只在單一產業有效的因子被跨產業平均稀釋而漏掉。</w:t>
+      </w:r>
+    </w:p>
+    <w:p>
+      <w:pPr>
+        <w:pStyle w:val="ListParagraph"/>
+        <w:numPr>
+          <w:ilvl w:val="0"/>
+          <w:numId w:val="2"/>
+        </w:numPr>
+      </w:pPr>
+      <w:r>
+        <w:rPr>
+          <w:b/>
+          <w:bCs/>
+        </w:rPr>
+        <w:t xml:space="preserve">因子正交化+回測 backtest.py：</w:t>
+      </w:r>
+      <w:r>
+        <w:t xml:space="preserve">產業內中性化→對稱正交化(Löwdin)去重→等權合成→各產業內選前30%做多(產業中性)→扣成本、計多空、含動能加權選項；績效分全期/訓練/測試。</w:t>
       </w:r>
     </w:p>
     <w:p>
@@ -302,83 +423,19 @@
         <w:pStyle w:val="Heading2"/>
       </w:pPr>
       <w:r>
-        <w:t xml:space="preserve">刪減功能</w:t>
-      </w:r>
-    </w:p>
-    <w:p>
-      <w:pPr>
-        <w:pStyle w:val="ListParagraph"/>
-        <w:numPr>
-          <w:ilvl w:val="0"/>
-          <w:numId w:val="2"/>
-        </w:numPr>
-      </w:pPr>
-      <w:r>
-        <w:rPr>
-          <w:b/>
-          <w:bCs/>
-        </w:rPr>
-        <w:t xml:space="preserve">移除 TEJ 作為財報主來源</w:t>
-      </w:r>
-      <w:r>
-        <w:t xml:space="preserve">（原 fetch_fundamentals 的 TRAIL/TAIM1A、TAIM1AQ、TASALE 抓取邏輯）。</w:t>
-      </w:r>
-    </w:p>
-    <w:p>
-      <w:pPr>
-        <w:pStyle w:val="ListParagraph"/>
-        <w:numPr>
-          <w:ilvl w:val="1"/>
-          <w:numId w:val="2"/>
-        </w:numPr>
-      </w:pPr>
-      <w:r>
-        <w:rPr>
-          <w:b/>
-          <w:bCs/>
-        </w:rPr>
-        <w:t xml:space="preserve">原因：</w:t>
-      </w:r>
-      <w:r>
-        <w:t xml:space="preserve">TEJ 試用財報為 long 格式、缺發布日欄位、歷史過短（2330 月營收僅 12 筆），且僅涵蓋部分公司，對不上 975 檔股票池；改用 FinMind（免費、全覆蓋、月營收含揭露時點）。</w:t>
-      </w:r>
-    </w:p>
-    <w:p>
-      <w:pPr>
-        <w:pStyle w:val="ListParagraph"/>
-        <w:numPr>
-          <w:ilvl w:val="0"/>
-          <w:numId w:val="2"/>
-        </w:numPr>
-      </w:pPr>
-      <w:r>
-        <w:rPr>
-          <w:b/>
-          <w:bCs/>
-        </w:rPr>
-        <w:t xml:space="preserve">移除對 FinMind 付費還原表的無條件嘗試</w:t>
-      </w:r>
-      <w:r>
-        <w:t xml:space="preserve">，改由 FINMIND_IS_SPONSOR 開關控制。</w:t>
-      </w:r>
-    </w:p>
-    <w:p>
-      <w:pPr>
-        <w:pStyle w:val="ListParagraph"/>
-        <w:numPr>
-          <w:ilvl w:val="1"/>
-          <w:numId w:val="2"/>
-        </w:numPr>
-      </w:pPr>
-      <w:r>
-        <w:rPr>
-          <w:b/>
-          <w:bCs/>
-        </w:rPr>
-        <w:t xml:space="preserve">原因：</w:t>
-      </w:r>
-      <w:r>
-        <w:t xml:space="preserve">免費會員呼叫付費表必然失敗，會徒耗每小時請求額度。</w:t>
+        <w:t xml:space="preserve">DFS 開發結果（成功）</w:t>
+      </w:r>
+    </w:p>
+    <w:p>
+      <w:pPr>
+        <w:pStyle w:val="ListParagraph"/>
+        <w:numPr>
+          <w:ilvl w:val="0"/>
+          <w:numId w:val="2"/>
+        </w:numPr>
+      </w:pPr>
+      <w:r>
+        <w:t xml:space="preserve">DFS 海選成功且樣本外穩健：價值/獲利最強（gp_to_px 訓練0.53/測試0.84；eps_to_px 0.77/0.61）、成長(g_eps_12 0.56/0.56)、低波動(neg_vol 於生技/電子尤強)、52週高點動能(dist_high) 皆於測試期維持有效。分產業另見金融偏 EPS 成長與短動能、半導體偏價值+營收成長等專屬訊號。</w:t>
       </w:r>
     </w:p>
     <w:p>
@@ -386,6 +443,100 @@
         <w:pStyle w:val="Heading2"/>
       </w:pPr>
       <w:r>
+        <w:t xml:space="preserve">刪減/棄用功能（重點：GP 棄用始末）</w:t>
+      </w:r>
+    </w:p>
+    <w:p>
+      <w:pPr>
+        <w:pStyle w:val="ListParagraph"/>
+        <w:numPr>
+          <w:ilvl w:val="0"/>
+          <w:numId w:val="2"/>
+        </w:numPr>
+      </w:pPr>
+      <w:r>
+        <w:rPr>
+          <w:b/>
+          <w:bCs/>
+        </w:rPr>
+        <w:t xml:space="preserve">GP 符號回歸最終棄用。</w:t>
+      </w:r>
+      <w:r>
+        <w:t xml:space="preserve">開發與棄用歷程：</w:t>
+      </w:r>
+    </w:p>
+    <w:p>
+      <w:pPr>
+        <w:pStyle w:val="ListParagraph"/>
+        <w:numPr>
+          <w:ilvl w:val="0"/>
+          <w:numId w:val="2"/>
+        </w:numPr>
+      </w:pPr>
+      <w:r>
+        <w:t xml:space="preserve">(1) 初版用 gplearn，因其與新版 scikit-learn 不相容（_validate_data 移除）、make_fitness 長度探測與全域對齊長度不符而報錯。</w:t>
+      </w:r>
+    </w:p>
+    <w:p>
+      <w:pPr>
+        <w:pStyle w:val="ListParagraph"/>
+        <w:numPr>
+          <w:ilvl w:val="0"/>
+          <w:numId w:val="2"/>
+        </w:numPr>
+      </w:pPr>
+      <w:r>
+        <w:t xml:space="preserve">(2) 改寫為自製輕量 GP 引擎（運算式樹、交叉/突變/錦標賽/菁英、parsimony 懲罰），適應度＝訓練期產業內 ICIR，多種子穩定性篩選。</w:t>
+      </w:r>
+    </w:p>
+    <w:p>
+      <w:pPr>
+        <w:pStyle w:val="ListParagraph"/>
+        <w:numPr>
+          <w:ilvl w:val="0"/>
+          <w:numId w:val="2"/>
+        </w:numPr>
+      </w:pPr>
+      <w:r>
+        <w:t xml:space="preserve">(3) 首輪 5 種子：跨種子完全不穩定，訓練 ICIR 僅 0.04–0.42、遠低於 DFS 單因子，測試期多翻負——典型過擬合。</w:t>
+      </w:r>
+    </w:p>
+    <w:p>
+      <w:pPr>
+        <w:pStyle w:val="ListParagraph"/>
+        <w:numPr>
+          <w:ilvl w:val="0"/>
+          <w:numId w:val="2"/>
+        </w:numPr>
+      </w:pPr>
+      <w:r>
+        <w:t xml:space="preserve">(4) warm-start 改良（單因子起跑、放寬 parsimony、加長世代）後再試，即便初始族群已含 eps_to_px(測試0.61) 等強因子，5 種子 GP 最佳仍全數輸給單因子基準(GP 0.04–0.19 vs eps_to_px 訓練0.76)。</w:t>
+      </w:r>
+    </w:p>
+    <w:p>
+      <w:pPr>
+        <w:pStyle w:val="ListParagraph"/>
+        <w:numPr>
+          <w:ilvl w:val="0"/>
+          <w:numId w:val="2"/>
+        </w:numPr>
+      </w:pPr>
+      <w:r>
+        <w:rPr>
+          <w:b/>
+          <w:bCs/>
+        </w:rPr>
+        <w:t xml:space="preserve">結論：</w:t>
+      </w:r>
+      <w:r>
+        <w:t xml:space="preserve">此資料有效訊號本質為單調的價值/成長/低波動，GP 非線性組合僅過擬合雜訊、樣本外站不住。為貫徹『驗證不過不採用、避免把不穩定帶入策略』，棄用 GP，改以 DFS 驗證過的因子建構策略。</w:t>
+      </w:r>
+    </w:p>
+    <w:p>
+      <w:pPr>
+        <w:pStyle w:val="Heading2"/>
+      </w:pPr>
+      <w:r>
         <w:t xml:space="preserve">Bug 修復</w:t>
       </w:r>
     </w:p>
@@ -402,105 +553,29 @@
           <w:b/>
           <w:bCs/>
         </w:rPr>
-        <w:t xml:space="preserve">修復歷史資料被截斷（在市股資料停在 2020）：</w:t>
-      </w:r>
-      <w:r>
-        <w:t xml:space="preserve">補上 FinMind token 後，台積電 2330 正常抓到 2026。</w:t>
-      </w:r>
-    </w:p>
-    <w:p>
-      <w:pPr>
-        <w:pStyle w:val="ListParagraph"/>
-        <w:numPr>
-          <w:ilvl w:val="1"/>
-          <w:numId w:val="2"/>
-        </w:numPr>
-      </w:pPr>
-      <w:r>
-        <w:rPr>
-          <w:b/>
-          <w:bCs/>
-        </w:rPr>
-        <w:t xml:space="preserve">原因：</w:t>
-      </w:r>
-      <w:r>
-        <w:t xml:space="preserve">根本原因為未設定 FINMIND_TOKEN，匿名呼叫被 FinMind 限縮資料範圍。</w:t>
-      </w:r>
-    </w:p>
-    <w:p>
-      <w:pPr>
-        <w:pStyle w:val="ListParagraph"/>
-        <w:numPr>
-          <w:ilvl w:val="0"/>
-          <w:numId w:val="2"/>
-        </w:numPr>
-      </w:pPr>
-      <w:r>
-        <w:rPr>
-          <w:b/>
-          <w:bCs/>
-        </w:rPr>
-        <w:t xml:space="preserve">修復停牌日（close=0）污染報酬率，產生 -1／inf 假極端值：</w:t>
-      </w:r>
-      <w:r>
-        <w:t xml:space="preserve">於來源端 get_price_raw 剔除 close&lt;=0 的列。</w:t>
-      </w:r>
-    </w:p>
-    <w:p>
-      <w:pPr>
-        <w:pStyle w:val="ListParagraph"/>
-        <w:numPr>
-          <w:ilvl w:val="1"/>
-          <w:numId w:val="2"/>
-        </w:numPr>
-      </w:pPr>
-      <w:r>
-        <w:rPr>
-          <w:b/>
-          <w:bCs/>
-        </w:rPr>
-        <w:t xml:space="preserve">原因：</w:t>
-      </w:r>
-      <w:r>
-        <w:t xml:space="preserve">FinMind 原始資料含無交易日的 0 值，未過濾會在報酬率計算造成假極端值。</w:t>
-      </w:r>
-    </w:p>
-    <w:p>
-      <w:pPr>
-        <w:pStyle w:val="ListParagraph"/>
-        <w:numPr>
-          <w:ilvl w:val="0"/>
-          <w:numId w:val="2"/>
-        </w:numPr>
-      </w:pPr>
-      <w:r>
-        <w:rPr>
-          <w:b/>
-          <w:bCs/>
-        </w:rPr>
-        <w:t xml:space="preserve">修復後復權還原係數公式錯誤：</w:t>
-      </w:r>
-      <w:r>
-        <w:t xml:space="preserve">改用標準的「除權息後收盤價／除權息前收盤價」（after_price / before_price）。</w:t>
-      </w:r>
-    </w:p>
-    <w:p>
-      <w:pPr>
-        <w:pStyle w:val="ListParagraph"/>
-        <w:numPr>
-          <w:ilvl w:val="1"/>
-          <w:numId w:val="2"/>
-        </w:numPr>
-      </w:pPr>
-      <w:r>
-        <w:rPr>
-          <w:b/>
-          <w:bCs/>
-        </w:rPr>
-        <w:t xml:space="preserve">原因：</w:t>
-      </w:r>
-      <w:r>
-        <w:t xml:space="preserve">原本誤用「參考價／前一日收盤」且可能誤選到股利金額欄位；已用合成資料驗證除權息當日的假跳空被正確消除、真實漲跌幅保留。</w:t>
+        <w:t xml:space="preserve">基本面全量抓取不完整</w:t>
+      </w:r>
+      <w:r>
+        <w:t xml:space="preserve">：漏抓約 34 檔(含 2330)，續抓補齊後重對齊。</w:t>
+      </w:r>
+    </w:p>
+    <w:p>
+      <w:pPr>
+        <w:pStyle w:val="ListParagraph"/>
+        <w:numPr>
+          <w:ilvl w:val="0"/>
+          <w:numId w:val="2"/>
+        </w:numPr>
+      </w:pPr>
+      <w:r>
+        <w:rPr>
+          <w:b/>
+          <w:bCs/>
+        </w:rPr>
+        <w:t xml:space="preserve">pct_change FutureWarning→fill_method=None；IC 零變異組 divide warning→計算前跳過；GP fitness 加長度/有效樣本防護。</w:t>
+      </w:r>
+      <w:r>
+        <w:t xml:space="preserve"/>
       </w:r>
     </w:p>
     <w:p>
@@ -524,29 +599,10 @@
           <w:b/>
           <w:bCs/>
         </w:rPr>
-        <w:t xml:space="preserve">inspect_data 涵蓋率檢查</w:t>
-      </w:r>
-      <w:r>
-        <w:t xml:space="preserve">改以「全市場最後交易日」為基準，並改為摘要統計（在市 vs 提前結束的檔數與比例），避免 975 檔列印成超長表格。</w:t>
-      </w:r>
-    </w:p>
-    <w:p>
-      <w:pPr>
-        <w:pStyle w:val="ListParagraph"/>
-        <w:numPr>
-          <w:ilvl w:val="0"/>
-          <w:numId w:val="2"/>
-        </w:numPr>
-      </w:pPr>
-      <w:r>
-        <w:rPr>
-          <w:b/>
-          <w:bCs/>
-        </w:rPr>
-        <w:t xml:space="preserve">抓取腳本加入 --limit 取樣參數，</w:t>
-      </w:r>
-      <w:r>
-        <w:t xml:space="preserve">先小量驗證資料正確性，再進行全量下載。</w:t>
+        <w:t xml:space="preserve">mine_dfs 與 factor_eval 增加分產業 ICIR 報告；回測採對稱正交化去除重複曝險。</w:t>
+      </w:r>
+      <w:r>
+        <w:t xml:space="preserve"/>
       </w:r>
     </w:p>
     <w:p>
@@ -566,19 +622,19 @@
         </w:numPr>
       </w:pPr>
       <w:r>
-        <w:t xml:space="preserve">全量下載股價與基本面後，撰寫「發布日對齊」：月營收加保守 lag、財報以法定申報期限近似發布日，產出 data/processed 的每日合併面板。</w:t>
-      </w:r>
-    </w:p>
-    <w:p>
-      <w:pPr>
-        <w:pStyle w:val="ListParagraph"/>
-        <w:numPr>
-          <w:ilvl w:val="0"/>
-          <w:numId w:val="2"/>
-        </w:numPr>
-      </w:pPr>
-      <w:r>
-        <w:t xml:space="preserve">接續特徵工程（DFS／GP）、ICIR 篩選、因子正交化、產業內 walk-forward 回測與過擬合檢定。</w:t>
+        <w:t xml:space="preserve">執行 backtest.py 檢視樣本外績效；嘗試動能加權、調整 TOP_Q 與因子組合。</w:t>
+      </w:r>
+    </w:p>
+    <w:p>
+      <w:pPr>
+        <w:pStyle w:val="ListParagraph"/>
+        <w:numPr>
+          <w:ilvl w:val="0"/>
+          <w:numId w:val="2"/>
+        </w:numPr>
+      </w:pPr>
+      <w:r>
+        <w:t xml:space="preserve">進階：減資還原、walk-forward 滾動回測、交易成本敏感度、風險加權。</w:t>
       </w:r>
     </w:p>
     <w:sectPr>

--- a/開發紀錄.docx
+++ b/開發紀錄.docx
@@ -105,48 +105,10 @@
           <w:b/>
           <w:bCs/>
         </w:rPr>
-        <w:t xml:space="preserve">專案骨架與設定（config/.env/.gitignore/requirements）：</w:t>
-      </w:r>
-      <w:r>
-        <w:t xml:space="preserve">集中管理金鑰、四產業關鍵字、日期範圍、贊助會員開關。</w:t>
-      </w:r>
-    </w:p>
-    <w:p>
-      <w:pPr>
-        <w:pStyle w:val="ListParagraph"/>
-        <w:numPr>
-          <w:ilvl w:val="0"/>
-          <w:numId w:val="2"/>
-        </w:numPr>
-      </w:pPr>
-      <w:r>
-        <w:rPr>
-          <w:b/>
-          <w:bCs/>
-        </w:rPr>
-        <w:t xml:space="preserve">FinMind 客戶端（finmind_client.py）：</w:t>
-      </w:r>
-      <w:r>
-        <w:t xml:space="preserve">封裝股價/除權息/月營收/財報抓取與限速重試，並自製後復權還原。</w:t>
-      </w:r>
-    </w:p>
-    <w:p>
-      <w:pPr>
-        <w:pStyle w:val="ListParagraph"/>
-        <w:numPr>
-          <w:ilvl w:val="0"/>
-          <w:numId w:val="2"/>
-        </w:numPr>
-      </w:pPr>
-      <w:r>
-        <w:rPr>
-          <w:b/>
-          <w:bCs/>
-        </w:rPr>
-        <w:t xml:space="preserve">抓取與檢查腳本：</w:t>
-      </w:r>
-      <w:r>
-        <w:t xml:space="preserve">fetch_universe / fetch_prices / fetch_fundamentals（續抓、--limit）、inspect_data、diagnose/probe 診斷工具。</w:t>
+        <w:t xml:space="preserve">專案骨架與設定、FinMind 客戶端（含自製還原）、抓取與檢查腳本：</w:t>
+      </w:r>
+      <w:r>
+        <w:t xml:space="preserve">config/.env/.gitignore、finmind_client、fetch_universe/prices/fundamentals、inspect_data、診斷工具。</w:t>
       </w:r>
     </w:p>
     <w:p>
@@ -197,7 +159,7 @@
           <w:b/>
           <w:bCs/>
         </w:rPr>
-        <w:t xml:space="preserve">無 token 歷史截斷→補 FINMIND_TOKEN；停牌日 close=0 污染→剔除；後復權係數錯誤→改用 after_price/before_price。</w:t>
+        <w:t xml:space="preserve">無 token 截斷→補 FINMIND_TOKEN；停牌日 close=0 污染→剔除；後復權係數錯誤→改用 after_price/before_price。</w:t>
       </w:r>
       <w:r>
         <w:t xml:space="preserve"/>
@@ -205,26 +167,73 @@
     </w:p>
     <w:p>
       <w:pPr>
+        <w:pageBreakBefore/>
+      </w:pPr>
+      <w:r>
+        <w:t xml:space="preserve"/>
+      </w:r>
+    </w:p>
+    <w:p>
+      <w:pPr>
+        <w:pStyle w:val="Heading1"/>
+      </w:pPr>
+      <w:r>
+        <w:t xml:space="preserve">2026-06-23 版本更新 — 特徵工程、因子海選(DFS/GP)與回測建置</w:t>
+      </w:r>
+    </w:p>
+    <w:p>
+      <w:r>
+        <w:rPr>
+          <w:b/>
+          <w:bCs/>
+        </w:rPr>
+        <w:t xml:space="preserve">摘要：</w:t>
+      </w:r>
+      <w:r>
+        <w:t xml:space="preserve">建立發布日對齊與月頻因子評估骨架；DFS 機械式海選找到穩健因子（成功）；GP 符號回歸嘗試後棄用；建立因子正交化與產業內回測。海選嚴格切訓練(2018–2023)/測試(2024–2026)防過擬合。</w:t>
+      </w:r>
+    </w:p>
+    <w:p>
+      <w:pPr>
         <w:pStyle w:val="Heading2"/>
       </w:pPr>
       <w:r>
-        <w:t xml:space="preserve">重構/優化</w:t>
-      </w:r>
-    </w:p>
-    <w:p>
-      <w:pPr>
-        <w:pStyle w:val="ListParagraph"/>
-        <w:numPr>
-          <w:ilvl w:val="0"/>
-          <w:numId w:val="2"/>
-        </w:numPr>
-      </w:pPr>
-      <w:r>
-        <w:rPr>
-          <w:b/>
-          <w:bCs/>
-        </w:rPr>
-        <w:t xml:space="preserve">inspect_data 改摘要統計、抓取腳本加 --limit 取樣。</w:t>
+        <w:t xml:space="preserve">新增功能</w:t>
+      </w:r>
+    </w:p>
+    <w:p>
+      <w:pPr>
+        <w:pStyle w:val="ListParagraph"/>
+        <w:numPr>
+          <w:ilvl w:val="0"/>
+          <w:numId w:val="2"/>
+        </w:numPr>
+      </w:pPr>
+      <w:r>
+        <w:rPr>
+          <w:b/>
+          <w:bCs/>
+        </w:rPr>
+        <w:t xml:space="preserve">發布日對齊 align_data.py：</w:t>
+      </w:r>
+      <w:r>
+        <w:t xml:space="preserve">月營收次月10日 lag、財報法定期限近似，merge_asof 對齊每日面板(panel.parquet)，已驗證 PIT。</w:t>
+      </w:r>
+    </w:p>
+    <w:p>
+      <w:pPr>
+        <w:pStyle w:val="ListParagraph"/>
+        <w:numPr>
+          <w:ilvl w:val="0"/>
+          <w:numId w:val="2"/>
+        </w:numPr>
+      </w:pPr>
+      <w:r>
+        <w:rPr>
+          <w:b/>
+          <w:bCs/>
+        </w:rPr>
+        <w:t xml:space="preserve">月頻因子面板 build_factors.py、產業內 IC/ICIR 評估 factor_eval.py（含分產業版）。</w:t>
       </w:r>
       <w:r>
         <w:t xml:space="preserve"/>
@@ -232,6 +241,185 @@
     </w:p>
     <w:p>
       <w:pPr>
+        <w:pStyle w:val="ListParagraph"/>
+        <w:numPr>
+          <w:ilvl w:val="0"/>
+          <w:numId w:val="2"/>
+        </w:numPr>
+      </w:pPr>
+      <w:r>
+        <w:rPr>
+          <w:b/>
+          <w:bCs/>
+        </w:rPr>
+        <w:t xml:space="preserve">DFS 機械式因子生成 mine_dfs.py：</w:t>
+      </w:r>
+      <w:r>
+        <w:t xml:space="preserve">數十候選、訓練期產業內 ICIR 海選、報告各產業 ICIR 與 train/test 一致性。</w:t>
+      </w:r>
+    </w:p>
+    <w:p>
+      <w:pPr>
+        <w:pStyle w:val="ListParagraph"/>
+        <w:numPr>
+          <w:ilvl w:val="0"/>
+          <w:numId w:val="2"/>
+        </w:numPr>
+      </w:pPr>
+      <w:r>
+        <w:rPr>
+          <w:b/>
+          <w:bCs/>
+        </w:rPr>
+        <w:t xml:space="preserve">因子正交化+回測 backtest.py：</w:t>
+      </w:r>
+      <w:r>
+        <w:t xml:space="preserve">產業內中性化→對稱正交化去重→合成→產業內選股→成本/多空/動能加權選項。</w:t>
+      </w:r>
+    </w:p>
+    <w:p>
+      <w:pPr>
+        <w:pStyle w:val="Heading2"/>
+      </w:pPr>
+      <w:r>
+        <w:t xml:space="preserve">DFS 開發結果（成功）</w:t>
+      </w:r>
+    </w:p>
+    <w:p>
+      <w:pPr>
+        <w:pStyle w:val="ListParagraph"/>
+        <w:numPr>
+          <w:ilvl w:val="0"/>
+          <w:numId w:val="2"/>
+        </w:numPr>
+      </w:pPr>
+      <w:r>
+        <w:t xml:space="preserve">價值/獲利最強（gp_to_px 訓練0.53/測試0.84、eps_to_px 0.77/0.61）、成長(g_eps_12 0.56/0.56)、低波動、52週高點動能皆樣本外有效；並見產業專屬訊號。</w:t>
+      </w:r>
+    </w:p>
+    <w:p>
+      <w:pPr>
+        <w:pStyle w:val="Heading2"/>
+      </w:pPr>
+      <w:r>
+        <w:t xml:space="preserve">刪減/棄用功能（GP 棄用始末）</w:t>
+      </w:r>
+    </w:p>
+    <w:p>
+      <w:pPr>
+        <w:pStyle w:val="ListParagraph"/>
+        <w:numPr>
+          <w:ilvl w:val="0"/>
+          <w:numId w:val="2"/>
+        </w:numPr>
+      </w:pPr>
+      <w:r>
+        <w:rPr>
+          <w:b/>
+          <w:bCs/>
+        </w:rPr>
+        <w:t xml:space="preserve">GP 符號回歸最終棄用。</w:t>
+      </w:r>
+      <w:r>
+        <w:t xml:space="preserve"/>
+      </w:r>
+    </w:p>
+    <w:p>
+      <w:pPr>
+        <w:pStyle w:val="ListParagraph"/>
+        <w:numPr>
+          <w:ilvl w:val="0"/>
+          <w:numId w:val="2"/>
+        </w:numPr>
+      </w:pPr>
+      <w:r>
+        <w:t xml:space="preserve">(1) gplearn 與新版 scikit-learn 不相容、make_fitness 長度探測報錯。</w:t>
+      </w:r>
+    </w:p>
+    <w:p>
+      <w:pPr>
+        <w:pStyle w:val="ListParagraph"/>
+        <w:numPr>
+          <w:ilvl w:val="0"/>
+          <w:numId w:val="2"/>
+        </w:numPr>
+      </w:pPr>
+      <w:r>
+        <w:t xml:space="preserve">(2) 改寫自製輕量 GP 引擎(運算式樹/交叉/突變/錦標賽/菁英/parsimony)，適應度=產業內 ICIR，多種子篩選。</w:t>
+      </w:r>
+    </w:p>
+    <w:p>
+      <w:pPr>
+        <w:pStyle w:val="ListParagraph"/>
+        <w:numPr>
+          <w:ilvl w:val="0"/>
+          <w:numId w:val="2"/>
+        </w:numPr>
+      </w:pPr>
+      <w:r>
+        <w:t xml:space="preserve">(3) 首輪5種子跨種子不穩定、ICIR 遠低於 DFS、測試多翻負——過擬合。</w:t>
+      </w:r>
+    </w:p>
+    <w:p>
+      <w:pPr>
+        <w:pStyle w:val="ListParagraph"/>
+        <w:numPr>
+          <w:ilvl w:val="0"/>
+          <w:numId w:val="2"/>
+        </w:numPr>
+      </w:pPr>
+      <w:r>
+        <w:t xml:space="preserve">(4) warm-start 改良後仍全數輸給單因子基準(GP 0.04–0.19 vs eps_to_px 0.76)。</w:t>
+      </w:r>
+    </w:p>
+    <w:p>
+      <w:pPr>
+        <w:pStyle w:val="ListParagraph"/>
+        <w:numPr>
+          <w:ilvl w:val="0"/>
+          <w:numId w:val="2"/>
+        </w:numPr>
+      </w:pPr>
+      <w:r>
+        <w:rPr>
+          <w:b/>
+          <w:bCs/>
+        </w:rPr>
+        <w:t xml:space="preserve">結論：</w:t>
+      </w:r>
+      <w:r>
+        <w:t xml:space="preserve">訊號本質為單調的價值/成長/低波動，GP 非線性組合僅過擬合、外推失敗；棄用 GP，改採 DFS 因子。</w:t>
+      </w:r>
+    </w:p>
+    <w:p>
+      <w:pPr>
+        <w:pStyle w:val="Heading2"/>
+      </w:pPr>
+      <w:r>
+        <w:t xml:space="preserve">Bug 修復/重構</w:t>
+      </w:r>
+    </w:p>
+    <w:p>
+      <w:pPr>
+        <w:pStyle w:val="ListParagraph"/>
+        <w:numPr>
+          <w:ilvl w:val="0"/>
+          <w:numId w:val="2"/>
+        </w:numPr>
+      </w:pPr>
+      <w:r>
+        <w:rPr>
+          <w:b/>
+          <w:bCs/>
+        </w:rPr>
+        <w:t xml:space="preserve">基本面漏抓補齊；pct_change fill_method=None；IC 零變異跳過；分產業 ICIR 報告；對稱正交化去重。</w:t>
+      </w:r>
+      <w:r>
+        <w:t xml:space="preserve"/>
+      </w:r>
+    </w:p>
+    <w:p>
+      <w:pPr>
         <w:pageBreakBefore/>
       </w:pPr>
       <w:r>
@@ -243,7 +431,7 @@
         <w:pStyle w:val="Heading1"/>
       </w:pPr>
       <w:r>
-        <w:t xml:space="preserve">2026-06-23 版本更新 — 特徵工程、因子海選(DFS/GP)與回測</w:t>
+        <w:t xml:space="preserve">2026-06-23 版本更新 — 最終策略定案與回測績效</w:t>
       </w:r>
     </w:p>
     <w:p>
@@ -255,7 +443,7 @@
         <w:t xml:space="preserve">摘要：</w:t>
       </w:r>
       <w:r>
-        <w:t xml:space="preserve">完成發布日對齊後建立月頻因子評估骨架；以 DFS 機械式海選找到穩健因子（成功）；嘗試 GP 符號回歸但最終棄用；建立因子正交化與產業內回測。所有海選嚴格切訓練期(2018–2023)/測試期(2024–2026)以防過擬合。</w:t>
+        <w:t xml:space="preserve">以集中度掃描與動能加權的『雙期一致性檢驗』定案最終策略：產業內選前 10% + 動能加權。樣本外 CAGR 31.1%、Sharpe 2.21、MaxDD −6.6%，明顯優於等權基準。</w:t>
       </w:r>
     </w:p>
     <w:p>
@@ -263,159 +451,64 @@
         <w:pStyle w:val="Heading2"/>
       </w:pPr>
       <w:r>
-        <w:t xml:space="preserve">新增功能</w:t>
-      </w:r>
-    </w:p>
-    <w:p>
-      <w:pPr>
-        <w:pStyle w:val="ListParagraph"/>
-        <w:numPr>
-          <w:ilvl w:val="0"/>
-          <w:numId w:val="2"/>
-        </w:numPr>
-      </w:pPr>
-      <w:r>
-        <w:rPr>
-          <w:b/>
-          <w:bCs/>
-        </w:rPr>
-        <w:t xml:space="preserve">發布日對齊 align_data.py（Point-in-Time）：</w:t>
-      </w:r>
-      <w:r>
-        <w:t xml:space="preserve">月營收以次月10日保守 lag、財報以法定申報期限近似公告日，merge_asof(backward) 對齊每日面板，產出 panel.parquet。</w:t>
-      </w:r>
-    </w:p>
-    <w:p>
-      <w:pPr>
-        <w:pStyle w:val="ListParagraph"/>
-        <w:numPr>
-          <w:ilvl w:val="1"/>
-          <w:numId w:val="2"/>
-        </w:numPr>
-      </w:pPr>
-      <w:r>
-        <w:rPr>
-          <w:b/>
-          <w:bCs/>
-        </w:rPr>
-        <w:t xml:space="preserve">原因：</w:t>
-      </w:r>
-      <w:r>
-        <w:t xml:space="preserve">確保基本面只在實際可得日後才使用，避免預知未來；已用合成資料驗證。</w:t>
-      </w:r>
-    </w:p>
-    <w:p>
-      <w:pPr>
-        <w:pStyle w:val="ListParagraph"/>
-        <w:numPr>
-          <w:ilvl w:val="0"/>
-          <w:numId w:val="2"/>
-        </w:numPr>
-      </w:pPr>
-      <w:r>
-        <w:rPr>
-          <w:b/>
-          <w:bCs/>
-        </w:rPr>
-        <w:t xml:space="preserve">月頻因子面板 build_factors.py：</w:t>
-      </w:r>
-      <w:r>
-        <w:t xml:space="preserve">月底快照算 13 個經典因子＋未來1月報酬標的，逐月 winsorize 壓制極端值(含減資假跳空)。</w:t>
-      </w:r>
-    </w:p>
-    <w:p>
-      <w:pPr>
-        <w:pStyle w:val="ListParagraph"/>
-        <w:numPr>
-          <w:ilvl w:val="0"/>
-          <w:numId w:val="2"/>
-        </w:numPr>
-      </w:pPr>
-      <w:r>
-        <w:rPr>
-          <w:b/>
-          <w:bCs/>
-        </w:rPr>
-        <w:t xml:space="preserve">因子評估 factor_eval.py：</w:t>
-      </w:r>
-      <w:r>
-        <w:t xml:space="preserve">逐月在同產業內算 rank IC，彙總 IC 平均/ICIR/t值/勝率；加分產業版 monthly_ic_groups。</w:t>
-      </w:r>
-    </w:p>
-    <w:p>
-      <w:pPr>
-        <w:pStyle w:val="ListParagraph"/>
-        <w:numPr>
-          <w:ilvl w:val="1"/>
-          <w:numId w:val="2"/>
-        </w:numPr>
-      </w:pPr>
-      <w:r>
-        <w:rPr>
-          <w:b/>
-          <w:bCs/>
-        </w:rPr>
-        <w:t xml:space="preserve">原因：</w:t>
-      </w:r>
-      <w:r>
-        <w:t xml:space="preserve">產業內計算消除不同產業基本面水準差異對顯著度的污染。</w:t>
-      </w:r>
-    </w:p>
-    <w:p>
-      <w:pPr>
-        <w:pStyle w:val="ListParagraph"/>
-        <w:numPr>
-          <w:ilvl w:val="0"/>
-          <w:numId w:val="2"/>
-        </w:numPr>
-      </w:pPr>
-      <w:r>
-        <w:rPr>
-          <w:b/>
-          <w:bCs/>
-        </w:rPr>
-        <w:t xml:space="preserve">DFS 機械式因子生成 mine_dfs.py：</w:t>
-      </w:r>
-      <w:r>
-        <w:t xml:space="preserve">系統生成數十候選(獲利率/殖利率/成長率/動能/波動/週轉)，訓練期產業內 ICIR 海選，並報告各產業 ICIR 與 train/test 一致性。</w:t>
-      </w:r>
-    </w:p>
-    <w:p>
-      <w:pPr>
-        <w:pStyle w:val="ListParagraph"/>
-        <w:numPr>
-          <w:ilvl w:val="1"/>
-          <w:numId w:val="2"/>
-        </w:numPr>
-      </w:pPr>
-      <w:r>
-        <w:rPr>
-          <w:b/>
-          <w:bCs/>
-        </w:rPr>
-        <w:t xml:space="preserve">原因：</w:t>
-      </w:r>
-      <w:r>
-        <w:t xml:space="preserve">分產業報告避免只在單一產業有效的因子被跨產業平均稀釋而漏掉。</w:t>
-      </w:r>
-    </w:p>
-    <w:p>
-      <w:pPr>
-        <w:pStyle w:val="ListParagraph"/>
-        <w:numPr>
-          <w:ilvl w:val="0"/>
-          <w:numId w:val="2"/>
-        </w:numPr>
-      </w:pPr>
-      <w:r>
-        <w:rPr>
-          <w:b/>
-          <w:bCs/>
-        </w:rPr>
-        <w:t xml:space="preserve">因子正交化+回測 backtest.py：</w:t>
-      </w:r>
-      <w:r>
-        <w:t xml:space="preserve">產業內中性化→對稱正交化(Löwdin)去重→等權合成→各產業內選前30%做多(產業中性)→扣成本、計多空、含動能加權選項；績效分全期/訓練/測試。</w:t>
+        <w:t xml:space="preserve">最終策略規格</w:t>
+      </w:r>
+    </w:p>
+    <w:p>
+      <w:pPr>
+        <w:pStyle w:val="ListParagraph"/>
+        <w:numPr>
+          <w:ilvl w:val="0"/>
+          <w:numId w:val="2"/>
+        </w:numPr>
+      </w:pPr>
+      <w:r>
+        <w:rPr>
+          <w:b/>
+          <w:bCs/>
+        </w:rPr>
+        <w:t xml:space="preserve">標的：</w:t>
+      </w:r>
+      <w:r>
+        <w:t xml:space="preserve">半導體/電子/生技/金融 四產業，約 894 檔，月頻換倉。</w:t>
+      </w:r>
+    </w:p>
+    <w:p>
+      <w:pPr>
+        <w:pStyle w:val="ListParagraph"/>
+        <w:numPr>
+          <w:ilvl w:val="0"/>
+          <w:numId w:val="2"/>
+        </w:numPr>
+      </w:pPr>
+      <w:r>
+        <w:rPr>
+          <w:b/>
+          <w:bCs/>
+        </w:rPr>
+        <w:t xml:space="preserve">因子(6，PIT、DFS 驗證)：</w:t>
+      </w:r>
+      <w:r>
+        <w:t xml:space="preserve">gp_to_px、eps_to_px、op_to_rev、g_eps_12、neg_vol_63、dist_high。</w:t>
+      </w:r>
+    </w:p>
+    <w:p>
+      <w:pPr>
+        <w:pStyle w:val="ListParagraph"/>
+        <w:numPr>
+          <w:ilvl w:val="0"/>
+          <w:numId w:val="2"/>
+        </w:numPr>
+      </w:pPr>
+      <w:r>
+        <w:rPr>
+          <w:b/>
+          <w:bCs/>
+        </w:rPr>
+        <w:t xml:space="preserve">流程：</w:t>
+      </w:r>
+      <w:r>
+        <w:t xml:space="preserve">產業內 z-score 中性化 → 對稱正交化去重 → 等權合成分數 → 各產業內選前 10% 做多 → 以 dist_high 排名動能加權 → 月換倉、扣交易成本（換手約 35%）。</w:t>
       </w:r>
     </w:p>
     <w:p>
@@ -423,19 +516,64 @@
         <w:pStyle w:val="Heading2"/>
       </w:pPr>
       <w:r>
-        <w:t xml:space="preserve">DFS 開發結果（成功）</w:t>
-      </w:r>
-    </w:p>
-    <w:p>
-      <w:pPr>
-        <w:pStyle w:val="ListParagraph"/>
-        <w:numPr>
-          <w:ilvl w:val="0"/>
-          <w:numId w:val="2"/>
-        </w:numPr>
-      </w:pPr>
-      <w:r>
-        <w:t xml:space="preserve">DFS 海選成功且樣本外穩健：價值/獲利最強（gp_to_px 訓練0.53/測試0.84；eps_to_px 0.77/0.61）、成長(g_eps_12 0.56/0.56)、低波動(neg_vol 於生技/電子尤強)、52週高點動能(dist_high) 皆於測試期維持有效。分產業另見金融偏 EPS 成長與短動能、半導體偏價值+營收成長等專屬訊號。</w:t>
+        <w:t xml:space="preserve">回測績效（扣成本，對照全池等權基準）</w:t>
+      </w:r>
+    </w:p>
+    <w:p>
+      <w:pPr>
+        <w:pStyle w:val="ListParagraph"/>
+        <w:numPr>
+          <w:ilvl w:val="0"/>
+          <w:numId w:val="2"/>
+        </w:numPr>
+      </w:pPr>
+      <w:r>
+        <w:rPr>
+          <w:b/>
+          <w:bCs/>
+        </w:rPr>
+        <w:t xml:space="preserve">全期(101月)：</w:t>
+      </w:r>
+      <w:r>
+        <w:t xml:space="preserve">long CAGR 25.22%、Sharpe 1.71、MaxDD −14.7%、勝率 70.3%；基準 19.04%/1.01/−22.7%。年化超額 +4.26%、t=1.43。</w:t>
+      </w:r>
+    </w:p>
+    <w:p>
+      <w:pPr>
+        <w:pStyle w:val="ListParagraph"/>
+        <w:numPr>
+          <w:ilvl w:val="0"/>
+          <w:numId w:val="2"/>
+        </w:numPr>
+      </w:pPr>
+      <w:r>
+        <w:rPr>
+          <w:b/>
+          <w:bCs/>
+        </w:rPr>
+        <w:t xml:space="preserve">訓練期(&lt;=2023)：</w:t>
+      </w:r>
+      <w:r>
+        <w:t xml:space="preserve">long CAGR 22.93%、Sharpe 1.53；基準 17.19%/0.90。超額 +3.86%、t=1.09。</w:t>
+      </w:r>
+    </w:p>
+    <w:p>
+      <w:pPr>
+        <w:pStyle w:val="ListParagraph"/>
+        <w:numPr>
+          <w:ilvl w:val="0"/>
+          <w:numId w:val="2"/>
+        </w:numPr>
+      </w:pPr>
+      <w:r>
+        <w:rPr>
+          <w:b/>
+          <w:bCs/>
+        </w:rPr>
+        <w:t xml:space="preserve">測試期(2024+,樣本外)：</w:t>
+      </w:r>
+      <w:r>
+        <w:t xml:space="preserve">long CAGR 31.10%、Sharpe 2.21、MaxDD −6.61%、勝率 72.4%；基準 23.75%/1.33/−14.55%。超額 +5.25%、t=0.93。</w:t>
       </w:r>
     </w:p>
     <w:p>
@@ -443,93 +581,45 @@
         <w:pStyle w:val="Heading2"/>
       </w:pPr>
       <w:r>
-        <w:t xml:space="preserve">刪減/棄用功能（重點：GP 棄用始末）</w:t>
-      </w:r>
-    </w:p>
-    <w:p>
-      <w:pPr>
-        <w:pStyle w:val="ListParagraph"/>
-        <w:numPr>
-          <w:ilvl w:val="0"/>
-          <w:numId w:val="2"/>
-        </w:numPr>
-      </w:pPr>
-      <w:r>
-        <w:rPr>
-          <w:b/>
-          <w:bCs/>
-        </w:rPr>
-        <w:t xml:space="preserve">GP 符號回歸最終棄用。</w:t>
-      </w:r>
-      <w:r>
-        <w:t xml:space="preserve">開發與棄用歷程：</w:t>
-      </w:r>
-    </w:p>
-    <w:p>
-      <w:pPr>
-        <w:pStyle w:val="ListParagraph"/>
-        <w:numPr>
-          <w:ilvl w:val="0"/>
-          <w:numId w:val="2"/>
-        </w:numPr>
-      </w:pPr>
-      <w:r>
-        <w:t xml:space="preserve">(1) 初版用 gplearn，因其與新版 scikit-learn 不相容（_validate_data 移除）、make_fitness 長度探測與全域對齊長度不符而報錯。</w:t>
-      </w:r>
-    </w:p>
-    <w:p>
-      <w:pPr>
-        <w:pStyle w:val="ListParagraph"/>
-        <w:numPr>
-          <w:ilvl w:val="0"/>
-          <w:numId w:val="2"/>
-        </w:numPr>
-      </w:pPr>
-      <w:r>
-        <w:t xml:space="preserve">(2) 改寫為自製輕量 GP 引擎（運算式樹、交叉/突變/錦標賽/菁英、parsimony 懲罰），適應度＝訓練期產業內 ICIR，多種子穩定性篩選。</w:t>
-      </w:r>
-    </w:p>
-    <w:p>
-      <w:pPr>
-        <w:pStyle w:val="ListParagraph"/>
-        <w:numPr>
-          <w:ilvl w:val="0"/>
-          <w:numId w:val="2"/>
-        </w:numPr>
-      </w:pPr>
-      <w:r>
-        <w:t xml:space="preserve">(3) 首輪 5 種子：跨種子完全不穩定，訓練 ICIR 僅 0.04–0.42、遠低於 DFS 單因子，測試期多翻負——典型過擬合。</w:t>
-      </w:r>
-    </w:p>
-    <w:p>
-      <w:pPr>
-        <w:pStyle w:val="ListParagraph"/>
-        <w:numPr>
-          <w:ilvl w:val="0"/>
-          <w:numId w:val="2"/>
-        </w:numPr>
-      </w:pPr>
-      <w:r>
-        <w:t xml:space="preserve">(4) warm-start 改良（單因子起跑、放寬 parsimony、加長世代）後再試，即便初始族群已含 eps_to_px(測試0.61) 等強因子，5 種子 GP 最佳仍全數輸給單因子基準(GP 0.04–0.19 vs eps_to_px 訓練0.76)。</w:t>
-      </w:r>
-    </w:p>
-    <w:p>
-      <w:pPr>
-        <w:pStyle w:val="ListParagraph"/>
-        <w:numPr>
-          <w:ilvl w:val="0"/>
-          <w:numId w:val="2"/>
-        </w:numPr>
-      </w:pPr>
-      <w:r>
-        <w:rPr>
-          <w:b/>
-          <w:bCs/>
-        </w:rPr>
-        <w:t xml:space="preserve">結論：</w:t>
-      </w:r>
-      <w:r>
-        <w:t xml:space="preserve">此資料有效訊號本質為單調的價值/成長/低波動，GP 非線性組合僅過擬合雜訊、樣本外站不住。為貫徹『驗證不過不採用、避免把不穩定帶入策略』，棄用 GP，改以 DFS 驗證過的因子建構策略。</w:t>
+        <w:t xml:space="preserve">關鍵決策與驗證</w:t>
+      </w:r>
+    </w:p>
+    <w:p>
+      <w:pPr>
+        <w:pStyle w:val="ListParagraph"/>
+        <w:numPr>
+          <w:ilvl w:val="0"/>
+          <w:numId w:val="2"/>
+        </w:numPr>
+      </w:pPr>
+      <w:r>
+        <w:rPr>
+          <w:b/>
+          <w:bCs/>
+        </w:rPr>
+        <w:t xml:space="preserve">集中度：</w:t>
+      </w:r>
+      <w:r>
+        <w:t xml:space="preserve">30%→5% 的 CAGR/Sharpe 在訓練與測試兩期單調改善（一致→可信）；選 10% 為甜蜜點（測試 Sharpe 最高、79 檔夠分散）。依訓練表現＋一致性挑選，而非挑測試期最高，避免 data snooping。</w:t>
+      </w:r>
+    </w:p>
+    <w:p>
+      <w:pPr>
+        <w:pStyle w:val="ListParagraph"/>
+        <w:numPr>
+          <w:ilvl w:val="0"/>
+          <w:numId w:val="2"/>
+        </w:numPr>
+      </w:pPr>
+      <w:r>
+        <w:rPr>
+          <w:b/>
+          <w:bCs/>
+        </w:rPr>
+        <w:t xml:space="preserve">動能加權：</w:t>
+      </w:r>
+      <w:r>
+        <w:t xml:space="preserve">5% 與 10%、訓練與測試共四維度全部提升且換手未增，通過雙期一致性，故採用。</w:t>
       </w:r>
     </w:p>
     <w:p>
@@ -537,45 +627,55 @@
         <w:pStyle w:val="Heading2"/>
       </w:pPr>
       <w:r>
-        <w:t xml:space="preserve">Bug 修復</w:t>
-      </w:r>
-    </w:p>
-    <w:p>
-      <w:pPr>
-        <w:pStyle w:val="ListParagraph"/>
-        <w:numPr>
-          <w:ilvl w:val="0"/>
-          <w:numId w:val="2"/>
-        </w:numPr>
-      </w:pPr>
-      <w:r>
-        <w:rPr>
-          <w:b/>
-          <w:bCs/>
-        </w:rPr>
-        <w:t xml:space="preserve">基本面全量抓取不完整</w:t>
-      </w:r>
-      <w:r>
-        <w:t xml:space="preserve">：漏抓約 34 檔(含 2330)，續抓補齊後重對齊。</w:t>
-      </w:r>
-    </w:p>
-    <w:p>
-      <w:pPr>
-        <w:pStyle w:val="ListParagraph"/>
-        <w:numPr>
-          <w:ilvl w:val="0"/>
-          <w:numId w:val="2"/>
-        </w:numPr>
-      </w:pPr>
-      <w:r>
-        <w:rPr>
-          <w:b/>
-          <w:bCs/>
-        </w:rPr>
-        <w:t xml:space="preserve">pct_change FutureWarning→fill_method=None；IC 零變異組 divide warning→計算前跳過；GP fitness 加長度/有效樣本防護。</w:t>
-      </w:r>
-      <w:r>
-        <w:t xml:space="preserve"/>
+        <w:t xml:space="preserve">誠實侷限</w:t>
+      </w:r>
+    </w:p>
+    <w:p>
+      <w:pPr>
+        <w:pStyle w:val="ListParagraph"/>
+        <w:numPr>
+          <w:ilvl w:val="0"/>
+          <w:numId w:val="2"/>
+        </w:numPr>
+      </w:pPr>
+      <w:r>
+        <w:t xml:space="preserve">測試期超額 t=0.93 未達統計顯著，主因樣本外僅 29 個月、檢定力不足；雙期一致性與 Sharpe 2.2 為經濟意義上的支撐。</w:t>
+      </w:r>
+    </w:p>
+    <w:p>
+      <w:pPr>
+        <w:pStyle w:val="ListParagraph"/>
+        <w:numPr>
+          <w:ilvl w:val="0"/>
+          <w:numId w:val="2"/>
+        </w:numPr>
+      </w:pPr>
+      <w:r>
+        <w:t xml:space="preserve">多空組合偏弱（訓練 Sharpe 0.38），邊際在多方；台股放空成本高。</w:t>
+      </w:r>
+    </w:p>
+    <w:p>
+      <w:pPr>
+        <w:pStyle w:val="ListParagraph"/>
+        <w:numPr>
+          <w:ilvl w:val="0"/>
+          <w:numId w:val="2"/>
+        </w:numPr>
+      </w:pPr>
+      <w:r>
+        <w:t xml:space="preserve">減資未還原（約 114 筆極端日報酬，已以 winsorize 緩解，未根治）。</w:t>
+      </w:r>
+    </w:p>
+    <w:p>
+      <w:pPr>
+        <w:pStyle w:val="ListParagraph"/>
+        <w:numPr>
+          <w:ilvl w:val="0"/>
+          <w:numId w:val="2"/>
+        </w:numPr>
+      </w:pPr>
+      <w:r>
+        <w:t xml:space="preserve">資料僅 2018 起（受 TEJ/對齊期限制），經歷市場循環有限。</w:t>
       </w:r>
     </w:p>
     <w:p>
@@ -583,33 +683,6 @@
         <w:pStyle w:val="Heading2"/>
       </w:pPr>
       <w:r>
-        <w:t xml:space="preserve">重構/優化</w:t>
-      </w:r>
-    </w:p>
-    <w:p>
-      <w:pPr>
-        <w:pStyle w:val="ListParagraph"/>
-        <w:numPr>
-          <w:ilvl w:val="0"/>
-          <w:numId w:val="2"/>
-        </w:numPr>
-      </w:pPr>
-      <w:r>
-        <w:rPr>
-          <w:b/>
-          <w:bCs/>
-        </w:rPr>
-        <w:t xml:space="preserve">mine_dfs 與 factor_eval 增加分產業 ICIR 報告；回測採對稱正交化去除重複曝險。</w:t>
-      </w:r>
-      <w:r>
-        <w:t xml:space="preserve"/>
-      </w:r>
-    </w:p>
-    <w:p>
-      <w:pPr>
-        <w:pStyle w:val="Heading2"/>
-      </w:pPr>
-      <w:r>
         <w:t xml:space="preserve">後續待辦</w:t>
       </w:r>
     </w:p>
@@ -622,19 +695,31 @@
         </w:numPr>
       </w:pPr>
       <w:r>
-        <w:t xml:space="preserve">執行 backtest.py 檢視樣本外績效；嘗試動能加權、調整 TOP_Q 與因子組合。</w:t>
-      </w:r>
-    </w:p>
-    <w:p>
-      <w:pPr>
-        <w:pStyle w:val="ListParagraph"/>
-        <w:numPr>
-          <w:ilvl w:val="0"/>
-          <w:numId w:val="2"/>
-        </w:numPr>
-      </w:pPr>
-      <w:r>
-        <w:t xml:space="preserve">進階：減資還原、walk-forward 滾動回測、交易成本敏感度、風險加權。</w:t>
+        <w:t xml:space="preserve">減資還原（FinMind 減資參考價）根治極端報酬。</w:t>
+      </w:r>
+    </w:p>
+    <w:p>
+      <w:pPr>
+        <w:pStyle w:val="ListParagraph"/>
+        <w:numPr>
+          <w:ilvl w:val="0"/>
+          <w:numId w:val="2"/>
+        </w:numPr>
+      </w:pPr>
+      <w:r>
+        <w:t xml:space="preserve">walk-forward 滾動回測（非單一切點）強化穩健性；擴充資料年份與產業。</w:t>
+      </w:r>
+    </w:p>
+    <w:p>
+      <w:pPr>
+        <w:pStyle w:val="ListParagraph"/>
+        <w:numPr>
+          <w:ilvl w:val="0"/>
+          <w:numId w:val="2"/>
+        </w:numPr>
+      </w:pPr>
+      <w:r>
+        <w:t xml:space="preserve">交易成本敏感度、風險加權（波動率目標/風險平價）、月營收 lag 敏感度測試。</w:t>
       </w:r>
     </w:p>
     <w:sectPr>

--- a/開發紀錄.docx
+++ b/開發紀錄.docx
@@ -81,7 +81,7 @@
         <w:t xml:space="preserve">摘要：</w:t>
       </w:r>
       <w:r>
-        <w:t xml:space="preserve">建立四大產業（半導體、電子、生技、金融）台股 Alpha 策略的資料下載與品質檢查管線；確立資料來源分工（股價與基本面皆採 FinMind，TEJ 退居診斷）；修正三項資料正確性問題。</w:t>
+        <w:t xml:space="preserve">建立四大產業台股 Alpha 策略的資料下載與品質檢查管線；資料來源分工(股價與基本面皆 FinMind，TEJ 退居診斷)。</w:t>
       </w:r>
     </w:p>
     <w:p>
@@ -105,10 +105,10 @@
           <w:b/>
           <w:bCs/>
         </w:rPr>
-        <w:t xml:space="preserve">專案骨架與設定、FinMind 客戶端（含自製還原）、抓取與檢查腳本：</w:t>
-      </w:r>
-      <w:r>
-        <w:t xml:space="preserve">config/.env/.gitignore、finmind_client、fetch_universe/prices/fundamentals、inspect_data、診斷工具。</w:t>
+        <w:t xml:space="preserve">專案骨架、FinMind 客戶端(含自製還原)、抓取與檢查腳本。</w:t>
+      </w:r>
+      <w:r>
+        <w:t xml:space="preserve"/>
       </w:r>
     </w:p>
     <w:p>
@@ -116,7 +116,7 @@
         <w:pStyle w:val="Heading2"/>
       </w:pPr>
       <w:r>
-        <w:t xml:space="preserve">刪減功能</w:t>
+        <w:t xml:space="preserve">Bug 修復</w:t>
       </w:r>
     </w:p>
     <w:p>
@@ -132,18 +132,38 @@
           <w:b/>
           <w:bCs/>
         </w:rPr>
-        <w:t xml:space="preserve">移除 TEJ 作為財報主來源</w:t>
-      </w:r>
-      <w:r>
-        <w:t xml:space="preserve">：試用財報 long 格式、無發布日、歷史短、涵蓋不全，改用 FinMind。</w:t>
-      </w:r>
-    </w:p>
-    <w:p>
-      <w:pPr>
-        <w:pStyle w:val="Heading2"/>
-      </w:pPr>
-      <w:r>
-        <w:t xml:space="preserve">Bug 修復</w:t>
+        <w:t xml:space="preserve">無 token 截斷→補 token；停牌日 close=0→剔除；後復權係數→改用 after/before_price。</w:t>
+      </w:r>
+      <w:r>
+        <w:t xml:space="preserve"/>
+      </w:r>
+    </w:p>
+    <w:p>
+      <w:pPr>
+        <w:pageBreakBefore/>
+      </w:pPr>
+      <w:r>
+        <w:t xml:space="preserve"/>
+      </w:r>
+    </w:p>
+    <w:p>
+      <w:pPr>
+        <w:pStyle w:val="Heading1"/>
+      </w:pPr>
+      <w:r>
+        <w:t xml:space="preserve">2026-06-23 版本更新 — 特徵工程、因子海選(DFS/GP)與回測建置</w:t>
+      </w:r>
+    </w:p>
+    <w:p>
+      <w:r>
+        <w:rPr>
+          <w:b/>
+          <w:bCs/>
+        </w:rPr>
+        <w:t xml:space="preserve">摘要：</w:t>
+      </w:r>
+      <w:r>
+        <w:t xml:space="preserve">發布日對齊(PIT)、月頻因子評估(產業內 IC/ICIR)、DFS 機械式海選、對稱正交化+產業內回測；嚴格切訓練/測試防過擬合。</w:t>
       </w:r>
     </w:p>
     <w:p>
@@ -159,26 +179,45 @@
           <w:b/>
           <w:bCs/>
         </w:rPr>
-        <w:t xml:space="preserve">無 token 截斷→補 FINMIND_TOKEN；停牌日 close=0 污染→剔除；後復權係數錯誤→改用 after_price/before_price。</w:t>
-      </w:r>
+        <w:t xml:space="preserve">DFS 成功：</w:t>
+      </w:r>
+      <w:r>
+        <w:t xml:space="preserve">價值/獲利、低波動、動能、成長等因子樣本外有效。</w:t>
+      </w:r>
+    </w:p>
+    <w:p>
+      <w:pPr>
+        <w:pStyle w:val="ListParagraph"/>
+        <w:numPr>
+          <w:ilvl w:val="0"/>
+          <w:numId w:val="2"/>
+        </w:numPr>
+      </w:pPr>
+      <w:r>
+        <w:rPr>
+          <w:b/>
+          <w:bCs/>
+        </w:rPr>
+        <w:t xml:space="preserve">GP 棄用：</w:t>
+      </w:r>
+      <w:r>
+        <w:t xml:space="preserve">自製 GP 跨種子不穩定、warm-start 仍輸單因子基準→判定過擬合，棄用。</w:t>
+      </w:r>
+    </w:p>
+    <w:p>
+      <w:pPr>
+        <w:pageBreakBefore/>
+      </w:pPr>
       <w:r>
         <w:t xml:space="preserve"/>
       </w:r>
     </w:p>
     <w:p>
       <w:pPr>
-        <w:pageBreakBefore/>
-      </w:pPr>
-      <w:r>
-        <w:t xml:space="preserve"/>
-      </w:r>
-    </w:p>
-    <w:p>
-      <w:pPr>
         <w:pStyle w:val="Heading1"/>
       </w:pPr>
       <w:r>
-        <w:t xml:space="preserve">2026-06-23 版本更新 — 特徵工程、因子海選(DFS/GP)與回測建置</w:t>
+        <w:t xml:space="preserve">2026-06-23 版本更新 — 初版最終策略(2018–2026)</w:t>
       </w:r>
     </w:p>
     <w:p>
@@ -190,7 +229,35 @@
         <w:t xml:space="preserve">摘要：</w:t>
       </w:r>
       <w:r>
-        <w:t xml:space="preserve">建立發布日對齊與月頻因子評估骨架；DFS 機械式海選找到穩健因子（成功）；GP 符號回歸嘗試後棄用；建立因子正交化與產業內回測。海選嚴格切訓練(2018–2023)/測試(2024–2026)防過擬合。</w:t>
+        <w:t xml:space="preserve">以集中度掃描+動能加權雙期一致性定出初版(前10%+動能)；但測試期僅29個月且為單一多頭，t&lt;2，促成擴大樣本。</w:t>
+      </w:r>
+    </w:p>
+    <w:p>
+      <w:pPr>
+        <w:pageBreakBefore/>
+      </w:pPr>
+      <w:r>
+        <w:t xml:space="preserve"/>
+      </w:r>
+    </w:p>
+    <w:p>
+      <w:pPr>
+        <w:pStyle w:val="Heading1"/>
+      </w:pPr>
+      <w:r>
+        <w:t xml:space="preserve">2026-06-25 版本更新 — 擴充至2012、加入資產負債表/現金流量表與最終多基準回測</w:t>
+      </w:r>
+    </w:p>
+    <w:p>
+      <w:r>
+        <w:rPr>
+          <w:b/>
+          <w:bCs/>
+        </w:rPr>
+        <w:t xml:space="preserve">摘要：</w:t>
+      </w:r>
+      <w:r>
+        <w:t xml:space="preserve">資料擴大到 2012–2026、測試期移到 2020–2026(含 COVID/2022空頭/2024多頭)使檢定力大增；整合資產負債表與現金流量表、新增基本面因子；建立 0050 與大盤/櫃買報酬指數多基準比較。</w:t>
       </w:r>
     </w:p>
     <w:p>
@@ -198,7 +265,7 @@
         <w:pStyle w:val="Heading2"/>
       </w:pPr>
       <w:r>
-        <w:t xml:space="preserve">新增功能</w:t>
+        <w:t xml:space="preserve">資料與管線升級</w:t>
       </w:r>
     </w:p>
     <w:p>
@@ -214,10 +281,10 @@
           <w:b/>
           <w:bCs/>
         </w:rPr>
-        <w:t xml:space="preserve">發布日對齊 align_data.py：</w:t>
-      </w:r>
-      <w:r>
-        <w:t xml:space="preserve">月營收次月10日 lag、財報法定期限近似，merge_asof 對齊每日面板(panel.parquet)，已驗證 PIT。</w:t>
+        <w:t xml:space="preserve">樣本擴大 2018→2012(958檔)、測試移2020(OOS 77個月、跨多空頭)。</w:t>
+      </w:r>
+      <w:r>
+        <w:t xml:space="preserve"/>
       </w:r>
     </w:p>
     <w:p>
@@ -233,10 +300,10 @@
           <w:b/>
           <w:bCs/>
         </w:rPr>
-        <w:t xml:space="preserve">月頻因子面板 build_factors.py、產業內 IC/ICIR 評估 factor_eval.py（含分產業版）。</w:t>
-      </w:r>
-      <w:r>
-        <w:t xml:space="preserve"/>
+        <w:t xml:space="preserve">新增資產負債表(b_)、現金流量表(c_)：</w:t>
+      </w:r>
+      <w:r>
+        <w:t xml:space="preserve">PIT 對齊；解鎖 ROE/ROA/淨值股價比/自由現金流殖利率/應計項目等。</w:t>
       </w:r>
     </w:p>
     <w:p>
@@ -252,10 +319,10 @@
           <w:b/>
           <w:bCs/>
         </w:rPr>
-        <w:t xml:space="preserve">DFS 機械式因子生成 mine_dfs.py：</w:t>
-      </w:r>
-      <w:r>
-        <w:t xml:space="preserve">數十候選、訓練期產業內 ICIR 海選、報告各產業 ICIR 與 train/test 一致性。</w:t>
+        <w:t xml:space="preserve">殖利率改用原始股價、淨利欄位互補(coalesce)修好 ROE/ROA 測試期 NaN。</w:t>
+      </w:r>
+      <w:r>
+        <w:t xml:space="preserve"/>
       </w:r>
     </w:p>
     <w:p>
@@ -271,10 +338,10 @@
           <w:b/>
           <w:bCs/>
         </w:rPr>
-        <w:t xml:space="preserve">因子正交化+回測 backtest.py：</w:t>
-      </w:r>
-      <w:r>
-        <w:t xml:space="preserve">產業內中性化→對稱正交化去重→合成→產業內選股→成本/多空/動能加權選項。</w:t>
+        <w:t xml:space="preserve">0050 基準改用 yfinance(處理分割/配息)，清除單月|報酬|&gt;40%壞點(2014-01)，並與 FinMind 雙來源交叉驗證(正常月份完全一致)。</w:t>
+      </w:r>
+      <w:r>
+        <w:t xml:space="preserve"/>
       </w:r>
     </w:p>
     <w:p>
@@ -282,7 +349,2159 @@
         <w:pStyle w:val="Heading2"/>
       </w:pPr>
       <w:r>
-        <w:t xml:space="preserve">DFS 開發結果（成功）</w:t>
+        <w:t xml:space="preserve">最終策略使用的因子</w:t>
+      </w:r>
+    </w:p>
+    <w:tbl>
+      <w:tblPr>
+        <w:tblW w:type="dxa" w:w="8220"/>
+        <w:tblBorders>
+          <w:top w:val="single" w:color="auto" w:sz="4"/>
+          <w:left w:val="single" w:color="auto" w:sz="4"/>
+          <w:bottom w:val="single" w:color="auto" w:sz="4"/>
+          <w:right w:val="single" w:color="auto" w:sz="4"/>
+          <w:insideH w:val="single" w:color="auto" w:sz="4"/>
+          <w:insideV w:val="single" w:color="auto" w:sz="4"/>
+        </w:tblBorders>
+      </w:tblPr>
+      <w:tblGrid>
+        <w:gridCol w:w="1500"/>
+        <w:gridCol w:w="1500"/>
+        <w:gridCol w:w="4400"/>
+        <w:gridCol w:w="820"/>
+      </w:tblGrid>
+      <w:tr>
+        <w:trPr>
+          <w:tblHeader/>
+        </w:trPr>
+        <w:tc>
+          <w:tcPr>
+            <w:tcW w:type="dxa" w:w="1500"/>
+            <w:tcBorders>
+              <w:top w:val="single" w:color="BBBBBB" w:sz="1"/>
+              <w:left w:val="single" w:color="BBBBBB" w:sz="1"/>
+              <w:bottom w:val="single" w:color="BBBBBB" w:sz="1"/>
+              <w:right w:val="single" w:color="BBBBBB" w:sz="1"/>
+            </w:tcBorders>
+            <w:shd w:fill="1F4E79" w:val="clear"/>
+            <w:tcMar>
+              <w:top w:type="dxa" w:w="50"/>
+              <w:left w:type="dxa" w:w="80"/>
+              <w:bottom w:type="dxa" w:w="50"/>
+              <w:right w:type="dxa" w:w="80"/>
+            </w:tcMar>
+          </w:tcPr>
+          <w:p>
+            <w:r>
+              <w:rPr>
+                <w:b/>
+                <w:bCs/>
+                <w:color w:val="FFFFFF"/>
+                <w:sz w:val="17"/>
+                <w:szCs w:val="17"/>
+              </w:rPr>
+              <w:t xml:space="preserve">因子</w:t>
+            </w:r>
+          </w:p>
+        </w:tc>
+        <w:tc>
+          <w:tcPr>
+            <w:tcW w:type="dxa" w:w="1500"/>
+            <w:tcBorders>
+              <w:top w:val="single" w:color="BBBBBB" w:sz="1"/>
+              <w:left w:val="single" w:color="BBBBBB" w:sz="1"/>
+              <w:bottom w:val="single" w:color="BBBBBB" w:sz="1"/>
+              <w:right w:val="single" w:color="BBBBBB" w:sz="1"/>
+            </w:tcBorders>
+            <w:shd w:fill="1F4E79" w:val="clear"/>
+            <w:tcMar>
+              <w:top w:type="dxa" w:w="50"/>
+              <w:left w:type="dxa" w:w="80"/>
+              <w:bottom w:type="dxa" w:w="50"/>
+              <w:right w:type="dxa" w:w="80"/>
+            </w:tcMar>
+          </w:tcPr>
+          <w:p>
+            <w:r>
+              <w:rPr>
+                <w:b/>
+                <w:bCs/>
+                <w:color w:val="FFFFFF"/>
+                <w:sz w:val="17"/>
+                <w:szCs w:val="17"/>
+              </w:rPr>
+              <w:t xml:space="preserve">類型</w:t>
+            </w:r>
+          </w:p>
+        </w:tc>
+        <w:tc>
+          <w:tcPr>
+            <w:tcW w:type="dxa" w:w="4400"/>
+            <w:tcBorders>
+              <w:top w:val="single" w:color="BBBBBB" w:sz="1"/>
+              <w:left w:val="single" w:color="BBBBBB" w:sz="1"/>
+              <w:bottom w:val="single" w:color="BBBBBB" w:sz="1"/>
+              <w:right w:val="single" w:color="BBBBBB" w:sz="1"/>
+            </w:tcBorders>
+            <w:shd w:fill="1F4E79" w:val="clear"/>
+            <w:tcMar>
+              <w:top w:type="dxa" w:w="50"/>
+              <w:left w:type="dxa" w:w="80"/>
+              <w:bottom w:type="dxa" w:w="50"/>
+              <w:right w:type="dxa" w:w="80"/>
+            </w:tcMar>
+          </w:tcPr>
+          <w:p>
+            <w:r>
+              <w:rPr>
+                <w:b/>
+                <w:bCs/>
+                <w:color w:val="FFFFFF"/>
+                <w:sz w:val="17"/>
+                <w:szCs w:val="17"/>
+              </w:rPr>
+              <w:t xml:space="preserve">定義</w:t>
+            </w:r>
+          </w:p>
+        </w:tc>
+        <w:tc>
+          <w:tcPr>
+            <w:tcW w:type="dxa" w:w="820"/>
+            <w:tcBorders>
+              <w:top w:val="single" w:color="BBBBBB" w:sz="1"/>
+              <w:left w:val="single" w:color="BBBBBB" w:sz="1"/>
+              <w:bottom w:val="single" w:color="BBBBBB" w:sz="1"/>
+              <w:right w:val="single" w:color="BBBBBB" w:sz="1"/>
+            </w:tcBorders>
+            <w:shd w:fill="1F4E79" w:val="clear"/>
+            <w:tcMar>
+              <w:top w:type="dxa" w:w="50"/>
+              <w:left w:type="dxa" w:w="80"/>
+              <w:bottom w:type="dxa" w:w="50"/>
+              <w:right w:type="dxa" w:w="80"/>
+            </w:tcMar>
+          </w:tcPr>
+          <w:p>
+            <w:r>
+              <w:rPr>
+                <w:b/>
+                <w:bCs/>
+                <w:color w:val="FFFFFF"/>
+                <w:sz w:val="17"/>
+                <w:szCs w:val="17"/>
+              </w:rPr>
+              <w:t xml:space="preserve">方向</w:t>
+            </w:r>
+          </w:p>
+        </w:tc>
+      </w:tr>
+      <w:tr>
+        <w:tc>
+          <w:tcPr>
+            <w:tcW w:type="dxa" w:w="1500"/>
+            <w:tcBorders>
+              <w:top w:val="single" w:color="BBBBBB" w:sz="1"/>
+              <w:left w:val="single" w:color="BBBBBB" w:sz="1"/>
+              <w:bottom w:val="single" w:color="BBBBBB" w:sz="1"/>
+              <w:right w:val="single" w:color="BBBBBB" w:sz="1"/>
+            </w:tcBorders>
+            <w:tcMar>
+              <w:top w:type="dxa" w:w="40"/>
+              <w:left w:type="dxa" w:w="80"/>
+              <w:bottom w:type="dxa" w:w="40"/>
+              <w:right w:type="dxa" w:w="80"/>
+            </w:tcMar>
+          </w:tcPr>
+          <w:p>
+            <w:r>
+              <w:rPr>
+                <w:sz w:val="17"/>
+                <w:szCs w:val="17"/>
+              </w:rPr>
+              <w:t xml:space="preserve">gp_to_px</w:t>
+            </w:r>
+          </w:p>
+        </w:tc>
+        <w:tc>
+          <w:tcPr>
+            <w:tcW w:type="dxa" w:w="1500"/>
+            <w:tcBorders>
+              <w:top w:val="single" w:color="BBBBBB" w:sz="1"/>
+              <w:left w:val="single" w:color="BBBBBB" w:sz="1"/>
+              <w:bottom w:val="single" w:color="BBBBBB" w:sz="1"/>
+              <w:right w:val="single" w:color="BBBBBB" w:sz="1"/>
+            </w:tcBorders>
+            <w:tcMar>
+              <w:top w:type="dxa" w:w="40"/>
+              <w:left w:type="dxa" w:w="80"/>
+              <w:bottom w:type="dxa" w:w="40"/>
+              <w:right w:type="dxa" w:w="80"/>
+            </w:tcMar>
+          </w:tcPr>
+          <w:p>
+            <w:r>
+              <w:rPr>
+                <w:sz w:val="17"/>
+                <w:szCs w:val="17"/>
+              </w:rPr>
+              <w:t xml:space="preserve">價值</w:t>
+            </w:r>
+          </w:p>
+        </w:tc>
+        <w:tc>
+          <w:tcPr>
+            <w:tcW w:type="dxa" w:w="4400"/>
+            <w:tcBorders>
+              <w:top w:val="single" w:color="BBBBBB" w:sz="1"/>
+              <w:left w:val="single" w:color="BBBBBB" w:sz="1"/>
+              <w:bottom w:val="single" w:color="BBBBBB" w:sz="1"/>
+              <w:right w:val="single" w:color="BBBBBB" w:sz="1"/>
+            </w:tcBorders>
+            <w:tcMar>
+              <w:top w:type="dxa" w:w="40"/>
+              <w:left w:type="dxa" w:w="80"/>
+              <w:bottom w:type="dxa" w:w="40"/>
+              <w:right w:type="dxa" w:w="80"/>
+            </w:tcMar>
+          </w:tcPr>
+          <w:p>
+            <w:r>
+              <w:rPr>
+                <w:sz w:val="17"/>
+                <w:szCs w:val="17"/>
+              </w:rPr>
+              <w:t xml:space="preserve">營業毛利 ÷ 股價(毛利率殖利率)</w:t>
+            </w:r>
+          </w:p>
+        </w:tc>
+        <w:tc>
+          <w:tcPr>
+            <w:tcW w:type="dxa" w:w="820"/>
+            <w:tcBorders>
+              <w:top w:val="single" w:color="BBBBBB" w:sz="1"/>
+              <w:left w:val="single" w:color="BBBBBB" w:sz="1"/>
+              <w:bottom w:val="single" w:color="BBBBBB" w:sz="1"/>
+              <w:right w:val="single" w:color="BBBBBB" w:sz="1"/>
+            </w:tcBorders>
+            <w:tcMar>
+              <w:top w:type="dxa" w:w="40"/>
+              <w:left w:type="dxa" w:w="80"/>
+              <w:bottom w:type="dxa" w:w="40"/>
+              <w:right w:type="dxa" w:w="80"/>
+            </w:tcMar>
+          </w:tcPr>
+          <w:p>
+            <w:r>
+              <w:rPr>
+                <w:sz w:val="17"/>
+                <w:szCs w:val="17"/>
+              </w:rPr>
+              <w:t xml:space="preserve">↑</w:t>
+            </w:r>
+          </w:p>
+        </w:tc>
+      </w:tr>
+      <w:tr>
+        <w:tc>
+          <w:tcPr>
+            <w:tcW w:type="dxa" w:w="1500"/>
+            <w:tcBorders>
+              <w:top w:val="single" w:color="BBBBBB" w:sz="1"/>
+              <w:left w:val="single" w:color="BBBBBB" w:sz="1"/>
+              <w:bottom w:val="single" w:color="BBBBBB" w:sz="1"/>
+              <w:right w:val="single" w:color="BBBBBB" w:sz="1"/>
+            </w:tcBorders>
+            <w:tcMar>
+              <w:top w:type="dxa" w:w="40"/>
+              <w:left w:type="dxa" w:w="80"/>
+              <w:bottom w:type="dxa" w:w="40"/>
+              <w:right w:type="dxa" w:w="80"/>
+            </w:tcMar>
+          </w:tcPr>
+          <w:p>
+            <w:r>
+              <w:rPr>
+                <w:sz w:val="17"/>
+                <w:szCs w:val="17"/>
+              </w:rPr>
+              <w:t xml:space="preserve">fcf_yield</w:t>
+            </w:r>
+          </w:p>
+        </w:tc>
+        <w:tc>
+          <w:tcPr>
+            <w:tcW w:type="dxa" w:w="1500"/>
+            <w:tcBorders>
+              <w:top w:val="single" w:color="BBBBBB" w:sz="1"/>
+              <w:left w:val="single" w:color="BBBBBB" w:sz="1"/>
+              <w:bottom w:val="single" w:color="BBBBBB" w:sz="1"/>
+              <w:right w:val="single" w:color="BBBBBB" w:sz="1"/>
+            </w:tcBorders>
+            <w:tcMar>
+              <w:top w:type="dxa" w:w="40"/>
+              <w:left w:type="dxa" w:w="80"/>
+              <w:bottom w:type="dxa" w:w="40"/>
+              <w:right w:type="dxa" w:w="80"/>
+            </w:tcMar>
+          </w:tcPr>
+          <w:p>
+            <w:r>
+              <w:rPr>
+                <w:sz w:val="17"/>
+                <w:szCs w:val="17"/>
+              </w:rPr>
+              <w:t xml:space="preserve">價值/現金流</w:t>
+            </w:r>
+          </w:p>
+        </w:tc>
+        <w:tc>
+          <w:tcPr>
+            <w:tcW w:type="dxa" w:w="4400"/>
+            <w:tcBorders>
+              <w:top w:val="single" w:color="BBBBBB" w:sz="1"/>
+              <w:left w:val="single" w:color="BBBBBB" w:sz="1"/>
+              <w:bottom w:val="single" w:color="BBBBBB" w:sz="1"/>
+              <w:right w:val="single" w:color="BBBBBB" w:sz="1"/>
+            </w:tcBorders>
+            <w:tcMar>
+              <w:top w:type="dxa" w:w="40"/>
+              <w:left w:type="dxa" w:w="80"/>
+              <w:bottom w:type="dxa" w:w="40"/>
+              <w:right w:type="dxa" w:w="80"/>
+            </w:tcMar>
+          </w:tcPr>
+          <w:p>
+            <w:r>
+              <w:rPr>
+                <w:sz w:val="17"/>
+                <w:szCs w:val="17"/>
+              </w:rPr>
+              <w:t xml:space="preserve">(營業現金流 − 資本支出) ÷ 市值</w:t>
+            </w:r>
+          </w:p>
+        </w:tc>
+        <w:tc>
+          <w:tcPr>
+            <w:tcW w:type="dxa" w:w="820"/>
+            <w:tcBorders>
+              <w:top w:val="single" w:color="BBBBBB" w:sz="1"/>
+              <w:left w:val="single" w:color="BBBBBB" w:sz="1"/>
+              <w:bottom w:val="single" w:color="BBBBBB" w:sz="1"/>
+              <w:right w:val="single" w:color="BBBBBB" w:sz="1"/>
+            </w:tcBorders>
+            <w:tcMar>
+              <w:top w:type="dxa" w:w="40"/>
+              <w:left w:type="dxa" w:w="80"/>
+              <w:bottom w:type="dxa" w:w="40"/>
+              <w:right w:type="dxa" w:w="80"/>
+            </w:tcMar>
+          </w:tcPr>
+          <w:p>
+            <w:r>
+              <w:rPr>
+                <w:sz w:val="17"/>
+                <w:szCs w:val="17"/>
+              </w:rPr>
+              <w:t xml:space="preserve">↑</w:t>
+            </w:r>
+          </w:p>
+        </w:tc>
+      </w:tr>
+      <w:tr>
+        <w:tc>
+          <w:tcPr>
+            <w:tcW w:type="dxa" w:w="1500"/>
+            <w:tcBorders>
+              <w:top w:val="single" w:color="BBBBBB" w:sz="1"/>
+              <w:left w:val="single" w:color="BBBBBB" w:sz="1"/>
+              <w:bottom w:val="single" w:color="BBBBBB" w:sz="1"/>
+              <w:right w:val="single" w:color="BBBBBB" w:sz="1"/>
+            </w:tcBorders>
+            <w:tcMar>
+              <w:top w:type="dxa" w:w="40"/>
+              <w:left w:type="dxa" w:w="80"/>
+              <w:bottom w:type="dxa" w:w="40"/>
+              <w:right w:type="dxa" w:w="80"/>
+            </w:tcMar>
+          </w:tcPr>
+          <w:p>
+            <w:r>
+              <w:rPr>
+                <w:sz w:val="17"/>
+                <w:szCs w:val="17"/>
+              </w:rPr>
+              <w:t xml:space="preserve">bp</w:t>
+            </w:r>
+          </w:p>
+        </w:tc>
+        <w:tc>
+          <w:tcPr>
+            <w:tcW w:type="dxa" w:w="1500"/>
+            <w:tcBorders>
+              <w:top w:val="single" w:color="BBBBBB" w:sz="1"/>
+              <w:left w:val="single" w:color="BBBBBB" w:sz="1"/>
+              <w:bottom w:val="single" w:color="BBBBBB" w:sz="1"/>
+              <w:right w:val="single" w:color="BBBBBB" w:sz="1"/>
+            </w:tcBorders>
+            <w:tcMar>
+              <w:top w:type="dxa" w:w="40"/>
+              <w:left w:type="dxa" w:w="80"/>
+              <w:bottom w:type="dxa" w:w="40"/>
+              <w:right w:type="dxa" w:w="80"/>
+            </w:tcMar>
+          </w:tcPr>
+          <w:p>
+            <w:r>
+              <w:rPr>
+                <w:sz w:val="17"/>
+                <w:szCs w:val="17"/>
+              </w:rPr>
+              <w:t xml:space="preserve">價值/淨值</w:t>
+            </w:r>
+          </w:p>
+        </w:tc>
+        <w:tc>
+          <w:tcPr>
+            <w:tcW w:type="dxa" w:w="4400"/>
+            <w:tcBorders>
+              <w:top w:val="single" w:color="BBBBBB" w:sz="1"/>
+              <w:left w:val="single" w:color="BBBBBB" w:sz="1"/>
+              <w:bottom w:val="single" w:color="BBBBBB" w:sz="1"/>
+              <w:right w:val="single" w:color="BBBBBB" w:sz="1"/>
+            </w:tcBorders>
+            <w:tcMar>
+              <w:top w:type="dxa" w:w="40"/>
+              <w:left w:type="dxa" w:w="80"/>
+              <w:bottom w:type="dxa" w:w="40"/>
+              <w:right w:type="dxa" w:w="80"/>
+            </w:tcMar>
+          </w:tcPr>
+          <w:p>
+            <w:r>
+              <w:rPr>
+                <w:sz w:val="17"/>
+                <w:szCs w:val="17"/>
+              </w:rPr>
+              <w:t xml:space="preserve">歸屬母公司權益 ÷ 市值(淨值股價比)</w:t>
+            </w:r>
+          </w:p>
+        </w:tc>
+        <w:tc>
+          <w:tcPr>
+            <w:tcW w:type="dxa" w:w="820"/>
+            <w:tcBorders>
+              <w:top w:val="single" w:color="BBBBBB" w:sz="1"/>
+              <w:left w:val="single" w:color="BBBBBB" w:sz="1"/>
+              <w:bottom w:val="single" w:color="BBBBBB" w:sz="1"/>
+              <w:right w:val="single" w:color="BBBBBB" w:sz="1"/>
+            </w:tcBorders>
+            <w:tcMar>
+              <w:top w:type="dxa" w:w="40"/>
+              <w:left w:type="dxa" w:w="80"/>
+              <w:bottom w:type="dxa" w:w="40"/>
+              <w:right w:type="dxa" w:w="80"/>
+            </w:tcMar>
+          </w:tcPr>
+          <w:p>
+            <w:r>
+              <w:rPr>
+                <w:sz w:val="17"/>
+                <w:szCs w:val="17"/>
+              </w:rPr>
+              <w:t xml:space="preserve">↑</w:t>
+            </w:r>
+          </w:p>
+        </w:tc>
+      </w:tr>
+      <w:tr>
+        <w:tc>
+          <w:tcPr>
+            <w:tcW w:type="dxa" w:w="1500"/>
+            <w:tcBorders>
+              <w:top w:val="single" w:color="BBBBBB" w:sz="1"/>
+              <w:left w:val="single" w:color="BBBBBB" w:sz="1"/>
+              <w:bottom w:val="single" w:color="BBBBBB" w:sz="1"/>
+              <w:right w:val="single" w:color="BBBBBB" w:sz="1"/>
+            </w:tcBorders>
+            <w:tcMar>
+              <w:top w:type="dxa" w:w="40"/>
+              <w:left w:type="dxa" w:w="80"/>
+              <w:bottom w:type="dxa" w:w="40"/>
+              <w:right w:type="dxa" w:w="80"/>
+            </w:tcMar>
+          </w:tcPr>
+          <w:p>
+            <w:r>
+              <w:rPr>
+                <w:sz w:val="17"/>
+                <w:szCs w:val="17"/>
+              </w:rPr>
+              <w:t xml:space="preserve">quality_score</w:t>
+            </w:r>
+          </w:p>
+        </w:tc>
+        <w:tc>
+          <w:tcPr>
+            <w:tcW w:type="dxa" w:w="1500"/>
+            <w:tcBorders>
+              <w:top w:val="single" w:color="BBBBBB" w:sz="1"/>
+              <w:left w:val="single" w:color="BBBBBB" w:sz="1"/>
+              <w:bottom w:val="single" w:color="BBBBBB" w:sz="1"/>
+              <w:right w:val="single" w:color="BBBBBB" w:sz="1"/>
+            </w:tcBorders>
+            <w:tcMar>
+              <w:top w:type="dxa" w:w="40"/>
+              <w:left w:type="dxa" w:w="80"/>
+              <w:bottom w:type="dxa" w:w="40"/>
+              <w:right w:type="dxa" w:w="80"/>
+            </w:tcMar>
+          </w:tcPr>
+          <w:p>
+            <w:r>
+              <w:rPr>
+                <w:sz w:val="17"/>
+                <w:szCs w:val="17"/>
+              </w:rPr>
+              <w:t xml:space="preserve">品質</w:t>
+            </w:r>
+          </w:p>
+        </w:tc>
+        <w:tc>
+          <w:tcPr>
+            <w:tcW w:type="dxa" w:w="4400"/>
+            <w:tcBorders>
+              <w:top w:val="single" w:color="BBBBBB" w:sz="1"/>
+              <w:left w:val="single" w:color="BBBBBB" w:sz="1"/>
+              <w:bottom w:val="single" w:color="BBBBBB" w:sz="1"/>
+              <w:right w:val="single" w:color="BBBBBB" w:sz="1"/>
+            </w:tcBorders>
+            <w:tcMar>
+              <w:top w:type="dxa" w:w="40"/>
+              <w:left w:type="dxa" w:w="80"/>
+              <w:bottom w:type="dxa" w:w="40"/>
+              <w:right w:type="dxa" w:w="80"/>
+            </w:tcMar>
+          </w:tcPr>
+          <w:p>
+            <w:r>
+              <w:rPr>
+                <w:sz w:val="17"/>
+                <w:szCs w:val="17"/>
+              </w:rPr>
+              <w:t xml:space="preserve">Piotroski 風格綜合分(ROA/現金流/低應計/獲利率上升/降槓桿)</w:t>
+            </w:r>
+          </w:p>
+        </w:tc>
+        <w:tc>
+          <w:tcPr>
+            <w:tcW w:type="dxa" w:w="820"/>
+            <w:tcBorders>
+              <w:top w:val="single" w:color="BBBBBB" w:sz="1"/>
+              <w:left w:val="single" w:color="BBBBBB" w:sz="1"/>
+              <w:bottom w:val="single" w:color="BBBBBB" w:sz="1"/>
+              <w:right w:val="single" w:color="BBBBBB" w:sz="1"/>
+            </w:tcBorders>
+            <w:tcMar>
+              <w:top w:type="dxa" w:w="40"/>
+              <w:left w:type="dxa" w:w="80"/>
+              <w:bottom w:type="dxa" w:w="40"/>
+              <w:right w:type="dxa" w:w="80"/>
+            </w:tcMar>
+          </w:tcPr>
+          <w:p>
+            <w:r>
+              <w:rPr>
+                <w:sz w:val="17"/>
+                <w:szCs w:val="17"/>
+              </w:rPr>
+              <w:t xml:space="preserve">↑</w:t>
+            </w:r>
+          </w:p>
+        </w:tc>
+      </w:tr>
+      <w:tr>
+        <w:tc>
+          <w:tcPr>
+            <w:tcW w:type="dxa" w:w="1500"/>
+            <w:tcBorders>
+              <w:top w:val="single" w:color="BBBBBB" w:sz="1"/>
+              <w:left w:val="single" w:color="BBBBBB" w:sz="1"/>
+              <w:bottom w:val="single" w:color="BBBBBB" w:sz="1"/>
+              <w:right w:val="single" w:color="BBBBBB" w:sz="1"/>
+            </w:tcBorders>
+            <w:tcMar>
+              <w:top w:type="dxa" w:w="40"/>
+              <w:left w:type="dxa" w:w="80"/>
+              <w:bottom w:type="dxa" w:w="40"/>
+              <w:right w:type="dxa" w:w="80"/>
+            </w:tcMar>
+          </w:tcPr>
+          <w:p>
+            <w:r>
+              <w:rPr>
+                <w:sz w:val="17"/>
+                <w:szCs w:val="17"/>
+              </w:rPr>
+              <w:t xml:space="preserve">neg_accruals</w:t>
+            </w:r>
+          </w:p>
+        </w:tc>
+        <w:tc>
+          <w:tcPr>
+            <w:tcW w:type="dxa" w:w="1500"/>
+            <w:tcBorders>
+              <w:top w:val="single" w:color="BBBBBB" w:sz="1"/>
+              <w:left w:val="single" w:color="BBBBBB" w:sz="1"/>
+              <w:bottom w:val="single" w:color="BBBBBB" w:sz="1"/>
+              <w:right w:val="single" w:color="BBBBBB" w:sz="1"/>
+            </w:tcBorders>
+            <w:tcMar>
+              <w:top w:type="dxa" w:w="40"/>
+              <w:left w:type="dxa" w:w="80"/>
+              <w:bottom w:type="dxa" w:w="40"/>
+              <w:right w:type="dxa" w:w="80"/>
+            </w:tcMar>
+          </w:tcPr>
+          <w:p>
+            <w:r>
+              <w:rPr>
+                <w:sz w:val="17"/>
+                <w:szCs w:val="17"/>
+              </w:rPr>
+              <w:t xml:space="preserve">品質</w:t>
+            </w:r>
+          </w:p>
+        </w:tc>
+        <w:tc>
+          <w:tcPr>
+            <w:tcW w:type="dxa" w:w="4400"/>
+            <w:tcBorders>
+              <w:top w:val="single" w:color="BBBBBB" w:sz="1"/>
+              <w:left w:val="single" w:color="BBBBBB" w:sz="1"/>
+              <w:bottom w:val="single" w:color="BBBBBB" w:sz="1"/>
+              <w:right w:val="single" w:color="BBBBBB" w:sz="1"/>
+            </w:tcBorders>
+            <w:tcMar>
+              <w:top w:type="dxa" w:w="40"/>
+              <w:left w:type="dxa" w:w="80"/>
+              <w:bottom w:type="dxa" w:w="40"/>
+              <w:right w:type="dxa" w:w="80"/>
+            </w:tcMar>
+          </w:tcPr>
+          <w:p>
+            <w:r>
+              <w:rPr>
+                <w:sz w:val="17"/>
+                <w:szCs w:val="17"/>
+              </w:rPr>
+              <w:t xml:space="preserve">−(淨利 − 營業現金流) ÷ 總資產</w:t>
+            </w:r>
+          </w:p>
+        </w:tc>
+        <w:tc>
+          <w:tcPr>
+            <w:tcW w:type="dxa" w:w="820"/>
+            <w:tcBorders>
+              <w:top w:val="single" w:color="BBBBBB" w:sz="1"/>
+              <w:left w:val="single" w:color="BBBBBB" w:sz="1"/>
+              <w:bottom w:val="single" w:color="BBBBBB" w:sz="1"/>
+              <w:right w:val="single" w:color="BBBBBB" w:sz="1"/>
+            </w:tcBorders>
+            <w:tcMar>
+              <w:top w:type="dxa" w:w="40"/>
+              <w:left w:type="dxa" w:w="80"/>
+              <w:bottom w:type="dxa" w:w="40"/>
+              <w:right w:type="dxa" w:w="80"/>
+            </w:tcMar>
+          </w:tcPr>
+          <w:p>
+            <w:r>
+              <w:rPr>
+                <w:sz w:val="17"/>
+                <w:szCs w:val="17"/>
+              </w:rPr>
+              <w:t xml:space="preserve">↑</w:t>
+            </w:r>
+          </w:p>
+        </w:tc>
+      </w:tr>
+      <w:tr>
+        <w:tc>
+          <w:tcPr>
+            <w:tcW w:type="dxa" w:w="1500"/>
+            <w:tcBorders>
+              <w:top w:val="single" w:color="BBBBBB" w:sz="1"/>
+              <w:left w:val="single" w:color="BBBBBB" w:sz="1"/>
+              <w:bottom w:val="single" w:color="BBBBBB" w:sz="1"/>
+              <w:right w:val="single" w:color="BBBBBB" w:sz="1"/>
+            </w:tcBorders>
+            <w:tcMar>
+              <w:top w:type="dxa" w:w="40"/>
+              <w:left w:type="dxa" w:w="80"/>
+              <w:bottom w:type="dxa" w:w="40"/>
+              <w:right w:type="dxa" w:w="80"/>
+            </w:tcMar>
+          </w:tcPr>
+          <w:p>
+            <w:r>
+              <w:rPr>
+                <w:sz w:val="17"/>
+                <w:szCs w:val="17"/>
+              </w:rPr>
+              <w:t xml:space="preserve">neg_vol_63</w:t>
+            </w:r>
+          </w:p>
+        </w:tc>
+        <w:tc>
+          <w:tcPr>
+            <w:tcW w:type="dxa" w:w="1500"/>
+            <w:tcBorders>
+              <w:top w:val="single" w:color="BBBBBB" w:sz="1"/>
+              <w:left w:val="single" w:color="BBBBBB" w:sz="1"/>
+              <w:bottom w:val="single" w:color="BBBBBB" w:sz="1"/>
+              <w:right w:val="single" w:color="BBBBBB" w:sz="1"/>
+            </w:tcBorders>
+            <w:tcMar>
+              <w:top w:type="dxa" w:w="40"/>
+              <w:left w:type="dxa" w:w="80"/>
+              <w:bottom w:type="dxa" w:w="40"/>
+              <w:right w:type="dxa" w:w="80"/>
+            </w:tcMar>
+          </w:tcPr>
+          <w:p>
+            <w:r>
+              <w:rPr>
+                <w:sz w:val="17"/>
+                <w:szCs w:val="17"/>
+              </w:rPr>
+              <w:t xml:space="preserve">低波動</w:t>
+            </w:r>
+          </w:p>
+        </w:tc>
+        <w:tc>
+          <w:tcPr>
+            <w:tcW w:type="dxa" w:w="4400"/>
+            <w:tcBorders>
+              <w:top w:val="single" w:color="BBBBBB" w:sz="1"/>
+              <w:left w:val="single" w:color="BBBBBB" w:sz="1"/>
+              <w:bottom w:val="single" w:color="BBBBBB" w:sz="1"/>
+              <w:right w:val="single" w:color="BBBBBB" w:sz="1"/>
+            </w:tcBorders>
+            <w:tcMar>
+              <w:top w:type="dxa" w:w="40"/>
+              <w:left w:type="dxa" w:w="80"/>
+              <w:bottom w:type="dxa" w:w="40"/>
+              <w:right w:type="dxa" w:w="80"/>
+            </w:tcMar>
+          </w:tcPr>
+          <w:p>
+            <w:r>
+              <w:rPr>
+                <w:sz w:val="17"/>
+                <w:szCs w:val="17"/>
+              </w:rPr>
+              <w:t xml:space="preserve">− 63 日報酬波動率</w:t>
+            </w:r>
+          </w:p>
+        </w:tc>
+        <w:tc>
+          <w:tcPr>
+            <w:tcW w:type="dxa" w:w="820"/>
+            <w:tcBorders>
+              <w:top w:val="single" w:color="BBBBBB" w:sz="1"/>
+              <w:left w:val="single" w:color="BBBBBB" w:sz="1"/>
+              <w:bottom w:val="single" w:color="BBBBBB" w:sz="1"/>
+              <w:right w:val="single" w:color="BBBBBB" w:sz="1"/>
+            </w:tcBorders>
+            <w:tcMar>
+              <w:top w:type="dxa" w:w="40"/>
+              <w:left w:type="dxa" w:w="80"/>
+              <w:bottom w:type="dxa" w:w="40"/>
+              <w:right w:type="dxa" w:w="80"/>
+            </w:tcMar>
+          </w:tcPr>
+          <w:p>
+            <w:r>
+              <w:rPr>
+                <w:sz w:val="17"/>
+                <w:szCs w:val="17"/>
+              </w:rPr>
+              <w:t xml:space="preserve">↑</w:t>
+            </w:r>
+          </w:p>
+        </w:tc>
+      </w:tr>
+      <w:tr>
+        <w:tc>
+          <w:tcPr>
+            <w:tcW w:type="dxa" w:w="1500"/>
+            <w:tcBorders>
+              <w:top w:val="single" w:color="BBBBBB" w:sz="1"/>
+              <w:left w:val="single" w:color="BBBBBB" w:sz="1"/>
+              <w:bottom w:val="single" w:color="BBBBBB" w:sz="1"/>
+              <w:right w:val="single" w:color="BBBBBB" w:sz="1"/>
+            </w:tcBorders>
+            <w:tcMar>
+              <w:top w:type="dxa" w:w="40"/>
+              <w:left w:type="dxa" w:w="80"/>
+              <w:bottom w:type="dxa" w:w="40"/>
+              <w:right w:type="dxa" w:w="80"/>
+            </w:tcMar>
+          </w:tcPr>
+          <w:p>
+            <w:r>
+              <w:rPr>
+                <w:sz w:val="17"/>
+                <w:szCs w:val="17"/>
+              </w:rPr>
+              <w:t xml:space="preserve">dist_high</w:t>
+            </w:r>
+          </w:p>
+        </w:tc>
+        <w:tc>
+          <w:tcPr>
+            <w:tcW w:type="dxa" w:w="1500"/>
+            <w:tcBorders>
+              <w:top w:val="single" w:color="BBBBBB" w:sz="1"/>
+              <w:left w:val="single" w:color="BBBBBB" w:sz="1"/>
+              <w:bottom w:val="single" w:color="BBBBBB" w:sz="1"/>
+              <w:right w:val="single" w:color="BBBBBB" w:sz="1"/>
+            </w:tcBorders>
+            <w:tcMar>
+              <w:top w:type="dxa" w:w="40"/>
+              <w:left w:type="dxa" w:w="80"/>
+              <w:bottom w:type="dxa" w:w="40"/>
+              <w:right w:type="dxa" w:w="80"/>
+            </w:tcMar>
+          </w:tcPr>
+          <w:p>
+            <w:r>
+              <w:rPr>
+                <w:sz w:val="17"/>
+                <w:szCs w:val="17"/>
+              </w:rPr>
+              <w:t xml:space="preserve">動能</w:t>
+            </w:r>
+          </w:p>
+        </w:tc>
+        <w:tc>
+          <w:tcPr>
+            <w:tcW w:type="dxa" w:w="4400"/>
+            <w:tcBorders>
+              <w:top w:val="single" w:color="BBBBBB" w:sz="1"/>
+              <w:left w:val="single" w:color="BBBBBB" w:sz="1"/>
+              <w:bottom w:val="single" w:color="BBBBBB" w:sz="1"/>
+              <w:right w:val="single" w:color="BBBBBB" w:sz="1"/>
+            </w:tcBorders>
+            <w:tcMar>
+              <w:top w:type="dxa" w:w="40"/>
+              <w:left w:type="dxa" w:w="80"/>
+              <w:bottom w:type="dxa" w:w="40"/>
+              <w:right w:type="dxa" w:w="80"/>
+            </w:tcMar>
+          </w:tcPr>
+          <w:p>
+            <w:r>
+              <w:rPr>
+                <w:sz w:val="17"/>
+                <w:szCs w:val="17"/>
+              </w:rPr>
+              <w:t xml:space="preserve">收盤 ÷ 一年最高 − 1(距52週高點)</w:t>
+            </w:r>
+          </w:p>
+        </w:tc>
+        <w:tc>
+          <w:tcPr>
+            <w:tcW w:type="dxa" w:w="820"/>
+            <w:tcBorders>
+              <w:top w:val="single" w:color="BBBBBB" w:sz="1"/>
+              <w:left w:val="single" w:color="BBBBBB" w:sz="1"/>
+              <w:bottom w:val="single" w:color="BBBBBB" w:sz="1"/>
+              <w:right w:val="single" w:color="BBBBBB" w:sz="1"/>
+            </w:tcBorders>
+            <w:tcMar>
+              <w:top w:type="dxa" w:w="40"/>
+              <w:left w:type="dxa" w:w="80"/>
+              <w:bottom w:type="dxa" w:w="40"/>
+              <w:right w:type="dxa" w:w="80"/>
+            </w:tcMar>
+          </w:tcPr>
+          <w:p>
+            <w:r>
+              <w:rPr>
+                <w:sz w:val="17"/>
+                <w:szCs w:val="17"/>
+              </w:rPr>
+              <w:t xml:space="preserve">↑</w:t>
+            </w:r>
+          </w:p>
+        </w:tc>
+      </w:tr>
+      <w:tr>
+        <w:tc>
+          <w:tcPr>
+            <w:tcW w:type="dxa" w:w="1500"/>
+            <w:tcBorders>
+              <w:top w:val="single" w:color="BBBBBB" w:sz="1"/>
+              <w:left w:val="single" w:color="BBBBBB" w:sz="1"/>
+              <w:bottom w:val="single" w:color="BBBBBB" w:sz="1"/>
+              <w:right w:val="single" w:color="BBBBBB" w:sz="1"/>
+            </w:tcBorders>
+            <w:tcMar>
+              <w:top w:type="dxa" w:w="40"/>
+              <w:left w:type="dxa" w:w="80"/>
+              <w:bottom w:type="dxa" w:w="40"/>
+              <w:right w:type="dxa" w:w="80"/>
+            </w:tcMar>
+          </w:tcPr>
+          <w:p>
+            <w:r>
+              <w:rPr>
+                <w:sz w:val="17"/>
+                <w:szCs w:val="17"/>
+              </w:rPr>
+              <w:t xml:space="preserve">g_eps_12</w:t>
+            </w:r>
+          </w:p>
+        </w:tc>
+        <w:tc>
+          <w:tcPr>
+            <w:tcW w:type="dxa" w:w="1500"/>
+            <w:tcBorders>
+              <w:top w:val="single" w:color="BBBBBB" w:sz="1"/>
+              <w:left w:val="single" w:color="BBBBBB" w:sz="1"/>
+              <w:bottom w:val="single" w:color="BBBBBB" w:sz="1"/>
+              <w:right w:val="single" w:color="BBBBBB" w:sz="1"/>
+            </w:tcBorders>
+            <w:tcMar>
+              <w:top w:type="dxa" w:w="40"/>
+              <w:left w:type="dxa" w:w="80"/>
+              <w:bottom w:type="dxa" w:w="40"/>
+              <w:right w:type="dxa" w:w="80"/>
+            </w:tcMar>
+          </w:tcPr>
+          <w:p>
+            <w:r>
+              <w:rPr>
+                <w:sz w:val="17"/>
+                <w:szCs w:val="17"/>
+              </w:rPr>
+              <w:t xml:space="preserve">成長</w:t>
+            </w:r>
+          </w:p>
+        </w:tc>
+        <w:tc>
+          <w:tcPr>
+            <w:tcW w:type="dxa" w:w="4400"/>
+            <w:tcBorders>
+              <w:top w:val="single" w:color="BBBBBB" w:sz="1"/>
+              <w:left w:val="single" w:color="BBBBBB" w:sz="1"/>
+              <w:bottom w:val="single" w:color="BBBBBB" w:sz="1"/>
+              <w:right w:val="single" w:color="BBBBBB" w:sz="1"/>
+            </w:tcBorders>
+            <w:tcMar>
+              <w:top w:type="dxa" w:w="40"/>
+              <w:left w:type="dxa" w:w="80"/>
+              <w:bottom w:type="dxa" w:w="40"/>
+              <w:right w:type="dxa" w:w="80"/>
+            </w:tcMar>
+          </w:tcPr>
+          <w:p>
+            <w:r>
+              <w:rPr>
+                <w:sz w:val="17"/>
+                <w:szCs w:val="17"/>
+              </w:rPr>
+              <w:t xml:space="preserve">EPS 年增率</w:t>
+            </w:r>
+          </w:p>
+        </w:tc>
+        <w:tc>
+          <w:tcPr>
+            <w:tcW w:type="dxa" w:w="820"/>
+            <w:tcBorders>
+              <w:top w:val="single" w:color="BBBBBB" w:sz="1"/>
+              <w:left w:val="single" w:color="BBBBBB" w:sz="1"/>
+              <w:bottom w:val="single" w:color="BBBBBB" w:sz="1"/>
+              <w:right w:val="single" w:color="BBBBBB" w:sz="1"/>
+            </w:tcBorders>
+            <w:tcMar>
+              <w:top w:type="dxa" w:w="40"/>
+              <w:left w:type="dxa" w:w="80"/>
+              <w:bottom w:type="dxa" w:w="40"/>
+              <w:right w:type="dxa" w:w="80"/>
+            </w:tcMar>
+          </w:tcPr>
+          <w:p>
+            <w:r>
+              <w:rPr>
+                <w:sz w:val="17"/>
+                <w:szCs w:val="17"/>
+              </w:rPr>
+              <w:t xml:space="preserve">↑</w:t>
+            </w:r>
+          </w:p>
+        </w:tc>
+      </w:tr>
+    </w:tbl>
+    <w:p>
+      <w:pPr>
+        <w:pStyle w:val="Heading2"/>
+      </w:pPr>
+      <w:r>
+        <w:t xml:space="preserve">最終績效(前10%+動能加權)</w:t>
+      </w:r>
+    </w:p>
+    <w:tbl>
+      <w:tblPr>
+        <w:tblW w:type="dxa" w:w="8100"/>
+        <w:tblBorders>
+          <w:top w:val="single" w:color="auto" w:sz="4"/>
+          <w:left w:val="single" w:color="auto" w:sz="4"/>
+          <w:bottom w:val="single" w:color="auto" w:sz="4"/>
+          <w:right w:val="single" w:color="auto" w:sz="4"/>
+          <w:insideH w:val="single" w:color="auto" w:sz="4"/>
+          <w:insideV w:val="single" w:color="auto" w:sz="4"/>
+        </w:tblBorders>
+      </w:tblPr>
+      <w:tblGrid>
+        <w:gridCol w:w="1400"/>
+        <w:gridCol w:w="2000"/>
+        <w:gridCol w:w="1600"/>
+        <w:gridCol w:w="1500"/>
+        <w:gridCol w:w="1600"/>
+      </w:tblGrid>
+      <w:tr>
+        <w:trPr>
+          <w:tblHeader/>
+        </w:trPr>
+        <w:tc>
+          <w:tcPr>
+            <w:tcW w:type="dxa" w:w="1400"/>
+            <w:tcBorders>
+              <w:top w:val="single" w:color="BBBBBB" w:sz="1"/>
+              <w:left w:val="single" w:color="BBBBBB" w:sz="1"/>
+              <w:bottom w:val="single" w:color="BBBBBB" w:sz="1"/>
+              <w:right w:val="single" w:color="BBBBBB" w:sz="1"/>
+            </w:tcBorders>
+            <w:shd w:fill="1F4E79" w:val="clear"/>
+            <w:tcMar>
+              <w:top w:type="dxa" w:w="50"/>
+              <w:left w:type="dxa" w:w="80"/>
+              <w:bottom w:type="dxa" w:w="50"/>
+              <w:right w:type="dxa" w:w="80"/>
+            </w:tcMar>
+          </w:tcPr>
+          <w:p>
+            <w:r>
+              <w:rPr>
+                <w:b/>
+                <w:bCs/>
+                <w:color w:val="FFFFFF"/>
+                <w:sz w:val="17"/>
+                <w:szCs w:val="17"/>
+              </w:rPr>
+              <w:t xml:space="preserve">期間</w:t>
+            </w:r>
+          </w:p>
+        </w:tc>
+        <w:tc>
+          <w:tcPr>
+            <w:tcW w:type="dxa" w:w="2000"/>
+            <w:tcBorders>
+              <w:top w:val="single" w:color="BBBBBB" w:sz="1"/>
+              <w:left w:val="single" w:color="BBBBBB" w:sz="1"/>
+              <w:bottom w:val="single" w:color="BBBBBB" w:sz="1"/>
+              <w:right w:val="single" w:color="BBBBBB" w:sz="1"/>
+            </w:tcBorders>
+            <w:shd w:fill="1F4E79" w:val="clear"/>
+            <w:tcMar>
+              <w:top w:type="dxa" w:w="50"/>
+              <w:left w:type="dxa" w:w="80"/>
+              <w:bottom w:type="dxa" w:w="50"/>
+              <w:right w:type="dxa" w:w="80"/>
+            </w:tcMar>
+          </w:tcPr>
+          <w:p>
+            <w:r>
+              <w:rPr>
+                <w:b/>
+                <w:bCs/>
+                <w:color w:val="FFFFFF"/>
+                <w:sz w:val="17"/>
+                <w:szCs w:val="17"/>
+              </w:rPr>
+              <w:t xml:space="preserve">組合</w:t>
+            </w:r>
+          </w:p>
+        </w:tc>
+        <w:tc>
+          <w:tcPr>
+            <w:tcW w:type="dxa" w:w="1600"/>
+            <w:tcBorders>
+              <w:top w:val="single" w:color="BBBBBB" w:sz="1"/>
+              <w:left w:val="single" w:color="BBBBBB" w:sz="1"/>
+              <w:bottom w:val="single" w:color="BBBBBB" w:sz="1"/>
+              <w:right w:val="single" w:color="BBBBBB" w:sz="1"/>
+            </w:tcBorders>
+            <w:shd w:fill="1F4E79" w:val="clear"/>
+            <w:tcMar>
+              <w:top w:type="dxa" w:w="50"/>
+              <w:left w:type="dxa" w:w="80"/>
+              <w:bottom w:type="dxa" w:w="50"/>
+              <w:right w:type="dxa" w:w="80"/>
+            </w:tcMar>
+          </w:tcPr>
+          <w:p>
+            <w:r>
+              <w:rPr>
+                <w:b/>
+                <w:bCs/>
+                <w:color w:val="FFFFFF"/>
+                <w:sz w:val="17"/>
+                <w:szCs w:val="17"/>
+              </w:rPr>
+              <w:t xml:space="preserve">CAGR</w:t>
+            </w:r>
+          </w:p>
+        </w:tc>
+        <w:tc>
+          <w:tcPr>
+            <w:tcW w:type="dxa" w:w="1500"/>
+            <w:tcBorders>
+              <w:top w:val="single" w:color="BBBBBB" w:sz="1"/>
+              <w:left w:val="single" w:color="BBBBBB" w:sz="1"/>
+              <w:bottom w:val="single" w:color="BBBBBB" w:sz="1"/>
+              <w:right w:val="single" w:color="BBBBBB" w:sz="1"/>
+            </w:tcBorders>
+            <w:shd w:fill="1F4E79" w:val="clear"/>
+            <w:tcMar>
+              <w:top w:type="dxa" w:w="50"/>
+              <w:left w:type="dxa" w:w="80"/>
+              <w:bottom w:type="dxa" w:w="50"/>
+              <w:right w:type="dxa" w:w="80"/>
+            </w:tcMar>
+          </w:tcPr>
+          <w:p>
+            <w:r>
+              <w:rPr>
+                <w:b/>
+                <w:bCs/>
+                <w:color w:val="FFFFFF"/>
+                <w:sz w:val="17"/>
+                <w:szCs w:val="17"/>
+              </w:rPr>
+              <w:t xml:space="preserve">Sharpe</w:t>
+            </w:r>
+          </w:p>
+        </w:tc>
+        <w:tc>
+          <w:tcPr>
+            <w:tcW w:type="dxa" w:w="1600"/>
+            <w:tcBorders>
+              <w:top w:val="single" w:color="BBBBBB" w:sz="1"/>
+              <w:left w:val="single" w:color="BBBBBB" w:sz="1"/>
+              <w:bottom w:val="single" w:color="BBBBBB" w:sz="1"/>
+              <w:right w:val="single" w:color="BBBBBB" w:sz="1"/>
+            </w:tcBorders>
+            <w:shd w:fill="1F4E79" w:val="clear"/>
+            <w:tcMar>
+              <w:top w:type="dxa" w:w="50"/>
+              <w:left w:type="dxa" w:w="80"/>
+              <w:bottom w:type="dxa" w:w="50"/>
+              <w:right w:type="dxa" w:w="80"/>
+            </w:tcMar>
+          </w:tcPr>
+          <w:p>
+            <w:r>
+              <w:rPr>
+                <w:b/>
+                <w:bCs/>
+                <w:color w:val="FFFFFF"/>
+                <w:sz w:val="17"/>
+                <w:szCs w:val="17"/>
+              </w:rPr>
+              <w:t xml:space="preserve">MaxDD</w:t>
+            </w:r>
+          </w:p>
+        </w:tc>
+      </w:tr>
+      <w:tr>
+        <w:tc>
+          <w:tcPr>
+            <w:tcW w:type="dxa" w:w="1400"/>
+            <w:tcBorders>
+              <w:top w:val="single" w:color="BBBBBB" w:sz="1"/>
+              <w:left w:val="single" w:color="BBBBBB" w:sz="1"/>
+              <w:bottom w:val="single" w:color="BBBBBB" w:sz="1"/>
+              <w:right w:val="single" w:color="BBBBBB" w:sz="1"/>
+            </w:tcBorders>
+            <w:tcMar>
+              <w:top w:type="dxa" w:w="40"/>
+              <w:left w:type="dxa" w:w="80"/>
+              <w:bottom w:type="dxa" w:w="40"/>
+              <w:right w:type="dxa" w:w="80"/>
+            </w:tcMar>
+          </w:tcPr>
+          <w:p>
+            <w:r>
+              <w:rPr>
+                <w:sz w:val="17"/>
+                <w:szCs w:val="17"/>
+              </w:rPr>
+              <w:t xml:space="preserve">全期</w:t>
+            </w:r>
+          </w:p>
+        </w:tc>
+        <w:tc>
+          <w:tcPr>
+            <w:tcW w:type="dxa" w:w="2000"/>
+            <w:tcBorders>
+              <w:top w:val="single" w:color="BBBBBB" w:sz="1"/>
+              <w:left w:val="single" w:color="BBBBBB" w:sz="1"/>
+              <w:bottom w:val="single" w:color="BBBBBB" w:sz="1"/>
+              <w:right w:val="single" w:color="BBBBBB" w:sz="1"/>
+            </w:tcBorders>
+            <w:tcMar>
+              <w:top w:type="dxa" w:w="40"/>
+              <w:left w:type="dxa" w:w="80"/>
+              <w:bottom w:type="dxa" w:w="40"/>
+              <w:right w:type="dxa" w:w="80"/>
+            </w:tcMar>
+          </w:tcPr>
+          <w:p>
+            <w:r>
+              <w:rPr>
+                <w:sz w:val="17"/>
+                <w:szCs w:val="17"/>
+              </w:rPr>
+              <w:t xml:space="preserve">多方</w:t>
+            </w:r>
+          </w:p>
+        </w:tc>
+        <w:tc>
+          <w:tcPr>
+            <w:tcW w:type="dxa" w:w="1600"/>
+            <w:tcBorders>
+              <w:top w:val="single" w:color="BBBBBB" w:sz="1"/>
+              <w:left w:val="single" w:color="BBBBBB" w:sz="1"/>
+              <w:bottom w:val="single" w:color="BBBBBB" w:sz="1"/>
+              <w:right w:val="single" w:color="BBBBBB" w:sz="1"/>
+            </w:tcBorders>
+            <w:tcMar>
+              <w:top w:type="dxa" w:w="40"/>
+              <w:left w:type="dxa" w:w="80"/>
+              <w:bottom w:type="dxa" w:w="40"/>
+              <w:right w:type="dxa" w:w="80"/>
+            </w:tcMar>
+          </w:tcPr>
+          <w:p>
+            <w:r>
+              <w:rPr>
+                <w:sz w:val="17"/>
+                <w:szCs w:val="17"/>
+              </w:rPr>
+              <w:t xml:space="preserve">25.63%</w:t>
+            </w:r>
+          </w:p>
+        </w:tc>
+        <w:tc>
+          <w:tcPr>
+            <w:tcW w:type="dxa" w:w="1500"/>
+            <w:tcBorders>
+              <w:top w:val="single" w:color="BBBBBB" w:sz="1"/>
+              <w:left w:val="single" w:color="BBBBBB" w:sz="1"/>
+              <w:bottom w:val="single" w:color="BBBBBB" w:sz="1"/>
+              <w:right w:val="single" w:color="BBBBBB" w:sz="1"/>
+            </w:tcBorders>
+            <w:tcMar>
+              <w:top w:type="dxa" w:w="40"/>
+              <w:left w:type="dxa" w:w="80"/>
+              <w:bottom w:type="dxa" w:w="40"/>
+              <w:right w:type="dxa" w:w="80"/>
+            </w:tcMar>
+          </w:tcPr>
+          <w:p>
+            <w:r>
+              <w:rPr>
+                <w:sz w:val="17"/>
+                <w:szCs w:val="17"/>
+              </w:rPr>
+              <w:t xml:space="preserve">1.69</w:t>
+            </w:r>
+          </w:p>
+        </w:tc>
+        <w:tc>
+          <w:tcPr>
+            <w:tcW w:type="dxa" w:w="1600"/>
+            <w:tcBorders>
+              <w:top w:val="single" w:color="BBBBBB" w:sz="1"/>
+              <w:left w:val="single" w:color="BBBBBB" w:sz="1"/>
+              <w:bottom w:val="single" w:color="BBBBBB" w:sz="1"/>
+              <w:right w:val="single" w:color="BBBBBB" w:sz="1"/>
+            </w:tcBorders>
+            <w:tcMar>
+              <w:top w:type="dxa" w:w="40"/>
+              <w:left w:type="dxa" w:w="80"/>
+              <w:bottom w:type="dxa" w:w="40"/>
+              <w:right w:type="dxa" w:w="80"/>
+            </w:tcMar>
+          </w:tcPr>
+          <w:p>
+            <w:r>
+              <w:rPr>
+                <w:sz w:val="17"/>
+                <w:szCs w:val="17"/>
+              </w:rPr>
+              <w:t xml:space="preserve">−18.58%</w:t>
+            </w:r>
+          </w:p>
+        </w:tc>
+      </w:tr>
+      <w:tr>
+        <w:tc>
+          <w:tcPr>
+            <w:tcW w:type="dxa" w:w="1400"/>
+            <w:tcBorders>
+              <w:top w:val="single" w:color="BBBBBB" w:sz="1"/>
+              <w:left w:val="single" w:color="BBBBBB" w:sz="1"/>
+              <w:bottom w:val="single" w:color="BBBBBB" w:sz="1"/>
+              <w:right w:val="single" w:color="BBBBBB" w:sz="1"/>
+            </w:tcBorders>
+            <w:tcMar>
+              <w:top w:type="dxa" w:w="40"/>
+              <w:left w:type="dxa" w:w="80"/>
+              <w:bottom w:type="dxa" w:w="40"/>
+              <w:right w:type="dxa" w:w="80"/>
+            </w:tcMar>
+          </w:tcPr>
+          <w:p>
+            <w:r>
+              <w:rPr>
+                <w:sz w:val="17"/>
+                <w:szCs w:val="17"/>
+              </w:rPr>
+              <w:t xml:space="preserve">全期</w:t>
+            </w:r>
+          </w:p>
+        </w:tc>
+        <w:tc>
+          <w:tcPr>
+            <w:tcW w:type="dxa" w:w="2000"/>
+            <w:tcBorders>
+              <w:top w:val="single" w:color="BBBBBB" w:sz="1"/>
+              <w:left w:val="single" w:color="BBBBBB" w:sz="1"/>
+              <w:bottom w:val="single" w:color="BBBBBB" w:sz="1"/>
+              <w:right w:val="single" w:color="BBBBBB" w:sz="1"/>
+            </w:tcBorders>
+            <w:tcMar>
+              <w:top w:type="dxa" w:w="40"/>
+              <w:left w:type="dxa" w:w="80"/>
+              <w:bottom w:type="dxa" w:w="40"/>
+              <w:right w:type="dxa" w:w="80"/>
+            </w:tcMar>
+          </w:tcPr>
+          <w:p>
+            <w:r>
+              <w:rPr>
+                <w:sz w:val="17"/>
+                <w:szCs w:val="17"/>
+              </w:rPr>
+              <w:t xml:space="preserve">基準(等權)</w:t>
+            </w:r>
+          </w:p>
+        </w:tc>
+        <w:tc>
+          <w:tcPr>
+            <w:tcW w:type="dxa" w:w="1600"/>
+            <w:tcBorders>
+              <w:top w:val="single" w:color="BBBBBB" w:sz="1"/>
+              <w:left w:val="single" w:color="BBBBBB" w:sz="1"/>
+              <w:bottom w:val="single" w:color="BBBBBB" w:sz="1"/>
+              <w:right w:val="single" w:color="BBBBBB" w:sz="1"/>
+            </w:tcBorders>
+            <w:tcMar>
+              <w:top w:type="dxa" w:w="40"/>
+              <w:left w:type="dxa" w:w="80"/>
+              <w:bottom w:type="dxa" w:w="40"/>
+              <w:right w:type="dxa" w:w="80"/>
+            </w:tcMar>
+          </w:tcPr>
+          <w:p>
+            <w:r>
+              <w:rPr>
+                <w:sz w:val="17"/>
+                <w:szCs w:val="17"/>
+              </w:rPr>
+              <w:t xml:space="preserve">17.03%</w:t>
+            </w:r>
+          </w:p>
+        </w:tc>
+        <w:tc>
+          <w:tcPr>
+            <w:tcW w:type="dxa" w:w="1500"/>
+            <w:tcBorders>
+              <w:top w:val="single" w:color="BBBBBB" w:sz="1"/>
+              <w:left w:val="single" w:color="BBBBBB" w:sz="1"/>
+              <w:bottom w:val="single" w:color="BBBBBB" w:sz="1"/>
+              <w:right w:val="single" w:color="BBBBBB" w:sz="1"/>
+            </w:tcBorders>
+            <w:tcMar>
+              <w:top w:type="dxa" w:w="40"/>
+              <w:left w:type="dxa" w:w="80"/>
+              <w:bottom w:type="dxa" w:w="40"/>
+              <w:right w:type="dxa" w:w="80"/>
+            </w:tcMar>
+          </w:tcPr>
+          <w:p>
+            <w:r>
+              <w:rPr>
+                <w:sz w:val="17"/>
+                <w:szCs w:val="17"/>
+              </w:rPr>
+              <w:t xml:space="preserve">0.98</w:t>
+            </w:r>
+          </w:p>
+        </w:tc>
+        <w:tc>
+          <w:tcPr>
+            <w:tcW w:type="dxa" w:w="1600"/>
+            <w:tcBorders>
+              <w:top w:val="single" w:color="BBBBBB" w:sz="1"/>
+              <w:left w:val="single" w:color="BBBBBB" w:sz="1"/>
+              <w:bottom w:val="single" w:color="BBBBBB" w:sz="1"/>
+              <w:right w:val="single" w:color="BBBBBB" w:sz="1"/>
+            </w:tcBorders>
+            <w:tcMar>
+              <w:top w:type="dxa" w:w="40"/>
+              <w:left w:type="dxa" w:w="80"/>
+              <w:bottom w:type="dxa" w:w="40"/>
+              <w:right w:type="dxa" w:w="80"/>
+            </w:tcMar>
+          </w:tcPr>
+          <w:p>
+            <w:r>
+              <w:rPr>
+                <w:sz w:val="17"/>
+                <w:szCs w:val="17"/>
+              </w:rPr>
+              <w:t xml:space="preserve">−25.17%</w:t>
+            </w:r>
+          </w:p>
+        </w:tc>
+      </w:tr>
+      <w:tr>
+        <w:tc>
+          <w:tcPr>
+            <w:tcW w:type="dxa" w:w="1400"/>
+            <w:tcBorders>
+              <w:top w:val="single" w:color="BBBBBB" w:sz="1"/>
+              <w:left w:val="single" w:color="BBBBBB" w:sz="1"/>
+              <w:bottom w:val="single" w:color="BBBBBB" w:sz="1"/>
+              <w:right w:val="single" w:color="BBBBBB" w:sz="1"/>
+            </w:tcBorders>
+            <w:tcMar>
+              <w:top w:type="dxa" w:w="40"/>
+              <w:left w:type="dxa" w:w="80"/>
+              <w:bottom w:type="dxa" w:w="40"/>
+              <w:right w:type="dxa" w:w="80"/>
+            </w:tcMar>
+          </w:tcPr>
+          <w:p>
+            <w:r>
+              <w:rPr>
+                <w:sz w:val="17"/>
+                <w:szCs w:val="17"/>
+              </w:rPr>
+              <w:t xml:space="preserve">測試</w:t>
+            </w:r>
+          </w:p>
+        </w:tc>
+        <w:tc>
+          <w:tcPr>
+            <w:tcW w:type="dxa" w:w="2000"/>
+            <w:tcBorders>
+              <w:top w:val="single" w:color="BBBBBB" w:sz="1"/>
+              <w:left w:val="single" w:color="BBBBBB" w:sz="1"/>
+              <w:bottom w:val="single" w:color="BBBBBB" w:sz="1"/>
+              <w:right w:val="single" w:color="BBBBBB" w:sz="1"/>
+            </w:tcBorders>
+            <w:tcMar>
+              <w:top w:type="dxa" w:w="40"/>
+              <w:left w:type="dxa" w:w="80"/>
+              <w:bottom w:type="dxa" w:w="40"/>
+              <w:right w:type="dxa" w:w="80"/>
+            </w:tcMar>
+          </w:tcPr>
+          <w:p>
+            <w:r>
+              <w:rPr>
+                <w:sz w:val="17"/>
+                <w:szCs w:val="17"/>
+              </w:rPr>
+              <w:t xml:space="preserve">多方</w:t>
+            </w:r>
+          </w:p>
+        </w:tc>
+        <w:tc>
+          <w:tcPr>
+            <w:tcW w:type="dxa" w:w="1600"/>
+            <w:tcBorders>
+              <w:top w:val="single" w:color="BBBBBB" w:sz="1"/>
+              <w:left w:val="single" w:color="BBBBBB" w:sz="1"/>
+              <w:bottom w:val="single" w:color="BBBBBB" w:sz="1"/>
+              <w:right w:val="single" w:color="BBBBBB" w:sz="1"/>
+            </w:tcBorders>
+            <w:tcMar>
+              <w:top w:type="dxa" w:w="40"/>
+              <w:left w:type="dxa" w:w="80"/>
+              <w:bottom w:type="dxa" w:w="40"/>
+              <w:right w:type="dxa" w:w="80"/>
+            </w:tcMar>
+          </w:tcPr>
+          <w:p>
+            <w:r>
+              <w:rPr>
+                <w:sz w:val="17"/>
+                <w:szCs w:val="17"/>
+              </w:rPr>
+              <w:t xml:space="preserve">31.37%</w:t>
+            </w:r>
+          </w:p>
+        </w:tc>
+        <w:tc>
+          <w:tcPr>
+            <w:tcW w:type="dxa" w:w="1500"/>
+            <w:tcBorders>
+              <w:top w:val="single" w:color="BBBBBB" w:sz="1"/>
+              <w:left w:val="single" w:color="BBBBBB" w:sz="1"/>
+              <w:bottom w:val="single" w:color="BBBBBB" w:sz="1"/>
+              <w:right w:val="single" w:color="BBBBBB" w:sz="1"/>
+            </w:tcBorders>
+            <w:tcMar>
+              <w:top w:type="dxa" w:w="40"/>
+              <w:left w:type="dxa" w:w="80"/>
+              <w:bottom w:type="dxa" w:w="40"/>
+              <w:right w:type="dxa" w:w="80"/>
+            </w:tcMar>
+          </w:tcPr>
+          <w:p>
+            <w:r>
+              <w:rPr>
+                <w:sz w:val="17"/>
+                <w:szCs w:val="17"/>
+              </w:rPr>
+              <w:t xml:space="preserve">1.80</w:t>
+            </w:r>
+          </w:p>
+        </w:tc>
+        <w:tc>
+          <w:tcPr>
+            <w:tcW w:type="dxa" w:w="1600"/>
+            <w:tcBorders>
+              <w:top w:val="single" w:color="BBBBBB" w:sz="1"/>
+              <w:left w:val="single" w:color="BBBBBB" w:sz="1"/>
+              <w:bottom w:val="single" w:color="BBBBBB" w:sz="1"/>
+              <w:right w:val="single" w:color="BBBBBB" w:sz="1"/>
+            </w:tcBorders>
+            <w:tcMar>
+              <w:top w:type="dxa" w:w="40"/>
+              <w:left w:type="dxa" w:w="80"/>
+              <w:bottom w:type="dxa" w:w="40"/>
+              <w:right w:type="dxa" w:w="80"/>
+            </w:tcMar>
+          </w:tcPr>
+          <w:p>
+            <w:r>
+              <w:rPr>
+                <w:sz w:val="17"/>
+                <w:szCs w:val="17"/>
+              </w:rPr>
+              <w:t xml:space="preserve">−12.83%</w:t>
+            </w:r>
+          </w:p>
+        </w:tc>
+      </w:tr>
+      <w:tr>
+        <w:tc>
+          <w:tcPr>
+            <w:tcW w:type="dxa" w:w="1400"/>
+            <w:tcBorders>
+              <w:top w:val="single" w:color="BBBBBB" w:sz="1"/>
+              <w:left w:val="single" w:color="BBBBBB" w:sz="1"/>
+              <w:bottom w:val="single" w:color="BBBBBB" w:sz="1"/>
+              <w:right w:val="single" w:color="BBBBBB" w:sz="1"/>
+            </w:tcBorders>
+            <w:tcMar>
+              <w:top w:type="dxa" w:w="40"/>
+              <w:left w:type="dxa" w:w="80"/>
+              <w:bottom w:type="dxa" w:w="40"/>
+              <w:right w:type="dxa" w:w="80"/>
+            </w:tcMar>
+          </w:tcPr>
+          <w:p>
+            <w:r>
+              <w:rPr>
+                <w:sz w:val="17"/>
+                <w:szCs w:val="17"/>
+              </w:rPr>
+              <w:t xml:space="preserve">測試</w:t>
+            </w:r>
+          </w:p>
+        </w:tc>
+        <w:tc>
+          <w:tcPr>
+            <w:tcW w:type="dxa" w:w="2000"/>
+            <w:tcBorders>
+              <w:top w:val="single" w:color="BBBBBB" w:sz="1"/>
+              <w:left w:val="single" w:color="BBBBBB" w:sz="1"/>
+              <w:bottom w:val="single" w:color="BBBBBB" w:sz="1"/>
+              <w:right w:val="single" w:color="BBBBBB" w:sz="1"/>
+            </w:tcBorders>
+            <w:tcMar>
+              <w:top w:type="dxa" w:w="40"/>
+              <w:left w:type="dxa" w:w="80"/>
+              <w:bottom w:type="dxa" w:w="40"/>
+              <w:right w:type="dxa" w:w="80"/>
+            </w:tcMar>
+          </w:tcPr>
+          <w:p>
+            <w:r>
+              <w:rPr>
+                <w:sz w:val="17"/>
+                <w:szCs w:val="17"/>
+              </w:rPr>
+              <w:t xml:space="preserve">基準(等權)</w:t>
+            </w:r>
+          </w:p>
+        </w:tc>
+        <w:tc>
+          <w:tcPr>
+            <w:tcW w:type="dxa" w:w="1600"/>
+            <w:tcBorders>
+              <w:top w:val="single" w:color="BBBBBB" w:sz="1"/>
+              <w:left w:val="single" w:color="BBBBBB" w:sz="1"/>
+              <w:bottom w:val="single" w:color="BBBBBB" w:sz="1"/>
+              <w:right w:val="single" w:color="BBBBBB" w:sz="1"/>
+            </w:tcBorders>
+            <w:tcMar>
+              <w:top w:type="dxa" w:w="40"/>
+              <w:left w:type="dxa" w:w="80"/>
+              <w:bottom w:type="dxa" w:w="40"/>
+              <w:right w:type="dxa" w:w="80"/>
+            </w:tcMar>
+          </w:tcPr>
+          <w:p>
+            <w:r>
+              <w:rPr>
+                <w:sz w:val="17"/>
+                <w:szCs w:val="17"/>
+              </w:rPr>
+              <w:t xml:space="preserve">24.26%</w:t>
+            </w:r>
+          </w:p>
+        </w:tc>
+        <w:tc>
+          <w:tcPr>
+            <w:tcW w:type="dxa" w:w="1500"/>
+            <w:tcBorders>
+              <w:top w:val="single" w:color="BBBBBB" w:sz="1"/>
+              <w:left w:val="single" w:color="BBBBBB" w:sz="1"/>
+              <w:bottom w:val="single" w:color="BBBBBB" w:sz="1"/>
+              <w:right w:val="single" w:color="BBBBBB" w:sz="1"/>
+            </w:tcBorders>
+            <w:tcMar>
+              <w:top w:type="dxa" w:w="40"/>
+              <w:left w:type="dxa" w:w="80"/>
+              <w:bottom w:type="dxa" w:w="40"/>
+              <w:right w:type="dxa" w:w="80"/>
+            </w:tcMar>
+          </w:tcPr>
+          <w:p>
+            <w:r>
+              <w:rPr>
+                <w:sz w:val="17"/>
+                <w:szCs w:val="17"/>
+              </w:rPr>
+              <w:t xml:space="preserve">1.18</w:t>
+            </w:r>
+          </w:p>
+        </w:tc>
+        <w:tc>
+          <w:tcPr>
+            <w:tcW w:type="dxa" w:w="1600"/>
+            <w:tcBorders>
+              <w:top w:val="single" w:color="BBBBBB" w:sz="1"/>
+              <w:left w:val="single" w:color="BBBBBB" w:sz="1"/>
+              <w:bottom w:val="single" w:color="BBBBBB" w:sz="1"/>
+              <w:right w:val="single" w:color="BBBBBB" w:sz="1"/>
+            </w:tcBorders>
+            <w:tcMar>
+              <w:top w:type="dxa" w:w="40"/>
+              <w:left w:type="dxa" w:w="80"/>
+              <w:bottom w:type="dxa" w:w="40"/>
+              <w:right w:type="dxa" w:w="80"/>
+            </w:tcMar>
+          </w:tcPr>
+          <w:p>
+            <w:r>
+              <w:rPr>
+                <w:sz w:val="17"/>
+                <w:szCs w:val="17"/>
+              </w:rPr>
+              <w:t xml:space="preserve">−17.73%</w:t>
+            </w:r>
+          </w:p>
+        </w:tc>
+      </w:tr>
+    </w:tbl>
+    <w:p>
+      <w:pPr>
+        <w:pStyle w:val="Heading2"/>
+      </w:pPr>
+      <w:r>
+        <w:t xml:space="preserve">多基準超額(全期/測試)</w:t>
+      </w:r>
+    </w:p>
+    <w:tbl>
+      <w:tblPr>
+        <w:tblW w:type="dxa" w:w="8400"/>
+        <w:tblBorders>
+          <w:top w:val="single" w:color="auto" w:sz="4"/>
+          <w:left w:val="single" w:color="auto" w:sz="4"/>
+          <w:bottom w:val="single" w:color="auto" w:sz="4"/>
+          <w:right w:val="single" w:color="auto" w:sz="4"/>
+          <w:insideH w:val="single" w:color="auto" w:sz="4"/>
+          <w:insideV w:val="single" w:color="auto" w:sz="4"/>
+        </w:tblBorders>
+      </w:tblPr>
+      <w:tblGrid>
+        <w:gridCol w:w="2400"/>
+        <w:gridCol w:w="3000"/>
+        <w:gridCol w:w="3000"/>
+      </w:tblGrid>
+      <w:tr>
+        <w:trPr>
+          <w:tblHeader/>
+        </w:trPr>
+        <w:tc>
+          <w:tcPr>
+            <w:tcW w:type="dxa" w:w="2400"/>
+            <w:tcBorders>
+              <w:top w:val="single" w:color="BBBBBB" w:sz="1"/>
+              <w:left w:val="single" w:color="BBBBBB" w:sz="1"/>
+              <w:bottom w:val="single" w:color="BBBBBB" w:sz="1"/>
+              <w:right w:val="single" w:color="BBBBBB" w:sz="1"/>
+            </w:tcBorders>
+            <w:shd w:fill="1F4E79" w:val="clear"/>
+            <w:tcMar>
+              <w:top w:type="dxa" w:w="50"/>
+              <w:left w:type="dxa" w:w="80"/>
+              <w:bottom w:type="dxa" w:w="50"/>
+              <w:right w:type="dxa" w:w="80"/>
+            </w:tcMar>
+          </w:tcPr>
+          <w:p>
+            <w:r>
+              <w:rPr>
+                <w:b/>
+                <w:bCs/>
+                <w:color w:val="FFFFFF"/>
+                <w:sz w:val="17"/>
+                <w:szCs w:val="17"/>
+              </w:rPr>
+              <w:t xml:space="preserve">基準</w:t>
+            </w:r>
+          </w:p>
+        </w:tc>
+        <w:tc>
+          <w:tcPr>
+            <w:tcW w:type="dxa" w:w="3000"/>
+            <w:tcBorders>
+              <w:top w:val="single" w:color="BBBBBB" w:sz="1"/>
+              <w:left w:val="single" w:color="BBBBBB" w:sz="1"/>
+              <w:bottom w:val="single" w:color="BBBBBB" w:sz="1"/>
+              <w:right w:val="single" w:color="BBBBBB" w:sz="1"/>
+            </w:tcBorders>
+            <w:shd w:fill="1F4E79" w:val="clear"/>
+            <w:tcMar>
+              <w:top w:type="dxa" w:w="50"/>
+              <w:left w:type="dxa" w:w="80"/>
+              <w:bottom w:type="dxa" w:w="50"/>
+              <w:right w:type="dxa" w:w="80"/>
+            </w:tcMar>
+          </w:tcPr>
+          <w:p>
+            <w:r>
+              <w:rPr>
+                <w:b/>
+                <w:bCs/>
+                <w:color w:val="FFFFFF"/>
+                <w:sz w:val="17"/>
+                <w:szCs w:val="17"/>
+              </w:rPr>
+              <w:t xml:space="preserve">全期超額(t)</w:t>
+            </w:r>
+          </w:p>
+        </w:tc>
+        <w:tc>
+          <w:tcPr>
+            <w:tcW w:type="dxa" w:w="3000"/>
+            <w:tcBorders>
+              <w:top w:val="single" w:color="BBBBBB" w:sz="1"/>
+              <w:left w:val="single" w:color="BBBBBB" w:sz="1"/>
+              <w:bottom w:val="single" w:color="BBBBBB" w:sz="1"/>
+              <w:right w:val="single" w:color="BBBBBB" w:sz="1"/>
+            </w:tcBorders>
+            <w:shd w:fill="1F4E79" w:val="clear"/>
+            <w:tcMar>
+              <w:top w:type="dxa" w:w="50"/>
+              <w:left w:type="dxa" w:w="80"/>
+              <w:bottom w:type="dxa" w:w="50"/>
+              <w:right w:type="dxa" w:w="80"/>
+            </w:tcMar>
+          </w:tcPr>
+          <w:p>
+            <w:r>
+              <w:rPr>
+                <w:b/>
+                <w:bCs/>
+                <w:color w:val="FFFFFF"/>
+                <w:sz w:val="17"/>
+                <w:szCs w:val="17"/>
+              </w:rPr>
+              <w:t xml:space="preserve">測試超額(t)</w:t>
+            </w:r>
+          </w:p>
+        </w:tc>
+      </w:tr>
+      <w:tr>
+        <w:tc>
+          <w:tcPr>
+            <w:tcW w:type="dxa" w:w="2400"/>
+            <w:tcBorders>
+              <w:top w:val="single" w:color="BBBBBB" w:sz="1"/>
+              <w:left w:val="single" w:color="BBBBBB" w:sz="1"/>
+              <w:bottom w:val="single" w:color="BBBBBB" w:sz="1"/>
+              <w:right w:val="single" w:color="BBBBBB" w:sz="1"/>
+            </w:tcBorders>
+            <w:tcMar>
+              <w:top w:type="dxa" w:w="40"/>
+              <w:left w:type="dxa" w:w="80"/>
+              <w:bottom w:type="dxa" w:w="40"/>
+              <w:right w:type="dxa" w:w="80"/>
+            </w:tcMar>
+          </w:tcPr>
+          <w:p>
+            <w:r>
+              <w:rPr>
+                <w:sz w:val="17"/>
+                <w:szCs w:val="17"/>
+              </w:rPr>
+              <w:t xml:space="preserve">全池等權</w:t>
+            </w:r>
+          </w:p>
+        </w:tc>
+        <w:tc>
+          <w:tcPr>
+            <w:tcW w:type="dxa" w:w="3000"/>
+            <w:tcBorders>
+              <w:top w:val="single" w:color="BBBBBB" w:sz="1"/>
+              <w:left w:val="single" w:color="BBBBBB" w:sz="1"/>
+              <w:bottom w:val="single" w:color="BBBBBB" w:sz="1"/>
+              <w:right w:val="single" w:color="BBBBBB" w:sz="1"/>
+            </w:tcBorders>
+            <w:tcMar>
+              <w:top w:type="dxa" w:w="40"/>
+              <w:left w:type="dxa" w:w="80"/>
+              <w:bottom w:type="dxa" w:w="40"/>
+              <w:right w:type="dxa" w:w="80"/>
+            </w:tcMar>
+          </w:tcPr>
+          <w:p>
+            <w:r>
+              <w:rPr>
+                <w:sz w:val="17"/>
+                <w:szCs w:val="17"/>
+              </w:rPr>
+              <w:t xml:space="preserve">+6.63% (3.29)</w:t>
+            </w:r>
+          </w:p>
+        </w:tc>
+        <w:tc>
+          <w:tcPr>
+            <w:tcW w:type="dxa" w:w="3000"/>
+            <w:tcBorders>
+              <w:top w:val="single" w:color="BBBBBB" w:sz="1"/>
+              <w:left w:val="single" w:color="BBBBBB" w:sz="1"/>
+              <w:bottom w:val="single" w:color="BBBBBB" w:sz="1"/>
+              <w:right w:val="single" w:color="BBBBBB" w:sz="1"/>
+            </w:tcBorders>
+            <w:tcMar>
+              <w:top w:type="dxa" w:w="40"/>
+              <w:left w:type="dxa" w:w="80"/>
+              <w:bottom w:type="dxa" w:w="40"/>
+              <w:right w:type="dxa" w:w="80"/>
+            </w:tcMar>
+          </w:tcPr>
+          <w:p>
+            <w:r>
+              <w:rPr>
+                <w:sz w:val="17"/>
+                <w:szCs w:val="17"/>
+              </w:rPr>
+              <w:t xml:space="preserve">+4.94% (1.37)</w:t>
+            </w:r>
+          </w:p>
+        </w:tc>
+      </w:tr>
+      <w:tr>
+        <w:tc>
+          <w:tcPr>
+            <w:tcW w:type="dxa" w:w="2400"/>
+            <w:tcBorders>
+              <w:top w:val="single" w:color="BBBBBB" w:sz="1"/>
+              <w:left w:val="single" w:color="BBBBBB" w:sz="1"/>
+              <w:bottom w:val="single" w:color="BBBBBB" w:sz="1"/>
+              <w:right w:val="single" w:color="BBBBBB" w:sz="1"/>
+            </w:tcBorders>
+            <w:tcMar>
+              <w:top w:type="dxa" w:w="40"/>
+              <w:left w:type="dxa" w:w="80"/>
+              <w:bottom w:type="dxa" w:w="40"/>
+              <w:right w:type="dxa" w:w="80"/>
+            </w:tcMar>
+          </w:tcPr>
+          <w:p>
+            <w:r>
+              <w:rPr>
+                <w:sz w:val="17"/>
+                <w:szCs w:val="17"/>
+              </w:rPr>
+              <w:t xml:space="preserve">0050</w:t>
+            </w:r>
+          </w:p>
+        </w:tc>
+        <w:tc>
+          <w:tcPr>
+            <w:tcW w:type="dxa" w:w="3000"/>
+            <w:tcBorders>
+              <w:top w:val="single" w:color="BBBBBB" w:sz="1"/>
+              <w:left w:val="single" w:color="BBBBBB" w:sz="1"/>
+              <w:bottom w:val="single" w:color="BBBBBB" w:sz="1"/>
+              <w:right w:val="single" w:color="BBBBBB" w:sz="1"/>
+            </w:tcBorders>
+            <w:tcMar>
+              <w:top w:type="dxa" w:w="40"/>
+              <w:left w:type="dxa" w:w="80"/>
+              <w:bottom w:type="dxa" w:w="40"/>
+              <w:right w:type="dxa" w:w="80"/>
+            </w:tcMar>
+          </w:tcPr>
+          <w:p>
+            <w:r>
+              <w:rPr>
+                <w:sz w:val="17"/>
+                <w:szCs w:val="17"/>
+              </w:rPr>
+              <w:t xml:space="preserve">+2.58% (0.43)</w:t>
+            </w:r>
+          </w:p>
+        </w:tc>
+        <w:tc>
+          <w:tcPr>
+            <w:tcW w:type="dxa" w:w="3000"/>
+            <w:tcBorders>
+              <w:top w:val="single" w:color="BBBBBB" w:sz="1"/>
+              <w:left w:val="single" w:color="BBBBBB" w:sz="1"/>
+              <w:bottom w:val="single" w:color="BBBBBB" w:sz="1"/>
+              <w:right w:val="single" w:color="BBBBBB" w:sz="1"/>
+            </w:tcBorders>
+            <w:tcMar>
+              <w:top w:type="dxa" w:w="40"/>
+              <w:left w:type="dxa" w:w="80"/>
+              <w:bottom w:type="dxa" w:w="40"/>
+              <w:right w:type="dxa" w:w="80"/>
+            </w:tcMar>
+          </w:tcPr>
+          <w:p>
+            <w:r>
+              <w:rPr>
+                <w:sz w:val="17"/>
+                <w:szCs w:val="17"/>
+              </w:rPr>
+              <w:t xml:space="preserve">−0.32% (−0.03)</w:t>
+            </w:r>
+          </w:p>
+        </w:tc>
+      </w:tr>
+      <w:tr>
+        <w:tc>
+          <w:tcPr>
+            <w:tcW w:type="dxa" w:w="2400"/>
+            <w:tcBorders>
+              <w:top w:val="single" w:color="BBBBBB" w:sz="1"/>
+              <w:left w:val="single" w:color="BBBBBB" w:sz="1"/>
+              <w:bottom w:val="single" w:color="BBBBBB" w:sz="1"/>
+              <w:right w:val="single" w:color="BBBBBB" w:sz="1"/>
+            </w:tcBorders>
+            <w:tcMar>
+              <w:top w:type="dxa" w:w="40"/>
+              <w:left w:type="dxa" w:w="80"/>
+              <w:bottom w:type="dxa" w:w="40"/>
+              <w:right w:type="dxa" w:w="80"/>
+            </w:tcMar>
+          </w:tcPr>
+          <w:p>
+            <w:r>
+              <w:rPr>
+                <w:sz w:val="17"/>
+                <w:szCs w:val="17"/>
+              </w:rPr>
+              <w:t xml:space="preserve">大盤 TAIEX TR</w:t>
+            </w:r>
+          </w:p>
+        </w:tc>
+        <w:tc>
+          <w:tcPr>
+            <w:tcW w:type="dxa" w:w="3000"/>
+            <w:tcBorders>
+              <w:top w:val="single" w:color="BBBBBB" w:sz="1"/>
+              <w:left w:val="single" w:color="BBBBBB" w:sz="1"/>
+              <w:bottom w:val="single" w:color="BBBBBB" w:sz="1"/>
+              <w:right w:val="single" w:color="BBBBBB" w:sz="1"/>
+            </w:tcBorders>
+            <w:tcMar>
+              <w:top w:type="dxa" w:w="40"/>
+              <w:left w:type="dxa" w:w="80"/>
+              <w:bottom w:type="dxa" w:w="40"/>
+              <w:right w:type="dxa" w:w="80"/>
+            </w:tcMar>
+          </w:tcPr>
+          <w:p>
+            <w:r>
+              <w:rPr>
+                <w:sz w:val="17"/>
+                <w:szCs w:val="17"/>
+              </w:rPr>
+              <w:t xml:space="preserve">+5.71% (1.04)</w:t>
+            </w:r>
+          </w:p>
+        </w:tc>
+        <w:tc>
+          <w:tcPr>
+            <w:tcW w:type="dxa" w:w="3000"/>
+            <w:tcBorders>
+              <w:top w:val="single" w:color="BBBBBB" w:sz="1"/>
+              <w:left w:val="single" w:color="BBBBBB" w:sz="1"/>
+              <w:bottom w:val="single" w:color="BBBBBB" w:sz="1"/>
+              <w:right w:val="single" w:color="BBBBBB" w:sz="1"/>
+            </w:tcBorders>
+            <w:tcMar>
+              <w:top w:type="dxa" w:w="40"/>
+              <w:left w:type="dxa" w:w="80"/>
+              <w:bottom w:type="dxa" w:w="40"/>
+              <w:right w:type="dxa" w:w="80"/>
+            </w:tcMar>
+          </w:tcPr>
+          <w:p>
+            <w:r>
+              <w:rPr>
+                <w:sz w:val="17"/>
+                <w:szCs w:val="17"/>
+              </w:rPr>
+              <w:t xml:space="preserve">+2.71% (0.26)</w:t>
+            </w:r>
+          </w:p>
+        </w:tc>
+      </w:tr>
+      <w:tr>
+        <w:tc>
+          <w:tcPr>
+            <w:tcW w:type="dxa" w:w="2400"/>
+            <w:tcBorders>
+              <w:top w:val="single" w:color="BBBBBB" w:sz="1"/>
+              <w:left w:val="single" w:color="BBBBBB" w:sz="1"/>
+              <w:bottom w:val="single" w:color="BBBBBB" w:sz="1"/>
+              <w:right w:val="single" w:color="BBBBBB" w:sz="1"/>
+            </w:tcBorders>
+            <w:tcMar>
+              <w:top w:type="dxa" w:w="40"/>
+              <w:left w:type="dxa" w:w="80"/>
+              <w:bottom w:type="dxa" w:w="40"/>
+              <w:right w:type="dxa" w:w="80"/>
+            </w:tcMar>
+          </w:tcPr>
+          <w:p>
+            <w:r>
+              <w:rPr>
+                <w:sz w:val="17"/>
+                <w:szCs w:val="17"/>
+              </w:rPr>
+              <w:t xml:space="preserve">櫃買 TPEx TR</w:t>
+            </w:r>
+          </w:p>
+        </w:tc>
+        <w:tc>
+          <w:tcPr>
+            <w:tcW w:type="dxa" w:w="3000"/>
+            <w:tcBorders>
+              <w:top w:val="single" w:color="BBBBBB" w:sz="1"/>
+              <w:left w:val="single" w:color="BBBBBB" w:sz="1"/>
+              <w:bottom w:val="single" w:color="BBBBBB" w:sz="1"/>
+              <w:right w:val="single" w:color="BBBBBB" w:sz="1"/>
+            </w:tcBorders>
+            <w:tcMar>
+              <w:top w:type="dxa" w:w="40"/>
+              <w:left w:type="dxa" w:w="80"/>
+              <w:bottom w:type="dxa" w:w="40"/>
+              <w:right w:type="dxa" w:w="80"/>
+            </w:tcMar>
+          </w:tcPr>
+          <w:p>
+            <w:r>
+              <w:rPr>
+                <w:sz w:val="17"/>
+                <w:szCs w:val="17"/>
+              </w:rPr>
+              <w:t xml:space="preserve">+7.98% (1.35)</w:t>
+            </w:r>
+          </w:p>
+        </w:tc>
+        <w:tc>
+          <w:tcPr>
+            <w:tcW w:type="dxa" w:w="3000"/>
+            <w:tcBorders>
+              <w:top w:val="single" w:color="BBBBBB" w:sz="1"/>
+              <w:left w:val="single" w:color="BBBBBB" w:sz="1"/>
+              <w:bottom w:val="single" w:color="BBBBBB" w:sz="1"/>
+              <w:right w:val="single" w:color="BBBBBB" w:sz="1"/>
+            </w:tcBorders>
+            <w:tcMar>
+              <w:top w:type="dxa" w:w="40"/>
+              <w:left w:type="dxa" w:w="80"/>
+              <w:bottom w:type="dxa" w:w="40"/>
+              <w:right w:type="dxa" w:w="80"/>
+            </w:tcMar>
+          </w:tcPr>
+          <w:p>
+            <w:r>
+              <w:rPr>
+                <w:sz w:val="17"/>
+                <w:szCs w:val="17"/>
+              </w:rPr>
+              <w:t xml:space="preserve">+6.26% (0.59)</w:t>
+            </w:r>
+          </w:p>
+        </w:tc>
+      </w:tr>
+    </w:tbl>
+    <w:p>
+      <w:pPr>
+        <w:pStyle w:val="Heading2"/>
+      </w:pPr>
+      <w:r>
+        <w:t xml:space="preserve">結論</w:t>
       </w:r>
     </w:p>
     <w:p>
@@ -294,7 +2513,42 @@
         </w:numPr>
       </w:pPr>
       <w:r>
-        <w:t xml:space="preserve">價值/獲利最強（gp_to_px 訓練0.53/測試0.84、eps_to_px 0.77/0.61）、成長(g_eps_12 0.56/0.56)、低波動、52週高點動能皆樣本外有效；並見產業專屬訊號。</w:t>
+        <w:rPr>
+          <w:b/>
+          <w:bCs/>
+        </w:rPr>
+        <w:t xml:space="preserve">有真實且顯著的選股 alpha(全期 vs 等權 t=3.29)；相對買大盤/0050 報酬打平到小贏，但 Sharpe 高一截、回撤約一半。賣點是『更穩』而非『更猛』。</w:t>
+      </w:r>
+      <w:r>
+        <w:t xml:space="preserve"/>
+      </w:r>
+    </w:p>
+    <w:p>
+      <w:pPr>
+        <w:pageBreakBefore/>
+      </w:pPr>
+      <w:r>
+        <w:t xml:space="preserve"/>
+      </w:r>
+    </w:p>
+    <w:p>
+      <w:pPr>
+        <w:pStyle w:val="Heading1"/>
+      </w:pPr>
+      <w:r>
+        <w:t xml:space="preserve">2026-06-25 版本更新 — 配重方法研究與方法論補強（策略不變）</w:t>
+      </w:r>
+    </w:p>
+    <w:p>
+      <w:r>
+        <w:rPr>
+          <w:b/>
+          <w:bCs/>
+        </w:rPr>
+        <w:t xml:space="preserve">摘要：</w:t>
+      </w:r>
+      <w:r>
+        <w:t xml:space="preserve">系統性比較等權/動能/分數/單因子配重，確認維持『動能(排名)加權』為有紀律的選擇；並把報酬與配重的計算細節文件化。本次無策略參數調整。</w:t>
       </w:r>
     </w:p>
     <w:p>
@@ -302,7 +2556,1510 @@
         <w:pStyle w:val="Heading2"/>
       </w:pPr>
       <w:r>
-        <w:t xml:space="preserve">刪減/棄用功能（GP 棄用始末）</w:t>
+        <w:t xml:space="preserve">配重比較（前10%；各以單一依據配重）</w:t>
+      </w:r>
+    </w:p>
+    <w:tbl>
+      <w:tblPr>
+        <w:tblW w:type="dxa" w:w="8200"/>
+        <w:tblBorders>
+          <w:top w:val="single" w:color="auto" w:sz="4"/>
+          <w:left w:val="single" w:color="auto" w:sz="4"/>
+          <w:bottom w:val="single" w:color="auto" w:sz="4"/>
+          <w:right w:val="single" w:color="auto" w:sz="4"/>
+          <w:insideH w:val="single" w:color="auto" w:sz="4"/>
+          <w:insideV w:val="single" w:color="auto" w:sz="4"/>
+        </w:tblBorders>
+      </w:tblPr>
+      <w:tblGrid>
+        <w:gridCol w:w="2600"/>
+        <w:gridCol w:w="1400"/>
+        <w:gridCol w:w="1400"/>
+        <w:gridCol w:w="1400"/>
+        <w:gridCol w:w="1400"/>
+      </w:tblGrid>
+      <w:tr>
+        <w:trPr>
+          <w:tblHeader/>
+        </w:trPr>
+        <w:tc>
+          <w:tcPr>
+            <w:tcW w:type="dxa" w:w="2600"/>
+            <w:tcBorders>
+              <w:top w:val="single" w:color="BBBBBB" w:sz="1"/>
+              <w:left w:val="single" w:color="BBBBBB" w:sz="1"/>
+              <w:bottom w:val="single" w:color="BBBBBB" w:sz="1"/>
+              <w:right w:val="single" w:color="BBBBBB" w:sz="1"/>
+            </w:tcBorders>
+            <w:shd w:fill="1F4E79" w:val="clear"/>
+            <w:tcMar>
+              <w:top w:type="dxa" w:w="50"/>
+              <w:left w:type="dxa" w:w="80"/>
+              <w:bottom w:type="dxa" w:w="50"/>
+              <w:right w:type="dxa" w:w="80"/>
+            </w:tcMar>
+          </w:tcPr>
+          <w:p>
+            <w:r>
+              <w:rPr>
+                <w:b/>
+                <w:bCs/>
+                <w:color w:val="FFFFFF"/>
+                <w:sz w:val="17"/>
+                <w:szCs w:val="17"/>
+              </w:rPr>
+              <w:t xml:space="preserve">配重依據</w:t>
+            </w:r>
+          </w:p>
+        </w:tc>
+        <w:tc>
+          <w:tcPr>
+            <w:tcW w:type="dxa" w:w="1400"/>
+            <w:tcBorders>
+              <w:top w:val="single" w:color="BBBBBB" w:sz="1"/>
+              <w:left w:val="single" w:color="BBBBBB" w:sz="1"/>
+              <w:bottom w:val="single" w:color="BBBBBB" w:sz="1"/>
+              <w:right w:val="single" w:color="BBBBBB" w:sz="1"/>
+            </w:tcBorders>
+            <w:shd w:fill="1F4E79" w:val="clear"/>
+            <w:tcMar>
+              <w:top w:type="dxa" w:w="50"/>
+              <w:left w:type="dxa" w:w="80"/>
+              <w:bottom w:type="dxa" w:w="50"/>
+              <w:right w:type="dxa" w:w="80"/>
+            </w:tcMar>
+          </w:tcPr>
+          <w:p>
+            <w:r>
+              <w:rPr>
+                <w:b/>
+                <w:bCs/>
+                <w:color w:val="FFFFFF"/>
+                <w:sz w:val="17"/>
+                <w:szCs w:val="17"/>
+              </w:rPr>
+              <w:t xml:space="preserve">訓SR</w:t>
+            </w:r>
+          </w:p>
+        </w:tc>
+        <w:tc>
+          <w:tcPr>
+            <w:tcW w:type="dxa" w:w="1400"/>
+            <w:tcBorders>
+              <w:top w:val="single" w:color="BBBBBB" w:sz="1"/>
+              <w:left w:val="single" w:color="BBBBBB" w:sz="1"/>
+              <w:bottom w:val="single" w:color="BBBBBB" w:sz="1"/>
+              <w:right w:val="single" w:color="BBBBBB" w:sz="1"/>
+            </w:tcBorders>
+            <w:shd w:fill="1F4E79" w:val="clear"/>
+            <w:tcMar>
+              <w:top w:type="dxa" w:w="50"/>
+              <w:left w:type="dxa" w:w="80"/>
+              <w:bottom w:type="dxa" w:w="50"/>
+              <w:right w:type="dxa" w:w="80"/>
+            </w:tcMar>
+          </w:tcPr>
+          <w:p>
+            <w:r>
+              <w:rPr>
+                <w:b/>
+                <w:bCs/>
+                <w:color w:val="FFFFFF"/>
+                <w:sz w:val="17"/>
+                <w:szCs w:val="17"/>
+              </w:rPr>
+              <w:t xml:space="preserve">訓t</w:t>
+            </w:r>
+          </w:p>
+        </w:tc>
+        <w:tc>
+          <w:tcPr>
+            <w:tcW w:type="dxa" w:w="1400"/>
+            <w:tcBorders>
+              <w:top w:val="single" w:color="BBBBBB" w:sz="1"/>
+              <w:left w:val="single" w:color="BBBBBB" w:sz="1"/>
+              <w:bottom w:val="single" w:color="BBBBBB" w:sz="1"/>
+              <w:right w:val="single" w:color="BBBBBB" w:sz="1"/>
+            </w:tcBorders>
+            <w:shd w:fill="1F4E79" w:val="clear"/>
+            <w:tcMar>
+              <w:top w:type="dxa" w:w="50"/>
+              <w:left w:type="dxa" w:w="80"/>
+              <w:bottom w:type="dxa" w:w="50"/>
+              <w:right w:type="dxa" w:w="80"/>
+            </w:tcMar>
+          </w:tcPr>
+          <w:p>
+            <w:r>
+              <w:rPr>
+                <w:b/>
+                <w:bCs/>
+                <w:color w:val="FFFFFF"/>
+                <w:sz w:val="17"/>
+                <w:szCs w:val="17"/>
+              </w:rPr>
+              <w:t xml:space="preserve">測SR</w:t>
+            </w:r>
+          </w:p>
+        </w:tc>
+        <w:tc>
+          <w:tcPr>
+            <w:tcW w:type="dxa" w:w="1400"/>
+            <w:tcBorders>
+              <w:top w:val="single" w:color="BBBBBB" w:sz="1"/>
+              <w:left w:val="single" w:color="BBBBBB" w:sz="1"/>
+              <w:bottom w:val="single" w:color="BBBBBB" w:sz="1"/>
+              <w:right w:val="single" w:color="BBBBBB" w:sz="1"/>
+            </w:tcBorders>
+            <w:shd w:fill="1F4E79" w:val="clear"/>
+            <w:tcMar>
+              <w:top w:type="dxa" w:w="50"/>
+              <w:left w:type="dxa" w:w="80"/>
+              <w:bottom w:type="dxa" w:w="50"/>
+              <w:right w:type="dxa" w:w="80"/>
+            </w:tcMar>
+          </w:tcPr>
+          <w:p>
+            <w:r>
+              <w:rPr>
+                <w:b/>
+                <w:bCs/>
+                <w:color w:val="FFFFFF"/>
+                <w:sz w:val="17"/>
+                <w:szCs w:val="17"/>
+              </w:rPr>
+              <w:t xml:space="preserve">測t</w:t>
+            </w:r>
+          </w:p>
+        </w:tc>
+      </w:tr>
+      <w:tr>
+        <w:tc>
+          <w:tcPr>
+            <w:tcW w:type="dxa" w:w="2600"/>
+            <w:tcBorders>
+              <w:top w:val="single" w:color="BBBBBB" w:sz="1"/>
+              <w:left w:val="single" w:color="BBBBBB" w:sz="1"/>
+              <w:bottom w:val="single" w:color="BBBBBB" w:sz="1"/>
+              <w:right w:val="single" w:color="BBBBBB" w:sz="1"/>
+            </w:tcBorders>
+            <w:tcMar>
+              <w:top w:type="dxa" w:w="40"/>
+              <w:left w:type="dxa" w:w="80"/>
+              <w:bottom w:type="dxa" w:w="40"/>
+              <w:right w:type="dxa" w:w="80"/>
+            </w:tcMar>
+          </w:tcPr>
+          <w:p>
+            <w:r>
+              <w:rPr>
+                <w:sz w:val="17"/>
+                <w:szCs w:val="17"/>
+              </w:rPr>
+              <w:t xml:space="preserve">等權</w:t>
+            </w:r>
+          </w:p>
+        </w:tc>
+        <w:tc>
+          <w:tcPr>
+            <w:tcW w:type="dxa" w:w="1400"/>
+            <w:tcBorders>
+              <w:top w:val="single" w:color="BBBBBB" w:sz="1"/>
+              <w:left w:val="single" w:color="BBBBBB" w:sz="1"/>
+              <w:bottom w:val="single" w:color="BBBBBB" w:sz="1"/>
+              <w:right w:val="single" w:color="BBBBBB" w:sz="1"/>
+            </w:tcBorders>
+            <w:tcMar>
+              <w:top w:type="dxa" w:w="40"/>
+              <w:left w:type="dxa" w:w="80"/>
+              <w:bottom w:type="dxa" w:w="40"/>
+              <w:right w:type="dxa" w:w="80"/>
+            </w:tcMar>
+          </w:tcPr>
+          <w:p>
+            <w:r>
+              <w:rPr>
+                <w:sz w:val="17"/>
+                <w:szCs w:val="17"/>
+              </w:rPr>
+              <w:t xml:space="preserve">1.35</w:t>
+            </w:r>
+          </w:p>
+        </w:tc>
+        <w:tc>
+          <w:tcPr>
+            <w:tcW w:type="dxa" w:w="1400"/>
+            <w:tcBorders>
+              <w:top w:val="single" w:color="BBBBBB" w:sz="1"/>
+              <w:left w:val="single" w:color="BBBBBB" w:sz="1"/>
+              <w:bottom w:val="single" w:color="BBBBBB" w:sz="1"/>
+              <w:right w:val="single" w:color="BBBBBB" w:sz="1"/>
+            </w:tcBorders>
+            <w:tcMar>
+              <w:top w:type="dxa" w:w="40"/>
+              <w:left w:type="dxa" w:w="80"/>
+              <w:bottom w:type="dxa" w:w="40"/>
+              <w:right w:type="dxa" w:w="80"/>
+            </w:tcMar>
+          </w:tcPr>
+          <w:p>
+            <w:r>
+              <w:rPr>
+                <w:sz w:val="17"/>
+                <w:szCs w:val="17"/>
+              </w:rPr>
+              <w:t xml:space="preserve">3.57</w:t>
+            </w:r>
+          </w:p>
+        </w:tc>
+        <w:tc>
+          <w:tcPr>
+            <w:tcW w:type="dxa" w:w="1400"/>
+            <w:tcBorders>
+              <w:top w:val="single" w:color="BBBBBB" w:sz="1"/>
+              <w:left w:val="single" w:color="BBBBBB" w:sz="1"/>
+              <w:bottom w:val="single" w:color="BBBBBB" w:sz="1"/>
+              <w:right w:val="single" w:color="BBBBBB" w:sz="1"/>
+            </w:tcBorders>
+            <w:tcMar>
+              <w:top w:type="dxa" w:w="40"/>
+              <w:left w:type="dxa" w:w="80"/>
+              <w:bottom w:type="dxa" w:w="40"/>
+              <w:right w:type="dxa" w:w="80"/>
+            </w:tcMar>
+          </w:tcPr>
+          <w:p>
+            <w:r>
+              <w:rPr>
+                <w:sz w:val="17"/>
+                <w:szCs w:val="17"/>
+              </w:rPr>
+              <w:t xml:space="preserve">1.63</w:t>
+            </w:r>
+          </w:p>
+        </w:tc>
+        <w:tc>
+          <w:tcPr>
+            <w:tcW w:type="dxa" w:w="1400"/>
+            <w:tcBorders>
+              <w:top w:val="single" w:color="BBBBBB" w:sz="1"/>
+              <w:left w:val="single" w:color="BBBBBB" w:sz="1"/>
+              <w:bottom w:val="single" w:color="BBBBBB" w:sz="1"/>
+              <w:right w:val="single" w:color="BBBBBB" w:sz="1"/>
+            </w:tcBorders>
+            <w:tcMar>
+              <w:top w:type="dxa" w:w="40"/>
+              <w:left w:type="dxa" w:w="80"/>
+              <w:bottom w:type="dxa" w:w="40"/>
+              <w:right w:type="dxa" w:w="80"/>
+            </w:tcMar>
+          </w:tcPr>
+          <w:p>
+            <w:r>
+              <w:rPr>
+                <w:sz w:val="17"/>
+                <w:szCs w:val="17"/>
+              </w:rPr>
+              <w:t xml:space="preserve">1.36</w:t>
+            </w:r>
+          </w:p>
+        </w:tc>
+      </w:tr>
+      <w:tr>
+        <w:tc>
+          <w:tcPr>
+            <w:tcW w:type="dxa" w:w="2600"/>
+            <w:tcBorders>
+              <w:top w:val="single" w:color="BBBBBB" w:sz="1"/>
+              <w:left w:val="single" w:color="BBBBBB" w:sz="1"/>
+              <w:bottom w:val="single" w:color="BBBBBB" w:sz="1"/>
+              <w:right w:val="single" w:color="BBBBBB" w:sz="1"/>
+            </w:tcBorders>
+            <w:tcMar>
+              <w:top w:type="dxa" w:w="40"/>
+              <w:left w:type="dxa" w:w="80"/>
+              <w:bottom w:type="dxa" w:w="40"/>
+              <w:right w:type="dxa" w:w="80"/>
+            </w:tcMar>
+          </w:tcPr>
+          <w:p>
+            <w:r>
+              <w:rPr>
+                <w:sz w:val="17"/>
+                <w:szCs w:val="17"/>
+              </w:rPr>
+              <w:t xml:space="preserve">分數(8因子綜合)</w:t>
+            </w:r>
+          </w:p>
+        </w:tc>
+        <w:tc>
+          <w:tcPr>
+            <w:tcW w:type="dxa" w:w="1400"/>
+            <w:tcBorders>
+              <w:top w:val="single" w:color="BBBBBB" w:sz="1"/>
+              <w:left w:val="single" w:color="BBBBBB" w:sz="1"/>
+              <w:bottom w:val="single" w:color="BBBBBB" w:sz="1"/>
+              <w:right w:val="single" w:color="BBBBBB" w:sz="1"/>
+            </w:tcBorders>
+            <w:tcMar>
+              <w:top w:type="dxa" w:w="40"/>
+              <w:left w:type="dxa" w:w="80"/>
+              <w:bottom w:type="dxa" w:w="40"/>
+              <w:right w:type="dxa" w:w="80"/>
+            </w:tcMar>
+          </w:tcPr>
+          <w:p>
+            <w:r>
+              <w:rPr>
+                <w:sz w:val="17"/>
+                <w:szCs w:val="17"/>
+              </w:rPr>
+              <w:t xml:space="preserve">1.40</w:t>
+            </w:r>
+          </w:p>
+        </w:tc>
+        <w:tc>
+          <w:tcPr>
+            <w:tcW w:type="dxa" w:w="1400"/>
+            <w:tcBorders>
+              <w:top w:val="single" w:color="BBBBBB" w:sz="1"/>
+              <w:left w:val="single" w:color="BBBBBB" w:sz="1"/>
+              <w:bottom w:val="single" w:color="BBBBBB" w:sz="1"/>
+              <w:right w:val="single" w:color="BBBBBB" w:sz="1"/>
+            </w:tcBorders>
+            <w:tcMar>
+              <w:top w:type="dxa" w:w="40"/>
+              <w:left w:type="dxa" w:w="80"/>
+              <w:bottom w:type="dxa" w:w="40"/>
+              <w:right w:type="dxa" w:w="80"/>
+            </w:tcMar>
+          </w:tcPr>
+          <w:p>
+            <w:r>
+              <w:rPr>
+                <w:sz w:val="17"/>
+                <w:szCs w:val="17"/>
+              </w:rPr>
+              <w:t xml:space="preserve">3.63</w:t>
+            </w:r>
+          </w:p>
+        </w:tc>
+        <w:tc>
+          <w:tcPr>
+            <w:tcW w:type="dxa" w:w="1400"/>
+            <w:tcBorders>
+              <w:top w:val="single" w:color="BBBBBB" w:sz="1"/>
+              <w:left w:val="single" w:color="BBBBBB" w:sz="1"/>
+              <w:bottom w:val="single" w:color="BBBBBB" w:sz="1"/>
+              <w:right w:val="single" w:color="BBBBBB" w:sz="1"/>
+            </w:tcBorders>
+            <w:tcMar>
+              <w:top w:type="dxa" w:w="40"/>
+              <w:left w:type="dxa" w:w="80"/>
+              <w:bottom w:type="dxa" w:w="40"/>
+              <w:right w:type="dxa" w:w="80"/>
+            </w:tcMar>
+          </w:tcPr>
+          <w:p>
+            <w:r>
+              <w:rPr>
+                <w:sz w:val="17"/>
+                <w:szCs w:val="17"/>
+              </w:rPr>
+              <w:t xml:space="preserve">1.63</w:t>
+            </w:r>
+          </w:p>
+        </w:tc>
+        <w:tc>
+          <w:tcPr>
+            <w:tcW w:type="dxa" w:w="1400"/>
+            <w:tcBorders>
+              <w:top w:val="single" w:color="BBBBBB" w:sz="1"/>
+              <w:left w:val="single" w:color="BBBBBB" w:sz="1"/>
+              <w:bottom w:val="single" w:color="BBBBBB" w:sz="1"/>
+              <w:right w:val="single" w:color="BBBBBB" w:sz="1"/>
+            </w:tcBorders>
+            <w:tcMar>
+              <w:top w:type="dxa" w:w="40"/>
+              <w:left w:type="dxa" w:w="80"/>
+              <w:bottom w:type="dxa" w:w="40"/>
+              <w:right w:type="dxa" w:w="80"/>
+            </w:tcMar>
+          </w:tcPr>
+          <w:p>
+            <w:r>
+              <w:rPr>
+                <w:sz w:val="17"/>
+                <w:szCs w:val="17"/>
+              </w:rPr>
+              <w:t xml:space="preserve">1.33</w:t>
+            </w:r>
+          </w:p>
+        </w:tc>
+      </w:tr>
+      <w:tr>
+        <w:tc>
+          <w:tcPr>
+            <w:tcW w:type="dxa" w:w="2600"/>
+            <w:tcBorders>
+              <w:top w:val="single" w:color="BBBBBB" w:sz="1"/>
+              <w:left w:val="single" w:color="BBBBBB" w:sz="1"/>
+              <w:bottom w:val="single" w:color="BBBBBB" w:sz="1"/>
+              <w:right w:val="single" w:color="BBBBBB" w:sz="1"/>
+            </w:tcBorders>
+            <w:tcMar>
+              <w:top w:type="dxa" w:w="40"/>
+              <w:left w:type="dxa" w:w="80"/>
+              <w:bottom w:type="dxa" w:w="40"/>
+              <w:right w:type="dxa" w:w="80"/>
+            </w:tcMar>
+          </w:tcPr>
+          <w:p>
+            <w:r>
+              <w:rPr>
+                <w:sz w:val="17"/>
+                <w:szCs w:val="17"/>
+              </w:rPr>
+              <w:t xml:space="preserve">dist_high 動能(採用)</w:t>
+            </w:r>
+          </w:p>
+        </w:tc>
+        <w:tc>
+          <w:tcPr>
+            <w:tcW w:type="dxa" w:w="1400"/>
+            <w:tcBorders>
+              <w:top w:val="single" w:color="BBBBBB" w:sz="1"/>
+              <w:left w:val="single" w:color="BBBBBB" w:sz="1"/>
+              <w:bottom w:val="single" w:color="BBBBBB" w:sz="1"/>
+              <w:right w:val="single" w:color="BBBBBB" w:sz="1"/>
+            </w:tcBorders>
+            <w:tcMar>
+              <w:top w:type="dxa" w:w="40"/>
+              <w:left w:type="dxa" w:w="80"/>
+              <w:bottom w:type="dxa" w:w="40"/>
+              <w:right w:type="dxa" w:w="80"/>
+            </w:tcMar>
+          </w:tcPr>
+          <w:p>
+            <w:r>
+              <w:rPr>
+                <w:sz w:val="17"/>
+                <w:szCs w:val="17"/>
+              </w:rPr>
+              <w:t xml:space="preserve">1.60</w:t>
+            </w:r>
+          </w:p>
+        </w:tc>
+        <w:tc>
+          <w:tcPr>
+            <w:tcW w:type="dxa" w:w="1400"/>
+            <w:tcBorders>
+              <w:top w:val="single" w:color="BBBBBB" w:sz="1"/>
+              <w:left w:val="single" w:color="BBBBBB" w:sz="1"/>
+              <w:bottom w:val="single" w:color="BBBBBB" w:sz="1"/>
+              <w:right w:val="single" w:color="BBBBBB" w:sz="1"/>
+            </w:tcBorders>
+            <w:tcMar>
+              <w:top w:type="dxa" w:w="40"/>
+              <w:left w:type="dxa" w:w="80"/>
+              <w:bottom w:type="dxa" w:w="40"/>
+              <w:right w:type="dxa" w:w="80"/>
+            </w:tcMar>
+          </w:tcPr>
+          <w:p>
+            <w:r>
+              <w:rPr>
+                <w:sz w:val="17"/>
+                <w:szCs w:val="17"/>
+              </w:rPr>
+              <w:t xml:space="preserve">3.63</w:t>
+            </w:r>
+          </w:p>
+        </w:tc>
+        <w:tc>
+          <w:tcPr>
+            <w:tcW w:type="dxa" w:w="1400"/>
+            <w:tcBorders>
+              <w:top w:val="single" w:color="BBBBBB" w:sz="1"/>
+              <w:left w:val="single" w:color="BBBBBB" w:sz="1"/>
+              <w:bottom w:val="single" w:color="BBBBBB" w:sz="1"/>
+              <w:right w:val="single" w:color="BBBBBB" w:sz="1"/>
+            </w:tcBorders>
+            <w:tcMar>
+              <w:top w:type="dxa" w:w="40"/>
+              <w:left w:type="dxa" w:w="80"/>
+              <w:bottom w:type="dxa" w:w="40"/>
+              <w:right w:type="dxa" w:w="80"/>
+            </w:tcMar>
+          </w:tcPr>
+          <w:p>
+            <w:r>
+              <w:rPr>
+                <w:sz w:val="17"/>
+                <w:szCs w:val="17"/>
+              </w:rPr>
+              <w:t xml:space="preserve">1.80</w:t>
+            </w:r>
+          </w:p>
+        </w:tc>
+        <w:tc>
+          <w:tcPr>
+            <w:tcW w:type="dxa" w:w="1400"/>
+            <w:tcBorders>
+              <w:top w:val="single" w:color="BBBBBB" w:sz="1"/>
+              <w:left w:val="single" w:color="BBBBBB" w:sz="1"/>
+              <w:bottom w:val="single" w:color="BBBBBB" w:sz="1"/>
+              <w:right w:val="single" w:color="BBBBBB" w:sz="1"/>
+            </w:tcBorders>
+            <w:tcMar>
+              <w:top w:type="dxa" w:w="40"/>
+              <w:left w:type="dxa" w:w="80"/>
+              <w:bottom w:type="dxa" w:w="40"/>
+              <w:right w:type="dxa" w:w="80"/>
+            </w:tcMar>
+          </w:tcPr>
+          <w:p>
+            <w:r>
+              <w:rPr>
+                <w:sz w:val="17"/>
+                <w:szCs w:val="17"/>
+              </w:rPr>
+              <w:t xml:space="preserve">1.37</w:t>
+            </w:r>
+          </w:p>
+        </w:tc>
+      </w:tr>
+      <w:tr>
+        <w:tc>
+          <w:tcPr>
+            <w:tcW w:type="dxa" w:w="2600"/>
+            <w:tcBorders>
+              <w:top w:val="single" w:color="BBBBBB" w:sz="1"/>
+              <w:left w:val="single" w:color="BBBBBB" w:sz="1"/>
+              <w:bottom w:val="single" w:color="BBBBBB" w:sz="1"/>
+              <w:right w:val="single" w:color="BBBBBB" w:sz="1"/>
+            </w:tcBorders>
+            <w:tcMar>
+              <w:top w:type="dxa" w:w="40"/>
+              <w:left w:type="dxa" w:w="80"/>
+              <w:bottom w:type="dxa" w:w="40"/>
+              <w:right w:type="dxa" w:w="80"/>
+            </w:tcMar>
+          </w:tcPr>
+          <w:p>
+            <w:r>
+              <w:rPr>
+                <w:sz w:val="17"/>
+                <w:szCs w:val="17"/>
+              </w:rPr>
+              <w:t xml:space="preserve">gp_to_px</w:t>
+            </w:r>
+          </w:p>
+        </w:tc>
+        <w:tc>
+          <w:tcPr>
+            <w:tcW w:type="dxa" w:w="1400"/>
+            <w:tcBorders>
+              <w:top w:val="single" w:color="BBBBBB" w:sz="1"/>
+              <w:left w:val="single" w:color="BBBBBB" w:sz="1"/>
+              <w:bottom w:val="single" w:color="BBBBBB" w:sz="1"/>
+              <w:right w:val="single" w:color="BBBBBB" w:sz="1"/>
+            </w:tcBorders>
+            <w:tcMar>
+              <w:top w:type="dxa" w:w="40"/>
+              <w:left w:type="dxa" w:w="80"/>
+              <w:bottom w:type="dxa" w:w="40"/>
+              <w:right w:type="dxa" w:w="80"/>
+            </w:tcMar>
+          </w:tcPr>
+          <w:p>
+            <w:r>
+              <w:rPr>
+                <w:sz w:val="17"/>
+                <w:szCs w:val="17"/>
+              </w:rPr>
+              <w:t xml:space="preserve">1.30</w:t>
+            </w:r>
+          </w:p>
+        </w:tc>
+        <w:tc>
+          <w:tcPr>
+            <w:tcW w:type="dxa" w:w="1400"/>
+            <w:tcBorders>
+              <w:top w:val="single" w:color="BBBBBB" w:sz="1"/>
+              <w:left w:val="single" w:color="BBBBBB" w:sz="1"/>
+              <w:bottom w:val="single" w:color="BBBBBB" w:sz="1"/>
+              <w:right w:val="single" w:color="BBBBBB" w:sz="1"/>
+            </w:tcBorders>
+            <w:tcMar>
+              <w:top w:type="dxa" w:w="40"/>
+              <w:left w:type="dxa" w:w="80"/>
+              <w:bottom w:type="dxa" w:w="40"/>
+              <w:right w:type="dxa" w:w="80"/>
+            </w:tcMar>
+          </w:tcPr>
+          <w:p>
+            <w:r>
+              <w:rPr>
+                <w:sz w:val="17"/>
+                <w:szCs w:val="17"/>
+              </w:rPr>
+              <w:t xml:space="preserve">2.53</w:t>
+            </w:r>
+          </w:p>
+        </w:tc>
+        <w:tc>
+          <w:tcPr>
+            <w:tcW w:type="dxa" w:w="1400"/>
+            <w:tcBorders>
+              <w:top w:val="single" w:color="BBBBBB" w:sz="1"/>
+              <w:left w:val="single" w:color="BBBBBB" w:sz="1"/>
+              <w:bottom w:val="single" w:color="BBBBBB" w:sz="1"/>
+              <w:right w:val="single" w:color="BBBBBB" w:sz="1"/>
+            </w:tcBorders>
+            <w:tcMar>
+              <w:top w:type="dxa" w:w="40"/>
+              <w:left w:type="dxa" w:w="80"/>
+              <w:bottom w:type="dxa" w:w="40"/>
+              <w:right w:type="dxa" w:w="80"/>
+            </w:tcMar>
+          </w:tcPr>
+          <w:p>
+            <w:r>
+              <w:rPr>
+                <w:sz w:val="17"/>
+                <w:szCs w:val="17"/>
+              </w:rPr>
+              <w:t xml:space="preserve">1.63</w:t>
+            </w:r>
+          </w:p>
+        </w:tc>
+        <w:tc>
+          <w:tcPr>
+            <w:tcW w:type="dxa" w:w="1400"/>
+            <w:tcBorders>
+              <w:top w:val="single" w:color="BBBBBB" w:sz="1"/>
+              <w:left w:val="single" w:color="BBBBBB" w:sz="1"/>
+              <w:bottom w:val="single" w:color="BBBBBB" w:sz="1"/>
+              <w:right w:val="single" w:color="BBBBBB" w:sz="1"/>
+            </w:tcBorders>
+            <w:tcMar>
+              <w:top w:type="dxa" w:w="40"/>
+              <w:left w:type="dxa" w:w="80"/>
+              <w:bottom w:type="dxa" w:w="40"/>
+              <w:right w:type="dxa" w:w="80"/>
+            </w:tcMar>
+          </w:tcPr>
+          <w:p>
+            <w:r>
+              <w:rPr>
+                <w:sz w:val="17"/>
+                <w:szCs w:val="17"/>
+              </w:rPr>
+              <w:t xml:space="preserve">1.39</w:t>
+            </w:r>
+          </w:p>
+        </w:tc>
+      </w:tr>
+      <w:tr>
+        <w:tc>
+          <w:tcPr>
+            <w:tcW w:type="dxa" w:w="2600"/>
+            <w:tcBorders>
+              <w:top w:val="single" w:color="BBBBBB" w:sz="1"/>
+              <w:left w:val="single" w:color="BBBBBB" w:sz="1"/>
+              <w:bottom w:val="single" w:color="BBBBBB" w:sz="1"/>
+              <w:right w:val="single" w:color="BBBBBB" w:sz="1"/>
+            </w:tcBorders>
+            <w:tcMar>
+              <w:top w:type="dxa" w:w="40"/>
+              <w:left w:type="dxa" w:w="80"/>
+              <w:bottom w:type="dxa" w:w="40"/>
+              <w:right w:type="dxa" w:w="80"/>
+            </w:tcMar>
+          </w:tcPr>
+          <w:p>
+            <w:r>
+              <w:rPr>
+                <w:sz w:val="17"/>
+                <w:szCs w:val="17"/>
+              </w:rPr>
+              <w:t xml:space="preserve">fcf_yield</w:t>
+            </w:r>
+          </w:p>
+        </w:tc>
+        <w:tc>
+          <w:tcPr>
+            <w:tcW w:type="dxa" w:w="1400"/>
+            <w:tcBorders>
+              <w:top w:val="single" w:color="BBBBBB" w:sz="1"/>
+              <w:left w:val="single" w:color="BBBBBB" w:sz="1"/>
+              <w:bottom w:val="single" w:color="BBBBBB" w:sz="1"/>
+              <w:right w:val="single" w:color="BBBBBB" w:sz="1"/>
+            </w:tcBorders>
+            <w:tcMar>
+              <w:top w:type="dxa" w:w="40"/>
+              <w:left w:type="dxa" w:w="80"/>
+              <w:bottom w:type="dxa" w:w="40"/>
+              <w:right w:type="dxa" w:w="80"/>
+            </w:tcMar>
+          </w:tcPr>
+          <w:p>
+            <w:r>
+              <w:rPr>
+                <w:sz w:val="17"/>
+                <w:szCs w:val="17"/>
+              </w:rPr>
+              <w:t xml:space="preserve">1.37</w:t>
+            </w:r>
+          </w:p>
+        </w:tc>
+        <w:tc>
+          <w:tcPr>
+            <w:tcW w:type="dxa" w:w="1400"/>
+            <w:tcBorders>
+              <w:top w:val="single" w:color="BBBBBB" w:sz="1"/>
+              <w:left w:val="single" w:color="BBBBBB" w:sz="1"/>
+              <w:bottom w:val="single" w:color="BBBBBB" w:sz="1"/>
+              <w:right w:val="single" w:color="BBBBBB" w:sz="1"/>
+            </w:tcBorders>
+            <w:tcMar>
+              <w:top w:type="dxa" w:w="40"/>
+              <w:left w:type="dxa" w:w="80"/>
+              <w:bottom w:type="dxa" w:w="40"/>
+              <w:right w:type="dxa" w:w="80"/>
+            </w:tcMar>
+          </w:tcPr>
+          <w:p>
+            <w:r>
+              <w:rPr>
+                <w:sz w:val="17"/>
+                <w:szCs w:val="17"/>
+              </w:rPr>
+              <w:t xml:space="preserve">4.14</w:t>
+            </w:r>
+          </w:p>
+        </w:tc>
+        <w:tc>
+          <w:tcPr>
+            <w:tcW w:type="dxa" w:w="1400"/>
+            <w:tcBorders>
+              <w:top w:val="single" w:color="BBBBBB" w:sz="1"/>
+              <w:left w:val="single" w:color="BBBBBB" w:sz="1"/>
+              <w:bottom w:val="single" w:color="BBBBBB" w:sz="1"/>
+              <w:right w:val="single" w:color="BBBBBB" w:sz="1"/>
+            </w:tcBorders>
+            <w:tcMar>
+              <w:top w:type="dxa" w:w="40"/>
+              <w:left w:type="dxa" w:w="80"/>
+              <w:bottom w:type="dxa" w:w="40"/>
+              <w:right w:type="dxa" w:w="80"/>
+            </w:tcMar>
+          </w:tcPr>
+          <w:p>
+            <w:r>
+              <w:rPr>
+                <w:sz w:val="17"/>
+                <w:szCs w:val="17"/>
+              </w:rPr>
+              <w:t xml:space="preserve">1.61</w:t>
+            </w:r>
+          </w:p>
+        </w:tc>
+        <w:tc>
+          <w:tcPr>
+            <w:tcW w:type="dxa" w:w="1400"/>
+            <w:tcBorders>
+              <w:top w:val="single" w:color="BBBBBB" w:sz="1"/>
+              <w:left w:val="single" w:color="BBBBBB" w:sz="1"/>
+              <w:bottom w:val="single" w:color="BBBBBB" w:sz="1"/>
+              <w:right w:val="single" w:color="BBBBBB" w:sz="1"/>
+            </w:tcBorders>
+            <w:tcMar>
+              <w:top w:type="dxa" w:w="40"/>
+              <w:left w:type="dxa" w:w="80"/>
+              <w:bottom w:type="dxa" w:w="40"/>
+              <w:right w:type="dxa" w:w="80"/>
+            </w:tcMar>
+          </w:tcPr>
+          <w:p>
+            <w:r>
+              <w:rPr>
+                <w:sz w:val="17"/>
+                <w:szCs w:val="17"/>
+              </w:rPr>
+              <w:t xml:space="preserve">1.56</w:t>
+            </w:r>
+          </w:p>
+        </w:tc>
+      </w:tr>
+      <w:tr>
+        <w:tc>
+          <w:tcPr>
+            <w:tcW w:type="dxa" w:w="2600"/>
+            <w:tcBorders>
+              <w:top w:val="single" w:color="BBBBBB" w:sz="1"/>
+              <w:left w:val="single" w:color="BBBBBB" w:sz="1"/>
+              <w:bottom w:val="single" w:color="BBBBBB" w:sz="1"/>
+              <w:right w:val="single" w:color="BBBBBB" w:sz="1"/>
+            </w:tcBorders>
+            <w:tcMar>
+              <w:top w:type="dxa" w:w="40"/>
+              <w:left w:type="dxa" w:w="80"/>
+              <w:bottom w:type="dxa" w:w="40"/>
+              <w:right w:type="dxa" w:w="80"/>
+            </w:tcMar>
+          </w:tcPr>
+          <w:p>
+            <w:r>
+              <w:rPr>
+                <w:sz w:val="17"/>
+                <w:szCs w:val="17"/>
+              </w:rPr>
+              <w:t xml:space="preserve">bp</w:t>
+            </w:r>
+          </w:p>
+        </w:tc>
+        <w:tc>
+          <w:tcPr>
+            <w:tcW w:type="dxa" w:w="1400"/>
+            <w:tcBorders>
+              <w:top w:val="single" w:color="BBBBBB" w:sz="1"/>
+              <w:left w:val="single" w:color="BBBBBB" w:sz="1"/>
+              <w:bottom w:val="single" w:color="BBBBBB" w:sz="1"/>
+              <w:right w:val="single" w:color="BBBBBB" w:sz="1"/>
+            </w:tcBorders>
+            <w:tcMar>
+              <w:top w:type="dxa" w:w="40"/>
+              <w:left w:type="dxa" w:w="80"/>
+              <w:bottom w:type="dxa" w:w="40"/>
+              <w:right w:type="dxa" w:w="80"/>
+            </w:tcMar>
+          </w:tcPr>
+          <w:p>
+            <w:r>
+              <w:rPr>
+                <w:sz w:val="17"/>
+                <w:szCs w:val="17"/>
+              </w:rPr>
+              <w:t xml:space="preserve">1.28</w:t>
+            </w:r>
+          </w:p>
+        </w:tc>
+        <w:tc>
+          <w:tcPr>
+            <w:tcW w:type="dxa" w:w="1400"/>
+            <w:tcBorders>
+              <w:top w:val="single" w:color="BBBBBB" w:sz="1"/>
+              <w:left w:val="single" w:color="BBBBBB" w:sz="1"/>
+              <w:bottom w:val="single" w:color="BBBBBB" w:sz="1"/>
+              <w:right w:val="single" w:color="BBBBBB" w:sz="1"/>
+            </w:tcBorders>
+            <w:tcMar>
+              <w:top w:type="dxa" w:w="40"/>
+              <w:left w:type="dxa" w:w="80"/>
+              <w:bottom w:type="dxa" w:w="40"/>
+              <w:right w:type="dxa" w:w="80"/>
+            </w:tcMar>
+          </w:tcPr>
+          <w:p>
+            <w:r>
+              <w:rPr>
+                <w:sz w:val="17"/>
+                <w:szCs w:val="17"/>
+              </w:rPr>
+              <w:t xml:space="preserve">3.81</w:t>
+            </w:r>
+          </w:p>
+        </w:tc>
+        <w:tc>
+          <w:tcPr>
+            <w:tcW w:type="dxa" w:w="1400"/>
+            <w:tcBorders>
+              <w:top w:val="single" w:color="BBBBBB" w:sz="1"/>
+              <w:left w:val="single" w:color="BBBBBB" w:sz="1"/>
+              <w:bottom w:val="single" w:color="BBBBBB" w:sz="1"/>
+              <w:right w:val="single" w:color="BBBBBB" w:sz="1"/>
+            </w:tcBorders>
+            <w:tcMar>
+              <w:top w:type="dxa" w:w="40"/>
+              <w:left w:type="dxa" w:w="80"/>
+              <w:bottom w:type="dxa" w:w="40"/>
+              <w:right w:type="dxa" w:w="80"/>
+            </w:tcMar>
+          </w:tcPr>
+          <w:p>
+            <w:r>
+              <w:rPr>
+                <w:sz w:val="17"/>
+                <w:szCs w:val="17"/>
+              </w:rPr>
+              <w:t xml:space="preserve">1.51</w:t>
+            </w:r>
+          </w:p>
+        </w:tc>
+        <w:tc>
+          <w:tcPr>
+            <w:tcW w:type="dxa" w:w="1400"/>
+            <w:tcBorders>
+              <w:top w:val="single" w:color="BBBBBB" w:sz="1"/>
+              <w:left w:val="single" w:color="BBBBBB" w:sz="1"/>
+              <w:bottom w:val="single" w:color="BBBBBB" w:sz="1"/>
+              <w:right w:val="single" w:color="BBBBBB" w:sz="1"/>
+            </w:tcBorders>
+            <w:tcMar>
+              <w:top w:type="dxa" w:w="40"/>
+              <w:left w:type="dxa" w:w="80"/>
+              <w:bottom w:type="dxa" w:w="40"/>
+              <w:right w:type="dxa" w:w="80"/>
+            </w:tcMar>
+          </w:tcPr>
+          <w:p>
+            <w:r>
+              <w:rPr>
+                <w:sz w:val="17"/>
+                <w:szCs w:val="17"/>
+              </w:rPr>
+              <w:t xml:space="preserve">1.01</w:t>
+            </w:r>
+          </w:p>
+        </w:tc>
+      </w:tr>
+      <w:tr>
+        <w:tc>
+          <w:tcPr>
+            <w:tcW w:type="dxa" w:w="2600"/>
+            <w:tcBorders>
+              <w:top w:val="single" w:color="BBBBBB" w:sz="1"/>
+              <w:left w:val="single" w:color="BBBBBB" w:sz="1"/>
+              <w:bottom w:val="single" w:color="BBBBBB" w:sz="1"/>
+              <w:right w:val="single" w:color="BBBBBB" w:sz="1"/>
+            </w:tcBorders>
+            <w:tcMar>
+              <w:top w:type="dxa" w:w="40"/>
+              <w:left w:type="dxa" w:w="80"/>
+              <w:bottom w:type="dxa" w:w="40"/>
+              <w:right w:type="dxa" w:w="80"/>
+            </w:tcMar>
+          </w:tcPr>
+          <w:p>
+            <w:r>
+              <w:rPr>
+                <w:sz w:val="17"/>
+                <w:szCs w:val="17"/>
+              </w:rPr>
+              <w:t xml:space="preserve">quality_score</w:t>
+            </w:r>
+          </w:p>
+        </w:tc>
+        <w:tc>
+          <w:tcPr>
+            <w:tcW w:type="dxa" w:w="1400"/>
+            <w:tcBorders>
+              <w:top w:val="single" w:color="BBBBBB" w:sz="1"/>
+              <w:left w:val="single" w:color="BBBBBB" w:sz="1"/>
+              <w:bottom w:val="single" w:color="BBBBBB" w:sz="1"/>
+              <w:right w:val="single" w:color="BBBBBB" w:sz="1"/>
+            </w:tcBorders>
+            <w:tcMar>
+              <w:top w:type="dxa" w:w="40"/>
+              <w:left w:type="dxa" w:w="80"/>
+              <w:bottom w:type="dxa" w:w="40"/>
+              <w:right w:type="dxa" w:w="80"/>
+            </w:tcMar>
+          </w:tcPr>
+          <w:p>
+            <w:r>
+              <w:rPr>
+                <w:sz w:val="17"/>
+                <w:szCs w:val="17"/>
+              </w:rPr>
+              <w:t xml:space="preserve">1.51</w:t>
+            </w:r>
+          </w:p>
+        </w:tc>
+        <w:tc>
+          <w:tcPr>
+            <w:tcW w:type="dxa" w:w="1400"/>
+            <w:tcBorders>
+              <w:top w:val="single" w:color="BBBBBB" w:sz="1"/>
+              <w:left w:val="single" w:color="BBBBBB" w:sz="1"/>
+              <w:bottom w:val="single" w:color="BBBBBB" w:sz="1"/>
+              <w:right w:val="single" w:color="BBBBBB" w:sz="1"/>
+            </w:tcBorders>
+            <w:tcMar>
+              <w:top w:type="dxa" w:w="40"/>
+              <w:left w:type="dxa" w:w="80"/>
+              <w:bottom w:type="dxa" w:w="40"/>
+              <w:right w:type="dxa" w:w="80"/>
+            </w:tcMar>
+          </w:tcPr>
+          <w:p>
+            <w:r>
+              <w:rPr>
+                <w:sz w:val="17"/>
+                <w:szCs w:val="17"/>
+              </w:rPr>
+              <w:t xml:space="preserve">4.06</w:t>
+            </w:r>
+          </w:p>
+        </w:tc>
+        <w:tc>
+          <w:tcPr>
+            <w:tcW w:type="dxa" w:w="1400"/>
+            <w:tcBorders>
+              <w:top w:val="single" w:color="BBBBBB" w:sz="1"/>
+              <w:left w:val="single" w:color="BBBBBB" w:sz="1"/>
+              <w:bottom w:val="single" w:color="BBBBBB" w:sz="1"/>
+              <w:right w:val="single" w:color="BBBBBB" w:sz="1"/>
+            </w:tcBorders>
+            <w:tcMar>
+              <w:top w:type="dxa" w:w="40"/>
+              <w:left w:type="dxa" w:w="80"/>
+              <w:bottom w:type="dxa" w:w="40"/>
+              <w:right w:type="dxa" w:w="80"/>
+            </w:tcMar>
+          </w:tcPr>
+          <w:p>
+            <w:r>
+              <w:rPr>
+                <w:sz w:val="17"/>
+                <w:szCs w:val="17"/>
+              </w:rPr>
+              <w:t xml:space="preserve">1.76</w:t>
+            </w:r>
+          </w:p>
+        </w:tc>
+        <w:tc>
+          <w:tcPr>
+            <w:tcW w:type="dxa" w:w="1400"/>
+            <w:tcBorders>
+              <w:top w:val="single" w:color="BBBBBB" w:sz="1"/>
+              <w:left w:val="single" w:color="BBBBBB" w:sz="1"/>
+              <w:bottom w:val="single" w:color="BBBBBB" w:sz="1"/>
+              <w:right w:val="single" w:color="BBBBBB" w:sz="1"/>
+            </w:tcBorders>
+            <w:tcMar>
+              <w:top w:type="dxa" w:w="40"/>
+              <w:left w:type="dxa" w:w="80"/>
+              <w:bottom w:type="dxa" w:w="40"/>
+              <w:right w:type="dxa" w:w="80"/>
+            </w:tcMar>
+          </w:tcPr>
+          <w:p>
+            <w:r>
+              <w:rPr>
+                <w:sz w:val="17"/>
+                <w:szCs w:val="17"/>
+              </w:rPr>
+              <w:t xml:space="preserve">2.13</w:t>
+            </w:r>
+          </w:p>
+        </w:tc>
+      </w:tr>
+      <w:tr>
+        <w:tc>
+          <w:tcPr>
+            <w:tcW w:type="dxa" w:w="2600"/>
+            <w:tcBorders>
+              <w:top w:val="single" w:color="BBBBBB" w:sz="1"/>
+              <w:left w:val="single" w:color="BBBBBB" w:sz="1"/>
+              <w:bottom w:val="single" w:color="BBBBBB" w:sz="1"/>
+              <w:right w:val="single" w:color="BBBBBB" w:sz="1"/>
+            </w:tcBorders>
+            <w:tcMar>
+              <w:top w:type="dxa" w:w="40"/>
+              <w:left w:type="dxa" w:w="80"/>
+              <w:bottom w:type="dxa" w:w="40"/>
+              <w:right w:type="dxa" w:w="80"/>
+            </w:tcMar>
+          </w:tcPr>
+          <w:p>
+            <w:r>
+              <w:rPr>
+                <w:sz w:val="17"/>
+                <w:szCs w:val="17"/>
+              </w:rPr>
+              <w:t xml:space="preserve">neg_accruals</w:t>
+            </w:r>
+          </w:p>
+        </w:tc>
+        <w:tc>
+          <w:tcPr>
+            <w:tcW w:type="dxa" w:w="1400"/>
+            <w:tcBorders>
+              <w:top w:val="single" w:color="BBBBBB" w:sz="1"/>
+              <w:left w:val="single" w:color="BBBBBB" w:sz="1"/>
+              <w:bottom w:val="single" w:color="BBBBBB" w:sz="1"/>
+              <w:right w:val="single" w:color="BBBBBB" w:sz="1"/>
+            </w:tcBorders>
+            <w:tcMar>
+              <w:top w:type="dxa" w:w="40"/>
+              <w:left w:type="dxa" w:w="80"/>
+              <w:bottom w:type="dxa" w:w="40"/>
+              <w:right w:type="dxa" w:w="80"/>
+            </w:tcMar>
+          </w:tcPr>
+          <w:p>
+            <w:r>
+              <w:rPr>
+                <w:sz w:val="17"/>
+                <w:szCs w:val="17"/>
+              </w:rPr>
+              <w:t xml:space="preserve">1.39</w:t>
+            </w:r>
+          </w:p>
+        </w:tc>
+        <w:tc>
+          <w:tcPr>
+            <w:tcW w:type="dxa" w:w="1400"/>
+            <w:tcBorders>
+              <w:top w:val="single" w:color="BBBBBB" w:sz="1"/>
+              <w:left w:val="single" w:color="BBBBBB" w:sz="1"/>
+              <w:bottom w:val="single" w:color="BBBBBB" w:sz="1"/>
+              <w:right w:val="single" w:color="BBBBBB" w:sz="1"/>
+            </w:tcBorders>
+            <w:tcMar>
+              <w:top w:type="dxa" w:w="40"/>
+              <w:left w:type="dxa" w:w="80"/>
+              <w:bottom w:type="dxa" w:w="40"/>
+              <w:right w:type="dxa" w:w="80"/>
+            </w:tcMar>
+          </w:tcPr>
+          <w:p>
+            <w:r>
+              <w:rPr>
+                <w:sz w:val="17"/>
+                <w:szCs w:val="17"/>
+              </w:rPr>
+              <w:t xml:space="preserve">3.83</w:t>
+            </w:r>
+          </w:p>
+        </w:tc>
+        <w:tc>
+          <w:tcPr>
+            <w:tcW w:type="dxa" w:w="1400"/>
+            <w:tcBorders>
+              <w:top w:val="single" w:color="BBBBBB" w:sz="1"/>
+              <w:left w:val="single" w:color="BBBBBB" w:sz="1"/>
+              <w:bottom w:val="single" w:color="BBBBBB" w:sz="1"/>
+              <w:right w:val="single" w:color="BBBBBB" w:sz="1"/>
+            </w:tcBorders>
+            <w:tcMar>
+              <w:top w:type="dxa" w:w="40"/>
+              <w:left w:type="dxa" w:w="80"/>
+              <w:bottom w:type="dxa" w:w="40"/>
+              <w:right w:type="dxa" w:w="80"/>
+            </w:tcMar>
+          </w:tcPr>
+          <w:p>
+            <w:r>
+              <w:rPr>
+                <w:sz w:val="17"/>
+                <w:szCs w:val="17"/>
+              </w:rPr>
+              <w:t xml:space="preserve">1.66</w:t>
+            </w:r>
+          </w:p>
+        </w:tc>
+        <w:tc>
+          <w:tcPr>
+            <w:tcW w:type="dxa" w:w="1400"/>
+            <w:tcBorders>
+              <w:top w:val="single" w:color="BBBBBB" w:sz="1"/>
+              <w:left w:val="single" w:color="BBBBBB" w:sz="1"/>
+              <w:bottom w:val="single" w:color="BBBBBB" w:sz="1"/>
+              <w:right w:val="single" w:color="BBBBBB" w:sz="1"/>
+            </w:tcBorders>
+            <w:tcMar>
+              <w:top w:type="dxa" w:w="40"/>
+              <w:left w:type="dxa" w:w="80"/>
+              <w:bottom w:type="dxa" w:w="40"/>
+              <w:right w:type="dxa" w:w="80"/>
+            </w:tcMar>
+          </w:tcPr>
+          <w:p>
+            <w:r>
+              <w:rPr>
+                <w:sz w:val="17"/>
+                <w:szCs w:val="17"/>
+              </w:rPr>
+              <w:t xml:space="preserve">1.52</w:t>
+            </w:r>
+          </w:p>
+        </w:tc>
+      </w:tr>
+      <w:tr>
+        <w:tc>
+          <w:tcPr>
+            <w:tcW w:type="dxa" w:w="2600"/>
+            <w:tcBorders>
+              <w:top w:val="single" w:color="BBBBBB" w:sz="1"/>
+              <w:left w:val="single" w:color="BBBBBB" w:sz="1"/>
+              <w:bottom w:val="single" w:color="BBBBBB" w:sz="1"/>
+              <w:right w:val="single" w:color="BBBBBB" w:sz="1"/>
+            </w:tcBorders>
+            <w:tcMar>
+              <w:top w:type="dxa" w:w="40"/>
+              <w:left w:type="dxa" w:w="80"/>
+              <w:bottom w:type="dxa" w:w="40"/>
+              <w:right w:type="dxa" w:w="80"/>
+            </w:tcMar>
+          </w:tcPr>
+          <w:p>
+            <w:r>
+              <w:rPr>
+                <w:sz w:val="17"/>
+                <w:szCs w:val="17"/>
+              </w:rPr>
+              <w:t xml:space="preserve">neg_vol_63</w:t>
+            </w:r>
+          </w:p>
+        </w:tc>
+        <w:tc>
+          <w:tcPr>
+            <w:tcW w:type="dxa" w:w="1400"/>
+            <w:tcBorders>
+              <w:top w:val="single" w:color="BBBBBB" w:sz="1"/>
+              <w:left w:val="single" w:color="BBBBBB" w:sz="1"/>
+              <w:bottom w:val="single" w:color="BBBBBB" w:sz="1"/>
+              <w:right w:val="single" w:color="BBBBBB" w:sz="1"/>
+            </w:tcBorders>
+            <w:tcMar>
+              <w:top w:type="dxa" w:w="40"/>
+              <w:left w:type="dxa" w:w="80"/>
+              <w:bottom w:type="dxa" w:w="40"/>
+              <w:right w:type="dxa" w:w="80"/>
+            </w:tcMar>
+          </w:tcPr>
+          <w:p>
+            <w:r>
+              <w:rPr>
+                <w:sz w:val="17"/>
+                <w:szCs w:val="17"/>
+              </w:rPr>
+              <w:t xml:space="preserve">1.47</w:t>
+            </w:r>
+          </w:p>
+        </w:tc>
+        <w:tc>
+          <w:tcPr>
+            <w:tcW w:type="dxa" w:w="1400"/>
+            <w:tcBorders>
+              <w:top w:val="single" w:color="BBBBBB" w:sz="1"/>
+              <w:left w:val="single" w:color="BBBBBB" w:sz="1"/>
+              <w:bottom w:val="single" w:color="BBBBBB" w:sz="1"/>
+              <w:right w:val="single" w:color="BBBBBB" w:sz="1"/>
+            </w:tcBorders>
+            <w:tcMar>
+              <w:top w:type="dxa" w:w="40"/>
+              <w:left w:type="dxa" w:w="80"/>
+              <w:bottom w:type="dxa" w:w="40"/>
+              <w:right w:type="dxa" w:w="80"/>
+            </w:tcMar>
+          </w:tcPr>
+          <w:p>
+            <w:r>
+              <w:rPr>
+                <w:sz w:val="17"/>
+                <w:szCs w:val="17"/>
+              </w:rPr>
+              <w:t xml:space="preserve">2.97</w:t>
+            </w:r>
+          </w:p>
+        </w:tc>
+        <w:tc>
+          <w:tcPr>
+            <w:tcW w:type="dxa" w:w="1400"/>
+            <w:tcBorders>
+              <w:top w:val="single" w:color="BBBBBB" w:sz="1"/>
+              <w:left w:val="single" w:color="BBBBBB" w:sz="1"/>
+              <w:bottom w:val="single" w:color="BBBBBB" w:sz="1"/>
+              <w:right w:val="single" w:color="BBBBBB" w:sz="1"/>
+            </w:tcBorders>
+            <w:tcMar>
+              <w:top w:type="dxa" w:w="40"/>
+              <w:left w:type="dxa" w:w="80"/>
+              <w:bottom w:type="dxa" w:w="40"/>
+              <w:right w:type="dxa" w:w="80"/>
+            </w:tcMar>
+          </w:tcPr>
+          <w:p>
+            <w:r>
+              <w:rPr>
+                <w:sz w:val="17"/>
+                <w:szCs w:val="17"/>
+              </w:rPr>
+              <w:t xml:space="preserve">1.74</w:t>
+            </w:r>
+          </w:p>
+        </w:tc>
+        <w:tc>
+          <w:tcPr>
+            <w:tcW w:type="dxa" w:w="1400"/>
+            <w:tcBorders>
+              <w:top w:val="single" w:color="BBBBBB" w:sz="1"/>
+              <w:left w:val="single" w:color="BBBBBB" w:sz="1"/>
+              <w:bottom w:val="single" w:color="BBBBBB" w:sz="1"/>
+              <w:right w:val="single" w:color="BBBBBB" w:sz="1"/>
+            </w:tcBorders>
+            <w:tcMar>
+              <w:top w:type="dxa" w:w="40"/>
+              <w:left w:type="dxa" w:w="80"/>
+              <w:bottom w:type="dxa" w:w="40"/>
+              <w:right w:type="dxa" w:w="80"/>
+            </w:tcMar>
+          </w:tcPr>
+          <w:p>
+            <w:r>
+              <w:rPr>
+                <w:sz w:val="17"/>
+                <w:szCs w:val="17"/>
+              </w:rPr>
+              <w:t xml:space="preserve">0.05</w:t>
+            </w:r>
+          </w:p>
+        </w:tc>
+      </w:tr>
+      <w:tr>
+        <w:tc>
+          <w:tcPr>
+            <w:tcW w:type="dxa" w:w="2600"/>
+            <w:tcBorders>
+              <w:top w:val="single" w:color="BBBBBB" w:sz="1"/>
+              <w:left w:val="single" w:color="BBBBBB" w:sz="1"/>
+              <w:bottom w:val="single" w:color="BBBBBB" w:sz="1"/>
+              <w:right w:val="single" w:color="BBBBBB" w:sz="1"/>
+            </w:tcBorders>
+            <w:tcMar>
+              <w:top w:type="dxa" w:w="40"/>
+              <w:left w:type="dxa" w:w="80"/>
+              <w:bottom w:type="dxa" w:w="40"/>
+              <w:right w:type="dxa" w:w="80"/>
+            </w:tcMar>
+          </w:tcPr>
+          <w:p>
+            <w:r>
+              <w:rPr>
+                <w:sz w:val="17"/>
+                <w:szCs w:val="17"/>
+              </w:rPr>
+              <w:t xml:space="preserve">g_eps_12</w:t>
+            </w:r>
+          </w:p>
+        </w:tc>
+        <w:tc>
+          <w:tcPr>
+            <w:tcW w:type="dxa" w:w="1400"/>
+            <w:tcBorders>
+              <w:top w:val="single" w:color="BBBBBB" w:sz="1"/>
+              <w:left w:val="single" w:color="BBBBBB" w:sz="1"/>
+              <w:bottom w:val="single" w:color="BBBBBB" w:sz="1"/>
+              <w:right w:val="single" w:color="BBBBBB" w:sz="1"/>
+            </w:tcBorders>
+            <w:tcMar>
+              <w:top w:type="dxa" w:w="40"/>
+              <w:left w:type="dxa" w:w="80"/>
+              <w:bottom w:type="dxa" w:w="40"/>
+              <w:right w:type="dxa" w:w="80"/>
+            </w:tcMar>
+          </w:tcPr>
+          <w:p>
+            <w:r>
+              <w:rPr>
+                <w:sz w:val="17"/>
+                <w:szCs w:val="17"/>
+              </w:rPr>
+              <w:t xml:space="preserve">1.41</w:t>
+            </w:r>
+          </w:p>
+        </w:tc>
+        <w:tc>
+          <w:tcPr>
+            <w:tcW w:type="dxa" w:w="1400"/>
+            <w:tcBorders>
+              <w:top w:val="single" w:color="BBBBBB" w:sz="1"/>
+              <w:left w:val="single" w:color="BBBBBB" w:sz="1"/>
+              <w:bottom w:val="single" w:color="BBBBBB" w:sz="1"/>
+              <w:right w:val="single" w:color="BBBBBB" w:sz="1"/>
+            </w:tcBorders>
+            <w:tcMar>
+              <w:top w:type="dxa" w:w="40"/>
+              <w:left w:type="dxa" w:w="80"/>
+              <w:bottom w:type="dxa" w:w="40"/>
+              <w:right w:type="dxa" w:w="80"/>
+            </w:tcMar>
+          </w:tcPr>
+          <w:p>
+            <w:r>
+              <w:rPr>
+                <w:sz w:val="17"/>
+                <w:szCs w:val="17"/>
+              </w:rPr>
+              <w:t xml:space="preserve">4.28</w:t>
+            </w:r>
+          </w:p>
+        </w:tc>
+        <w:tc>
+          <w:tcPr>
+            <w:tcW w:type="dxa" w:w="1400"/>
+            <w:tcBorders>
+              <w:top w:val="single" w:color="BBBBBB" w:sz="1"/>
+              <w:left w:val="single" w:color="BBBBBB" w:sz="1"/>
+              <w:bottom w:val="single" w:color="BBBBBB" w:sz="1"/>
+              <w:right w:val="single" w:color="BBBBBB" w:sz="1"/>
+            </w:tcBorders>
+            <w:tcMar>
+              <w:top w:type="dxa" w:w="40"/>
+              <w:left w:type="dxa" w:w="80"/>
+              <w:bottom w:type="dxa" w:w="40"/>
+              <w:right w:type="dxa" w:w="80"/>
+            </w:tcMar>
+          </w:tcPr>
+          <w:p>
+            <w:r>
+              <w:rPr>
+                <w:sz w:val="17"/>
+                <w:szCs w:val="17"/>
+              </w:rPr>
+              <w:t xml:space="preserve">1.63</w:t>
+            </w:r>
+          </w:p>
+        </w:tc>
+        <w:tc>
+          <w:tcPr>
+            <w:tcW w:type="dxa" w:w="1400"/>
+            <w:tcBorders>
+              <w:top w:val="single" w:color="BBBBBB" w:sz="1"/>
+              <w:left w:val="single" w:color="BBBBBB" w:sz="1"/>
+              <w:bottom w:val="single" w:color="BBBBBB" w:sz="1"/>
+              <w:right w:val="single" w:color="BBBBBB" w:sz="1"/>
+            </w:tcBorders>
+            <w:tcMar>
+              <w:top w:type="dxa" w:w="40"/>
+              <w:left w:type="dxa" w:w="80"/>
+              <w:bottom w:type="dxa" w:w="40"/>
+              <w:right w:type="dxa" w:w="80"/>
+            </w:tcMar>
+          </w:tcPr>
+          <w:p>
+            <w:r>
+              <w:rPr>
+                <w:sz w:val="17"/>
+                <w:szCs w:val="17"/>
+              </w:rPr>
+              <w:t xml:space="preserve">1.76</w:t>
+            </w:r>
+          </w:p>
+        </w:tc>
+      </w:tr>
+    </w:tbl>
+    <w:p>
+      <w:pPr>
+        <w:pStyle w:val="Heading2"/>
+      </w:pPr>
+      <w:r>
+        <w:t xml:space="preserve">關鍵發現與方法論紀律</w:t>
       </w:r>
     </w:p>
     <w:p>
@@ -318,10 +4075,10 @@
           <w:b/>
           <w:bCs/>
         </w:rPr>
-        <w:t xml:space="preserve">GP 符號回歸最終棄用。</w:t>
-      </w:r>
-      <w:r>
-        <w:t xml:space="preserve"/>
+        <w:t xml:space="preserve">維持動能加權：</w:t>
+      </w:r>
+      <w:r>
+        <w:t xml:space="preserve">它是事先(a-priori)假設、訓練 Sharpe 最高(1.60)，且動能與選股核心(價值/品質)正交，配重等於加入新維度而非加倍下注。</w:t>
       </w:r>
     </w:p>
     <w:p>
@@ -333,7 +4090,14 @@
         </w:numPr>
       </w:pPr>
       <w:r>
-        <w:t xml:space="preserve">(1) gplearn 與新版 scikit-learn 不相容、make_fitness 長度探測報錯。</w:t>
+        <w:rPr>
+          <w:b/>
+          <w:bCs/>
+        </w:rPr>
+        <w:t xml:space="preserve">『分數加權』≈ 等權：</w:t>
+      </w:r>
+      <w:r>
+        <w:t xml:space="preserve">選進前10%後都是高分股、分數擠在最高端，配重的額外資訊有限。</w:t>
       </w:r>
     </w:p>
     <w:p>
@@ -345,7 +4109,14 @@
         </w:numPr>
       </w:pPr>
       <w:r>
-        <w:t xml:space="preserve">(2) 改寫自製輕量 GP 引擎(運算式樹/交叉/突變/錦標賽/菁英/parsimony)，適應度=產業內 ICIR，多種子篩選。</w:t>
+        <w:rPr>
+          <w:b/>
+          <w:bCs/>
+        </w:rPr>
+        <w:t xml:space="preserve">拒絕 quality_score 配重(雖測試 t=2.13 最高)：</w:t>
+      </w:r>
+      <w:r>
+        <w:t xml:space="preserve">若因『它測試期最好』而採用＝用測試集挑參數(data snooping)；堅持只用事先假設+訓練表現挑選。</w:t>
       </w:r>
     </w:p>
     <w:p>
@@ -357,7 +4128,22 @@
         </w:numPr>
       </w:pPr>
       <w:r>
-        <w:t xml:space="preserve">(3) 首輪5種子跨種子不穩定、ICIR 遠低於 DFS、測試多翻負——過擬合。</w:t>
+        <w:rPr>
+          <w:b/>
+          <w:bCs/>
+        </w:rPr>
+        <w:t xml:space="preserve">配重是次要槓桿：</w:t>
+      </w:r>
+      <w:r>
+        <w:t xml:space="preserve">各版本差異小，alpha 主要來自選股(綜合分數，全期 t=3.29)，不為多榨一點而最佳化配重。</w:t>
+      </w:r>
+    </w:p>
+    <w:p>
+      <w:pPr>
+        <w:pStyle w:val="Heading2"/>
+      </w:pPr>
+      <w:r>
+        <w:t xml:space="preserve">計算細節（文件化）</w:t>
       </w:r>
     </w:p>
     <w:p>
@@ -369,7 +4155,14 @@
         </w:numPr>
       </w:pPr>
       <w:r>
-        <w:t xml:space="preserve">(4) warm-start 改良後仍全數輸給單因子基準(GP 0.04–0.19 vs eps_to_px 0.76)。</w:t>
+        <w:rPr>
+          <w:b/>
+          <w:bCs/>
+        </w:rPr>
+        <w:t xml:space="preserve">報酬：</w:t>
+      </w:r>
+      <w:r>
+        <w:t xml:space="preserve">fwd_ret = 還原收盤(M+1)/還原收盤(M) − 1(含息總報酬、PIT、逐月winsorize)；組合月報酬 = Σ(權重×次月報酬) − 0.4%×換手。</w:t>
       </w:r>
     </w:p>
     <w:p>
@@ -385,18 +4178,10 @@
           <w:b/>
           <w:bCs/>
         </w:rPr>
-        <w:t xml:space="preserve">結論：</w:t>
-      </w:r>
-      <w:r>
-        <w:t xml:space="preserve">訊號本質為單調的價值/成長/低波動，GP 非線性組合僅過擬合、外推失敗；棄用 GP，改採 DFS 因子。</w:t>
-      </w:r>
-    </w:p>
-    <w:p>
-      <w:pPr>
-        <w:pStyle w:val="Heading2"/>
-      </w:pPr>
-      <w:r>
-        <w:t xml:space="preserve">Bug 修復/重構</w:t>
+        <w:t xml:space="preserve">動能加權為『排名(ordinal)』配重：</w:t>
+      </w:r>
+      <w:r>
+        <w:t xml:space="preserve">只看名次、不看分數差距大小(同名次→同權重)；選排名是為穩健(dist_high 恆≤0、避免離群值主導)。</w:t>
       </w:r>
     </w:p>
     <w:p>
@@ -412,38 +4197,10 @@
           <w:b/>
           <w:bCs/>
         </w:rPr>
-        <w:t xml:space="preserve">基本面漏抓補齊；pct_change fill_method=None；IC 零變異跳過；分產業 ICIR 報告；對稱正交化去重。</w:t>
-      </w:r>
-      <w:r>
-        <w:t xml:space="preserve"/>
-      </w:r>
-    </w:p>
-    <w:p>
-      <w:pPr>
-        <w:pageBreakBefore/>
-      </w:pPr>
-      <w:r>
-        <w:t xml:space="preserve"/>
-      </w:r>
-    </w:p>
-    <w:p>
-      <w:pPr>
-        <w:pStyle w:val="Heading1"/>
-      </w:pPr>
-      <w:r>
-        <w:t xml:space="preserve">2026-06-23 版本更新 — 最終策略定案與回測績效</w:t>
-      </w:r>
-    </w:p>
-    <w:p>
-      <w:r>
-        <w:rPr>
-          <w:b/>
-          <w:bCs/>
-        </w:rPr>
-        <w:t xml:space="preserve">摘要：</w:t>
-      </w:r>
-      <w:r>
-        <w:t xml:space="preserve">以集中度掃描與動能加權的『雙期一致性檢驗』定案最終策略：產業內選前 10% + 動能加權。樣本外 CAGR 31.1%、Sharpe 2.21、MaxDD −6.6%，明顯優於等權基準。</w:t>
+        <w:t xml:space="preserve">個股等權(非產業等權)：</w:t>
+      </w:r>
+      <w:r>
+        <w:t xml:space="preserve">選股產業中性，但持倉權重偏向檔數多的電子業；基準(全池等權)有相同傾斜，比較仍公平。</w:t>
       </w:r>
     </w:p>
     <w:p>
@@ -451,7 +4208,7 @@
         <w:pStyle w:val="Heading2"/>
       </w:pPr>
       <w:r>
-        <w:t xml:space="preserve">最終策略規格</w:t>
+        <w:t xml:space="preserve">結論</w:t>
       </w:r>
     </w:p>
     <w:p>
@@ -463,268 +4220,12 @@
         </w:numPr>
       </w:pPr>
       <w:r>
-        <w:rPr>
-          <w:b/>
-          <w:bCs/>
-        </w:rPr>
-        <w:t xml:space="preserve">標的：</w:t>
-      </w:r>
-      <w:r>
-        <w:t xml:space="preserve">半導體/電子/生技/金融 四產業，約 894 檔，月頻換倉。</w:t>
-      </w:r>
-    </w:p>
-    <w:p>
-      <w:pPr>
-        <w:pStyle w:val="ListParagraph"/>
-        <w:numPr>
-          <w:ilvl w:val="0"/>
-          <w:numId w:val="2"/>
-        </w:numPr>
-      </w:pPr>
-      <w:r>
-        <w:rPr>
-          <w:b/>
-          <w:bCs/>
-        </w:rPr>
-        <w:t xml:space="preserve">因子(6，PIT、DFS 驗證)：</w:t>
-      </w:r>
-      <w:r>
-        <w:t xml:space="preserve">gp_to_px、eps_to_px、op_to_rev、g_eps_12、neg_vol_63、dist_high。</w:t>
-      </w:r>
-    </w:p>
-    <w:p>
-      <w:pPr>
-        <w:pStyle w:val="ListParagraph"/>
-        <w:numPr>
-          <w:ilvl w:val="0"/>
-          <w:numId w:val="2"/>
-        </w:numPr>
-      </w:pPr>
-      <w:r>
-        <w:rPr>
-          <w:b/>
-          <w:bCs/>
-        </w:rPr>
-        <w:t xml:space="preserve">流程：</w:t>
-      </w:r>
-      <w:r>
-        <w:t xml:space="preserve">產業內 z-score 中性化 → 對稱正交化去重 → 等權合成分數 → 各產業內選前 10% 做多 → 以 dist_high 排名動能加權 → 月換倉、扣交易成本（換手約 35%）。</w:t>
-      </w:r>
-    </w:p>
-    <w:p>
-      <w:pPr>
-        <w:pStyle w:val="Heading2"/>
-      </w:pPr>
-      <w:r>
-        <w:t xml:space="preserve">回測績效（扣成本，對照全池等權基準）</w:t>
-      </w:r>
-    </w:p>
-    <w:p>
-      <w:pPr>
-        <w:pStyle w:val="ListParagraph"/>
-        <w:numPr>
-          <w:ilvl w:val="0"/>
-          <w:numId w:val="2"/>
-        </w:numPr>
-      </w:pPr>
-      <w:r>
-        <w:rPr>
-          <w:b/>
-          <w:bCs/>
-        </w:rPr>
-        <w:t xml:space="preserve">全期(101月)：</w:t>
-      </w:r>
-      <w:r>
-        <w:t xml:space="preserve">long CAGR 25.22%、Sharpe 1.71、MaxDD −14.7%、勝率 70.3%；基準 19.04%/1.01/−22.7%。年化超額 +4.26%、t=1.43。</w:t>
-      </w:r>
-    </w:p>
-    <w:p>
-      <w:pPr>
-        <w:pStyle w:val="ListParagraph"/>
-        <w:numPr>
-          <w:ilvl w:val="0"/>
-          <w:numId w:val="2"/>
-        </w:numPr>
-      </w:pPr>
-      <w:r>
-        <w:rPr>
-          <w:b/>
-          <w:bCs/>
-        </w:rPr>
-        <w:t xml:space="preserve">訓練期(&lt;=2023)：</w:t>
-      </w:r>
-      <w:r>
-        <w:t xml:space="preserve">long CAGR 22.93%、Sharpe 1.53；基準 17.19%/0.90。超額 +3.86%、t=1.09。</w:t>
-      </w:r>
-    </w:p>
-    <w:p>
-      <w:pPr>
-        <w:pStyle w:val="ListParagraph"/>
-        <w:numPr>
-          <w:ilvl w:val="0"/>
-          <w:numId w:val="2"/>
-        </w:numPr>
-      </w:pPr>
-      <w:r>
-        <w:rPr>
-          <w:b/>
-          <w:bCs/>
-        </w:rPr>
-        <w:t xml:space="preserve">測試期(2024+,樣本外)：</w:t>
-      </w:r>
-      <w:r>
-        <w:t xml:space="preserve">long CAGR 31.10%、Sharpe 2.21、MaxDD −6.61%、勝率 72.4%；基準 23.75%/1.33/−14.55%。超額 +5.25%、t=0.93。</w:t>
-      </w:r>
-    </w:p>
-    <w:p>
-      <w:pPr>
-        <w:pStyle w:val="Heading2"/>
-      </w:pPr>
-      <w:r>
-        <w:t xml:space="preserve">關鍵決策與驗證</w:t>
-      </w:r>
-    </w:p>
-    <w:p>
-      <w:pPr>
-        <w:pStyle w:val="ListParagraph"/>
-        <w:numPr>
-          <w:ilvl w:val="0"/>
-          <w:numId w:val="2"/>
-        </w:numPr>
-      </w:pPr>
-      <w:r>
-        <w:rPr>
-          <w:b/>
-          <w:bCs/>
-        </w:rPr>
-        <w:t xml:space="preserve">集中度：</w:t>
-      </w:r>
-      <w:r>
-        <w:t xml:space="preserve">30%→5% 的 CAGR/Sharpe 在訓練與測試兩期單調改善（一致→可信）；選 10% 為甜蜜點（測試 Sharpe 最高、79 檔夠分散）。依訓練表現＋一致性挑選，而非挑測試期最高，避免 data snooping。</w:t>
-      </w:r>
-    </w:p>
-    <w:p>
-      <w:pPr>
-        <w:pStyle w:val="ListParagraph"/>
-        <w:numPr>
-          <w:ilvl w:val="0"/>
-          <w:numId w:val="2"/>
-        </w:numPr>
-      </w:pPr>
-      <w:r>
-        <w:rPr>
-          <w:b/>
-          <w:bCs/>
-        </w:rPr>
-        <w:t xml:space="preserve">動能加權：</w:t>
-      </w:r>
-      <w:r>
-        <w:t xml:space="preserve">5% 與 10%、訓練與測試共四維度全部提升且換手未增，通過雙期一致性，故採用。</w:t>
-      </w:r>
-    </w:p>
-    <w:p>
-      <w:pPr>
-        <w:pStyle w:val="Heading2"/>
-      </w:pPr>
-      <w:r>
-        <w:t xml:space="preserve">誠實侷限</w:t>
-      </w:r>
-    </w:p>
-    <w:p>
-      <w:pPr>
-        <w:pStyle w:val="ListParagraph"/>
-        <w:numPr>
-          <w:ilvl w:val="0"/>
-          <w:numId w:val="2"/>
-        </w:numPr>
-      </w:pPr>
-      <w:r>
-        <w:t xml:space="preserve">測試期超額 t=0.93 未達統計顯著，主因樣本外僅 29 個月、檢定力不足；雙期一致性與 Sharpe 2.2 為經濟意義上的支撐。</w:t>
-      </w:r>
-    </w:p>
-    <w:p>
-      <w:pPr>
-        <w:pStyle w:val="ListParagraph"/>
-        <w:numPr>
-          <w:ilvl w:val="0"/>
-          <w:numId w:val="2"/>
-        </w:numPr>
-      </w:pPr>
-      <w:r>
-        <w:t xml:space="preserve">多空組合偏弱（訓練 Sharpe 0.38），邊際在多方；台股放空成本高。</w:t>
-      </w:r>
-    </w:p>
-    <w:p>
-      <w:pPr>
-        <w:pStyle w:val="ListParagraph"/>
-        <w:numPr>
-          <w:ilvl w:val="0"/>
-          <w:numId w:val="2"/>
-        </w:numPr>
-      </w:pPr>
-      <w:r>
-        <w:t xml:space="preserve">減資未還原（約 114 筆極端日報酬，已以 winsorize 緩解，未根治）。</w:t>
-      </w:r>
-    </w:p>
-    <w:p>
-      <w:pPr>
-        <w:pStyle w:val="ListParagraph"/>
-        <w:numPr>
-          <w:ilvl w:val="0"/>
-          <w:numId w:val="2"/>
-        </w:numPr>
-      </w:pPr>
-      <w:r>
-        <w:t xml:space="preserve">資料僅 2018 起（受 TEJ/對齊期限制），經歷市場循環有限。</w:t>
-      </w:r>
-    </w:p>
-    <w:p>
-      <w:pPr>
-        <w:pStyle w:val="Heading2"/>
-      </w:pPr>
-      <w:r>
-        <w:t xml:space="preserve">後續待辦</w:t>
-      </w:r>
-    </w:p>
-    <w:p>
-      <w:pPr>
-        <w:pStyle w:val="ListParagraph"/>
-        <w:numPr>
-          <w:ilvl w:val="0"/>
-          <w:numId w:val="2"/>
-        </w:numPr>
-      </w:pPr>
-      <w:r>
-        <w:t xml:space="preserve">減資還原（FinMind 減資參考價）根治極端報酬。</w:t>
-      </w:r>
-    </w:p>
-    <w:p>
-      <w:pPr>
-        <w:pStyle w:val="ListParagraph"/>
-        <w:numPr>
-          <w:ilvl w:val="0"/>
-          <w:numId w:val="2"/>
-        </w:numPr>
-      </w:pPr>
-      <w:r>
-        <w:t xml:space="preserve">walk-forward 滾動回測（非單一切點）強化穩健性；擴充資料年份與產業。</w:t>
-      </w:r>
-    </w:p>
-    <w:p>
-      <w:pPr>
-        <w:pStyle w:val="ListParagraph"/>
-        <w:numPr>
-          <w:ilvl w:val="0"/>
-          <w:numId w:val="2"/>
-        </w:numPr>
-      </w:pPr>
-      <w:r>
-        <w:t xml:space="preserve">交易成本敏感度、風險加權（波動率目標/風險平價）、月營收 lag 敏感度測試。</w:t>
+        <w:t xml:space="preserve">策略維持不變(2012–2026、8因子、產業中性、正交化、前10%、動能排名加權)；本次強化的是設計的可解釋性與抗過擬合論證。</w:t>
       </w:r>
     </w:p>
     <w:sectPr>
       <w:pgSz w:w="11906" w:h="16838" w:orient="portrait"/>
-      <w:pgMar w:top="1440" w:right="1440" w:bottom="1440" w:left="1440" w:header="708" w:footer="708" w:gutter="0"/>
+      <w:pgMar w:top="1440" w:right="1080" w:bottom="1440" w:left="1080" w:header="708" w:footer="708" w:gutter="0"/>
       <w:pgNumType/>
       <w:docGrid w:linePitch="360"/>
     </w:sectPr>
@@ -904,7 +4405,7 @@
       <w:lvlText w:val="•"/>
       <w:lvlJc w:val="left"/>
       <w:pPr>
-        <w:ind w:left="480" w:hanging="280"/>
+        <w:ind w:left="460" w:hanging="260"/>
       </w:pPr>
     </w:lvl>
     <w:lvl w:ilvl="1" w15:tentative="1">
@@ -913,7 +4414,7 @@
       <w:lvlText w:val="–"/>
       <w:lvlJc w:val="left"/>
       <w:pPr>
-        <w:ind w:left="980" w:hanging="280"/>
+        <w:ind w:left="920" w:hanging="260"/>
       </w:pPr>
     </w:lvl>
   </w:abstractNum>
@@ -1124,7 +4625,7 @@
       <w:pBdr>
         <w:bottom w:val="single" w:color="1F4E79" w:sz="6" w:space="4"/>
       </w:pBdr>
-      <w:spacing w:after="160" w:before="240"/>
+      <w:spacing w:after="140" w:before="240"/>
       <w:outlineLvl w:val="0"/>
     </w:pPr>
     <w:rPr>
@@ -1132,8 +4633,8 @@
       <w:b/>
       <w:bCs/>
       <w:color w:val="1F4E79"/>
-      <w:sz w:val="32"/>
-      <w:szCs w:val="32"/>
+      <w:sz w:val="30"/>
+      <w:szCs w:val="30"/>
     </w:rPr>
   </w:style>
   <w:style w:type="paragraph" w:styleId="Heading2">
@@ -1142,7 +4643,7 @@
     <w:next w:val="Normal"/>
     <w:qFormat/>
     <w:pPr>
-      <w:spacing w:after="100" w:before="180"/>
+      <w:spacing w:after="90" w:before="160"/>
       <w:outlineLvl w:val="1"/>
     </w:pPr>
     <w:rPr>
@@ -1150,8 +4651,8 @@
       <w:b/>
       <w:bCs/>
       <w:color w:val="2E75B6"/>
-      <w:sz w:val="26"/>
-      <w:szCs w:val="26"/>
+      <w:sz w:val="25"/>
+      <w:szCs w:val="25"/>
     </w:rPr>
   </w:style>
 </w:styles>

--- a/開發紀錄.docx
+++ b/開發紀錄.docx
@@ -81,15 +81,7 @@
         <w:t xml:space="preserve">摘要：</w:t>
       </w:r>
       <w:r>
-        <w:t xml:space="preserve">建立四大產業台股 Alpha 策略的資料下載與品質檢查管線；資料來源分工(股價與基本面皆 FinMind，TEJ 退居診斷)。</w:t>
-      </w:r>
-    </w:p>
-    <w:p>
-      <w:pPr>
-        <w:pStyle w:val="Heading2"/>
-      </w:pPr>
-      <w:r>
-        <w:t xml:space="preserve">重點</w:t>
+        <w:t xml:space="preserve">四大產業台股 Alpha 策略的資料下載與品質檢查管線；股價與基本面皆 FinMind，TEJ 退居診斷。</w:t>
       </w:r>
     </w:p>
     <w:p>
@@ -108,7 +100,7 @@
         <w:t xml:space="preserve">FinMind 客戶端(含自製還原)、抓取與檢查腳本；</w:t>
       </w:r>
       <w:r>
-        <w:t xml:space="preserve">Bug：無token截斷→補token、停牌日close=0→剔除、後復權係數→改用after/before_price。</w:t>
+        <w:t xml:space="preserve">Bug：無token截斷/停牌日close=0/後復權係數 已修。</w:t>
       </w:r>
     </w:p>
     <w:p>
@@ -136,26 +128,7 @@
         <w:t xml:space="preserve">摘要：</w:t>
       </w:r>
       <w:r>
-        <w:t xml:space="preserve">發布日對齊(PIT)、月頻因子評估(產業內IC/ICIR)、DFS機械式海選、對稱正交化+產業內回測；嚴格切訓練/測試防過擬合。</w:t>
-      </w:r>
-    </w:p>
-    <w:p>
-      <w:pPr>
-        <w:pStyle w:val="ListParagraph"/>
-        <w:numPr>
-          <w:ilvl w:val="0"/>
-          <w:numId w:val="2"/>
-        </w:numPr>
-      </w:pPr>
-      <w:r>
-        <w:rPr>
-          <w:b/>
-          <w:bCs/>
-        </w:rPr>
-        <w:t xml:space="preserve">DFS 成功；GP 因跨種子不穩定、warm-start 仍輸單因子基準而棄用(過擬合)。</w:t>
-      </w:r>
-      <w:r>
-        <w:t xml:space="preserve"/>
+        <w:t xml:space="preserve">發布日對齊(PIT)、產業內IC/ICIR、DFS海選、對稱正交化+產業內回測；GP 因過擬合棄用。</w:t>
       </w:r>
     </w:p>
     <w:p>
@@ -183,7 +156,7 @@
         <w:t xml:space="preserve">摘要：</w:t>
       </w:r>
       <w:r>
-        <w:t xml:space="preserve">集中度掃描+動能加權定出初版(前10%+動能)；但測試期僅29個月且單一多頭，t&lt;2，促成擴大樣本。</w:t>
+        <w:t xml:space="preserve">前10%+動能加權；但測試期僅29個月且單一多頭 t&lt;2，促成擴大樣本。</w:t>
       </w:r>
     </w:p>
     <w:p>
@@ -211,7 +184,7 @@
         <w:t xml:space="preserve">摘要：</w:t>
       </w:r>
       <w:r>
-        <w:t xml:space="preserve">資料擴至2012–2026、測試移到2020–2026(含COVID/2022空頭/2024多頭)使檢定力大增；整合資產負債表與現金流量表、新增基本面因子；建立0050與大盤/櫃買報酬指數多基準比較。</w:t>
+        <w:t xml:space="preserve">資料擴至2012–2026、測試移到2020–2026；整合資負/現金流、新增基本面因子；建立0050/大盤/櫃買多基準比較。</w:t>
       </w:r>
     </w:p>
     <w:p>
@@ -489,7 +462,7 @@
                 <w:sz w:val="17"/>
                 <w:szCs w:val="17"/>
               </w:rPr>
-              <w:t xml:space="preserve">(營業現金流 − 資本支出) ÷ 市值</w:t>
+              <w:t xml:space="preserve">(營業現金流−資本支出)÷市值</w:t>
             </w:r>
           </w:p>
         </w:tc>
@@ -729,7 +702,7 @@
                 <w:sz w:val="17"/>
                 <w:szCs w:val="17"/>
               </w:rPr>
-              <w:t xml:space="preserve">−(淨利 − 營業現金流) ÷ 總資產</w:t>
+              <w:t xml:space="preserve">−(淨利−營業現金流)÷總資產</w:t>
             </w:r>
           </w:p>
         </w:tc>
@@ -1431,7 +1404,7 @@
         </w:numPr>
       </w:pPr>
       <w:r>
-        <w:t xml:space="preserve">相對0050/大盤(TAIEX TR)：報酬打平到小贏，但Sharpe高一截、回撤約一半；賣點是『更穩』而非『更猛』。有真實顯著的選股alpha(vs等權)。</w:t>
+        <w:t xml:space="preserve">相對0050/大盤(TAIEX TR)：報酬打平到小贏、但Sharpe高一截、回撤約一半。有真實顯著的選股alpha(vs等權)。</w:t>
       </w:r>
     </w:p>
     <w:p>
@@ -1459,64 +1432,7 @@
         <w:t xml:space="preserve">摘要：</w:t>
       </w:r>
       <w:r>
-        <w:t xml:space="preserve">比較等權/動能/分數/單因子配重，維持『動能(排名)加權』；把報酬與配重的計算細節文件化。</w:t>
-      </w:r>
-    </w:p>
-    <w:p>
-      <w:pPr>
-        <w:pStyle w:val="ListParagraph"/>
-        <w:numPr>
-          <w:ilvl w:val="0"/>
-          <w:numId w:val="2"/>
-        </w:numPr>
-      </w:pPr>
-      <w:r>
-        <w:rPr>
-          <w:b/>
-          <w:bCs/>
-        </w:rPr>
-        <w:t xml:space="preserve">維持動能加權：</w:t>
-      </w:r>
-      <w:r>
-        <w:t xml:space="preserve">事先假設、訓練Sharpe最高、與選股核心正交。</w:t>
-      </w:r>
-    </w:p>
-    <w:p>
-      <w:pPr>
-        <w:pStyle w:val="ListParagraph"/>
-        <w:numPr>
-          <w:ilvl w:val="0"/>
-          <w:numId w:val="2"/>
-        </w:numPr>
-      </w:pPr>
-      <w:r>
-        <w:rPr>
-          <w:b/>
-          <w:bCs/>
-        </w:rPr>
-        <w:t xml:space="preserve">拒絕 quality_score 配重(雖測試t最高)：</w:t>
-      </w:r>
-      <w:r>
-        <w:t xml:space="preserve">若因它測試最好而採用＝用測試集挑參數(snooping)。</w:t>
-      </w:r>
-    </w:p>
-    <w:p>
-      <w:pPr>
-        <w:pStyle w:val="ListParagraph"/>
-        <w:numPr>
-          <w:ilvl w:val="0"/>
-          <w:numId w:val="2"/>
-        </w:numPr>
-      </w:pPr>
-      <w:r>
-        <w:rPr>
-          <w:b/>
-          <w:bCs/>
-        </w:rPr>
-        <w:t xml:space="preserve">動能加權為排名(ordinal)配重：</w:t>
-      </w:r>
-      <w:r>
-        <w:t xml:space="preserve">只看名次不看分數差距；個股等權(非產業等權，偏電子)。</w:t>
+        <w:t xml:space="preserve">比較等權/動能/分數/單因子配重，維持動能(排名)加權；拒絕挑測試最高者(snooping)；計算細節文件化。</w:t>
       </w:r>
     </w:p>
     <w:p>
@@ -1532,7 +1448,7 @@
         <w:pStyle w:val="Heading1"/>
       </w:pPr>
       <w:r>
-        <w:t xml:space="preserve">2026-06-25 版本更新 — 機器學習延伸（LightGBM 因子模型）+ 壓力測試</w:t>
+        <w:t xml:space="preserve">2026-06-25 版本更新 — 機器學習延伸（LightGBM 因子模型）</w:t>
       </w:r>
     </w:p>
     <w:p>
@@ -1544,47 +1460,12 @@
         <w:t xml:space="preserve">摘要：</w:t>
       </w:r>
       <w:r>
-        <w:t xml:space="preserve">把等權線性合成升級為 LightGBM ML 模型（對接 ML Engineer(Quant) 職缺核心）；以 walk-forward + embargo 時序CV 產生樣本外分數，比較 等權/Ridge/LightGBM；並做規模中性與成本敏感度壓力測試。程式獨立於 src/ml/。</w:t>
-      </w:r>
-    </w:p>
-    <w:p>
-      <w:pPr>
-        <w:pStyle w:val="Heading2"/>
-      </w:pPr>
-      <w:r>
-        <w:t xml:space="preserve">新增功能</w:t>
-      </w:r>
-    </w:p>
-    <w:p>
-      <w:pPr>
-        <w:pStyle w:val="ListParagraph"/>
-        <w:numPr>
-          <w:ilvl w:val="0"/>
-          <w:numId w:val="2"/>
-        </w:numPr>
-      </w:pPr>
-      <w:r>
-        <w:rPr>
-          <w:b/>
-          <w:bCs/>
-        </w:rPr>
-        <w:t xml:space="preserve">src/ml/ml_model.py：</w:t>
-      </w:r>
-      <w:r>
-        <w:t xml:space="preserve">85因子為特徵、未來報酬(產業內去均值)為label；walk-forward + embargo 時序CV(防洩漏)；等權/Ridge/LightGBM 階梯比較；feature importance + SHAP；規模中性版與成本敏感度掃描。</w:t>
-      </w:r>
-    </w:p>
-    <w:p>
-      <w:pPr>
-        <w:pStyle w:val="Heading2"/>
-      </w:pPr>
-      <w:r>
-        <w:t xml:space="preserve">模型階梯比較（樣本外約 2016–2026）</w:t>
+        <w:t xml:space="preserve">把等權線性合成升級為 LightGBM；walk-forward + embargo 時序CV；比較 等權/Ridge/LightGBM；規模中性與成本敏感度。</w:t>
       </w:r>
     </w:p>
     <w:tbl>
       <w:tblPr>
-        <w:tblW w:type="dxa" w:w="9000"/>
+        <w:tblW w:type="dxa" w:w="8000"/>
         <w:tblBorders>
           <w:top w:val="single" w:color="auto" w:sz="4"/>
           <w:left w:val="single" w:color="auto" w:sz="4"/>
@@ -1596,11 +1477,10 @@
       </w:tblPr>
       <w:tblGrid>
         <w:gridCol w:w="2500"/>
-        <w:gridCol w:w="1200"/>
-        <w:gridCol w:w="1300"/>
         <w:gridCol w:w="1300"/>
         <w:gridCol w:w="1400"/>
-        <w:gridCol w:w="1300"/>
+        <w:gridCol w:w="1400"/>
+        <w:gridCol w:w="1400"/>
       </w:tblGrid>
       <w:tr>
         <w:trPr>
@@ -1638,7 +1518,7 @@
         </w:tc>
         <w:tc>
           <w:tcPr>
-            <w:tcW w:type="dxa" w:w="1200"/>
+            <w:tcW w:type="dxa" w:w="1300"/>
             <w:tcBorders>
               <w:top w:val="single" w:color="BBBBBB" w:sz="1"/>
               <w:left w:val="single" w:color="BBBBBB" w:sz="1"/>
@@ -1668,7 +1548,7 @@
         </w:tc>
         <w:tc>
           <w:tcPr>
-            <w:tcW w:type="dxa" w:w="1300"/>
+            <w:tcW w:type="dxa" w:w="1400"/>
             <w:tcBorders>
               <w:top w:val="single" w:color="BBBBBB" w:sz="1"/>
               <w:left w:val="single" w:color="BBBBBB" w:sz="1"/>
@@ -1698,7 +1578,7 @@
         </w:tc>
         <w:tc>
           <w:tcPr>
-            <w:tcW w:type="dxa" w:w="1300"/>
+            <w:tcW w:type="dxa" w:w="1400"/>
             <w:tcBorders>
               <w:top w:val="single" w:color="BBBBBB" w:sz="1"/>
               <w:left w:val="single" w:color="BBBBBB" w:sz="1"/>
@@ -1752,36 +1632,6 @@
                 <w:sz w:val="17"/>
                 <w:szCs w:val="17"/>
               </w:rPr>
-              <w:t xml:space="preserve">MaxDD</w:t>
-            </w:r>
-          </w:p>
-        </w:tc>
-        <w:tc>
-          <w:tcPr>
-            <w:tcW w:type="dxa" w:w="1300"/>
-            <w:tcBorders>
-              <w:top w:val="single" w:color="BBBBBB" w:sz="1"/>
-              <w:left w:val="single" w:color="BBBBBB" w:sz="1"/>
-              <w:bottom w:val="single" w:color="BBBBBB" w:sz="1"/>
-              <w:right w:val="single" w:color="BBBBBB" w:sz="1"/>
-            </w:tcBorders>
-            <w:shd w:fill="1F4E79" w:val="clear"/>
-            <w:tcMar>
-              <w:top w:type="dxa" w:w="50"/>
-              <w:left w:type="dxa" w:w="80"/>
-              <w:bottom w:type="dxa" w:w="50"/>
-              <w:right w:type="dxa" w:w="80"/>
-            </w:tcMar>
-          </w:tcPr>
-          <w:p>
-            <w:r>
-              <w:rPr>
-                <w:b/>
-                <w:bCs/>
-                <w:color w:val="FFFFFF"/>
-                <w:sz w:val="17"/>
-                <w:szCs w:val="17"/>
-              </w:rPr>
               <w:t xml:space="preserve">換手/月</w:t>
             </w:r>
           </w:p>
@@ -1816,7 +1666,7 @@
         </w:tc>
         <w:tc>
           <w:tcPr>
-            <w:tcW w:type="dxa" w:w="1200"/>
+            <w:tcW w:type="dxa" w:w="1300"/>
             <w:tcBorders>
               <w:top w:val="single" w:color="BBBBBB" w:sz="1"/>
               <w:left w:val="single" w:color="BBBBBB" w:sz="1"/>
@@ -1842,7 +1692,7 @@
         </w:tc>
         <w:tc>
           <w:tcPr>
-            <w:tcW w:type="dxa" w:w="1300"/>
+            <w:tcW w:type="dxa" w:w="1400"/>
             <w:tcBorders>
               <w:top w:val="single" w:color="BBBBBB" w:sz="1"/>
               <w:left w:val="single" w:color="BBBBBB" w:sz="1"/>
@@ -1868,7 +1718,7 @@
         </w:tc>
         <w:tc>
           <w:tcPr>
-            <w:tcW w:type="dxa" w:w="1300"/>
+            <w:tcW w:type="dxa" w:w="1400"/>
             <w:tcBorders>
               <w:top w:val="single" w:color="BBBBBB" w:sz="1"/>
               <w:left w:val="single" w:color="BBBBBB" w:sz="1"/>
@@ -1895,32 +1745,6 @@
         <w:tc>
           <w:tcPr>
             <w:tcW w:type="dxa" w:w="1400"/>
-            <w:tcBorders>
-              <w:top w:val="single" w:color="BBBBBB" w:sz="1"/>
-              <w:left w:val="single" w:color="BBBBBB" w:sz="1"/>
-              <w:bottom w:val="single" w:color="BBBBBB" w:sz="1"/>
-              <w:right w:val="single" w:color="BBBBBB" w:sz="1"/>
-            </w:tcBorders>
-            <w:tcMar>
-              <w:top w:type="dxa" w:w="40"/>
-              <w:left w:type="dxa" w:w="80"/>
-              <w:bottom w:type="dxa" w:w="40"/>
-              <w:right w:type="dxa" w:w="80"/>
-            </w:tcMar>
-          </w:tcPr>
-          <w:p>
-            <w:r>
-              <w:rPr>
-                <w:sz w:val="17"/>
-                <w:szCs w:val="17"/>
-              </w:rPr>
-              <w:t xml:space="preserve">−23.34%</w:t>
-            </w:r>
-          </w:p>
-        </w:tc>
-        <w:tc>
-          <w:tcPr>
-            <w:tcW w:type="dxa" w:w="1300"/>
             <w:tcBorders>
               <w:top w:val="single" w:color="BBBBBB" w:sz="1"/>
               <w:left w:val="single" w:color="BBBBBB" w:sz="1"/>
@@ -1974,7 +1798,7 @@
         </w:tc>
         <w:tc>
           <w:tcPr>
-            <w:tcW w:type="dxa" w:w="1200"/>
+            <w:tcW w:type="dxa" w:w="1300"/>
             <w:tcBorders>
               <w:top w:val="single" w:color="BBBBBB" w:sz="1"/>
               <w:left w:val="single" w:color="BBBBBB" w:sz="1"/>
@@ -2000,7 +1824,7 @@
         </w:tc>
         <w:tc>
           <w:tcPr>
-            <w:tcW w:type="dxa" w:w="1300"/>
+            <w:tcW w:type="dxa" w:w="1400"/>
             <w:tcBorders>
               <w:top w:val="single" w:color="BBBBBB" w:sz="1"/>
               <w:left w:val="single" w:color="BBBBBB" w:sz="1"/>
@@ -2026,7 +1850,7 @@
         </w:tc>
         <w:tc>
           <w:tcPr>
-            <w:tcW w:type="dxa" w:w="1300"/>
+            <w:tcW w:type="dxa" w:w="1400"/>
             <w:tcBorders>
               <w:top w:val="single" w:color="BBBBBB" w:sz="1"/>
               <w:left w:val="single" w:color="BBBBBB" w:sz="1"/>
@@ -2053,32 +1877,6 @@
         <w:tc>
           <w:tcPr>
             <w:tcW w:type="dxa" w:w="1400"/>
-            <w:tcBorders>
-              <w:top w:val="single" w:color="BBBBBB" w:sz="1"/>
-              <w:left w:val="single" w:color="BBBBBB" w:sz="1"/>
-              <w:bottom w:val="single" w:color="BBBBBB" w:sz="1"/>
-              <w:right w:val="single" w:color="BBBBBB" w:sz="1"/>
-            </w:tcBorders>
-            <w:tcMar>
-              <w:top w:type="dxa" w:w="40"/>
-              <w:left w:type="dxa" w:w="80"/>
-              <w:bottom w:type="dxa" w:w="40"/>
-              <w:right w:type="dxa" w:w="80"/>
-            </w:tcMar>
-          </w:tcPr>
-          <w:p>
-            <w:r>
-              <w:rPr>
-                <w:sz w:val="17"/>
-                <w:szCs w:val="17"/>
-              </w:rPr>
-              <w:t xml:space="preserve">−19.51%</w:t>
-            </w:r>
-          </w:p>
-        </w:tc>
-        <w:tc>
-          <w:tcPr>
-            <w:tcW w:type="dxa" w:w="1300"/>
             <w:tcBorders>
               <w:top w:val="single" w:color="BBBBBB" w:sz="1"/>
               <w:left w:val="single" w:color="BBBBBB" w:sz="1"/>
@@ -2132,7 +1930,7 @@
         </w:tc>
         <w:tc>
           <w:tcPr>
-            <w:tcW w:type="dxa" w:w="1200"/>
+            <w:tcW w:type="dxa" w:w="1300"/>
             <w:tcBorders>
               <w:top w:val="single" w:color="BBBBBB" w:sz="1"/>
               <w:left w:val="single" w:color="BBBBBB" w:sz="1"/>
@@ -2158,7 +1956,7 @@
         </w:tc>
         <w:tc>
           <w:tcPr>
-            <w:tcW w:type="dxa" w:w="1300"/>
+            <w:tcW w:type="dxa" w:w="1400"/>
             <w:tcBorders>
               <w:top w:val="single" w:color="BBBBBB" w:sz="1"/>
               <w:left w:val="single" w:color="BBBBBB" w:sz="1"/>
@@ -2184,7 +1982,7 @@
         </w:tc>
         <w:tc>
           <w:tcPr>
-            <w:tcW w:type="dxa" w:w="1300"/>
+            <w:tcW w:type="dxa" w:w="1400"/>
             <w:tcBorders>
               <w:top w:val="single" w:color="BBBBBB" w:sz="1"/>
               <w:left w:val="single" w:color="BBBBBB" w:sz="1"/>
@@ -2211,32 +2009,6 @@
         <w:tc>
           <w:tcPr>
             <w:tcW w:type="dxa" w:w="1400"/>
-            <w:tcBorders>
-              <w:top w:val="single" w:color="BBBBBB" w:sz="1"/>
-              <w:left w:val="single" w:color="BBBBBB" w:sz="1"/>
-              <w:bottom w:val="single" w:color="BBBBBB" w:sz="1"/>
-              <w:right w:val="single" w:color="BBBBBB" w:sz="1"/>
-            </w:tcBorders>
-            <w:tcMar>
-              <w:top w:type="dxa" w:w="40"/>
-              <w:left w:type="dxa" w:w="80"/>
-              <w:bottom w:type="dxa" w:w="40"/>
-              <w:right w:type="dxa" w:w="80"/>
-            </w:tcMar>
-          </w:tcPr>
-          <w:p>
-            <w:r>
-              <w:rPr>
-                <w:sz w:val="17"/>
-                <w:szCs w:val="17"/>
-              </w:rPr>
-              <w:t xml:space="preserve">−17.14%</w:t>
-            </w:r>
-          </w:p>
-        </w:tc>
-        <w:tc>
-          <w:tcPr>
-            <w:tcW w:type="dxa" w:w="1300"/>
             <w:tcBorders>
               <w:top w:val="single" w:color="BBBBBB" w:sz="1"/>
               <w:left w:val="single" w:color="BBBBBB" w:sz="1"/>
@@ -2290,7 +2062,7 @@
         </w:tc>
         <w:tc>
           <w:tcPr>
-            <w:tcW w:type="dxa" w:w="1200"/>
+            <w:tcW w:type="dxa" w:w="1300"/>
             <w:tcBorders>
               <w:top w:val="single" w:color="BBBBBB" w:sz="1"/>
               <w:left w:val="single" w:color="BBBBBB" w:sz="1"/>
@@ -2316,7 +2088,7 @@
         </w:tc>
         <w:tc>
           <w:tcPr>
-            <w:tcW w:type="dxa" w:w="1300"/>
+            <w:tcW w:type="dxa" w:w="1400"/>
             <w:tcBorders>
               <w:top w:val="single" w:color="BBBBBB" w:sz="1"/>
               <w:left w:val="single" w:color="BBBBBB" w:sz="1"/>
@@ -2342,7 +2114,7 @@
         </w:tc>
         <w:tc>
           <w:tcPr>
-            <w:tcW w:type="dxa" w:w="1300"/>
+            <w:tcW w:type="dxa" w:w="1400"/>
             <w:tcBorders>
               <w:top w:val="single" w:color="BBBBBB" w:sz="1"/>
               <w:left w:val="single" w:color="BBBBBB" w:sz="1"/>
@@ -2369,32 +2141,6 @@
         <w:tc>
           <w:tcPr>
             <w:tcW w:type="dxa" w:w="1400"/>
-            <w:tcBorders>
-              <w:top w:val="single" w:color="BBBBBB" w:sz="1"/>
-              <w:left w:val="single" w:color="BBBBBB" w:sz="1"/>
-              <w:bottom w:val="single" w:color="BBBBBB" w:sz="1"/>
-              <w:right w:val="single" w:color="BBBBBB" w:sz="1"/>
-            </w:tcBorders>
-            <w:tcMar>
-              <w:top w:type="dxa" w:w="40"/>
-              <w:left w:type="dxa" w:w="80"/>
-              <w:bottom w:type="dxa" w:w="40"/>
-              <w:right w:type="dxa" w:w="80"/>
-            </w:tcMar>
-          </w:tcPr>
-          <w:p>
-            <w:r>
-              <w:rPr>
-                <w:sz w:val="17"/>
-                <w:szCs w:val="17"/>
-              </w:rPr>
-              <w:t xml:space="preserve">−19.70%</w:t>
-            </w:r>
-          </w:p>
-        </w:tc>
-        <w:tc>
-          <w:tcPr>
-            <w:tcW w:type="dxa" w:w="1300"/>
             <w:tcBorders>
               <w:top w:val="single" w:color="BBBBBB" w:sz="1"/>
               <w:left w:val="single" w:color="BBBBBB" w:sz="1"/>
@@ -2420,14 +2166,6 @@
         </w:tc>
       </w:tr>
     </w:tbl>
-    <w:p>
-      <w:pPr>
-        <w:pStyle w:val="Heading2"/>
-      </w:pPr>
-      <w:r>
-        <w:t xml:space="preserve">壓力測試（驗證 edge 成色）</w:t>
-      </w:r>
-    </w:p>
     <w:p>
       <w:pPr>
         <w:pStyle w:val="ListParagraph"/>
@@ -2441,10 +2179,46 @@
           <w:b/>
           <w:bCs/>
         </w:rPr>
-        <w:t xml:space="preserve">規模中性：</w:t>
-      </w:r>
-      <w:r>
-        <w:t xml:space="preserve">拿掉 liq_amt/neg_size 後 edge 依然勝過線性與等權(ICIR 反升 0.937) → 不是靠小型股傾斜。</w:t>
+        <w:t xml:space="preserve">為何 GBDT 非深度學習：</w:t>
+      </w:r>
+      <w:r>
+        <w:t xml:space="preserve">~168個獨立月份、低訊噪 → GBDT對；LSTM/TCN/Transformer 需大量高訊噪(高頻/order-flow)資料。</w:t>
+      </w:r>
+    </w:p>
+    <w:p>
+      <w:pPr>
+        <w:pageBreakBefore/>
+      </w:pPr>
+      <w:r>
+        <w:t xml:space="preserve"/>
+      </w:r>
+    </w:p>
+    <w:p>
+      <w:pPr>
+        <w:pStyle w:val="Heading1"/>
+      </w:pPr>
+      <w:r>
+        <w:t xml:space="preserve">2026-06-25 版本更新 — ML 模型的誠實驗證（DSR/PBO、流動性、régime）</w:t>
+      </w:r>
+    </w:p>
+    <w:p>
+      <w:r>
+        <w:rPr>
+          <w:b/>
+          <w:bCs/>
+        </w:rPr>
+        <w:t xml:space="preserve">摘要：</w:t>
+      </w:r>
+      <w:r>
+        <w:t xml:space="preserve">對 LightGBM 帳面高 IR(2.85) 做完整祛魅：Deflated Sharpe/PBO 排除搜尋過擬合、流動性歸因與過濾拆出小型股假象、régime 分解揭露 alpha 集中於多頭。結論：可交易 IR≈0.9 且régime依賴。程式在 src/ml/。</w:t>
+      </w:r>
+    </w:p>
+    <w:p>
+      <w:pPr>
+        <w:pStyle w:val="Heading2"/>
+      </w:pPr>
+      <w:r>
+        <w:t xml:space="preserve">新增功能</w:t>
       </w:r>
     </w:p>
     <w:p>
@@ -2460,18 +2234,10 @@
           <w:b/>
           <w:bCs/>
         </w:rPr>
-        <w:t xml:space="preserve">成本敏感度(LightGBM)：</w:t>
-      </w:r>
-      <w:r>
-        <w:t xml:space="preserve">0.4%→CAGR42%/SR1.93；0.8%→37%/1.75；1.2%→32%/1.56；1.6%→28%/1.38 → 優雅衰退。</w:t>
-      </w:r>
-    </w:p>
-    <w:p>
-      <w:pPr>
-        <w:pStyle w:val="Heading2"/>
-      </w:pPr>
-      <w:r>
-        <w:t xml:space="preserve">關鍵決策與誠實限制</w:t>
+        <w:t xml:space="preserve">ml_validation.py：</w:t>
+      </w:r>
+      <w:r>
+        <w:t xml:space="preserve">對『超額報酬(剝離beta)』計算 Deflated Sharpe + PBO(CSCV)。</w:t>
       </w:r>
     </w:p>
     <w:p>
@@ -2487,10 +2253,10 @@
           <w:b/>
           <w:bCs/>
         </w:rPr>
-        <w:t xml:space="preserve">為何 GBDT 非深度學習：</w:t>
-      </w:r>
-      <w:r>
-        <w:t xml:space="preserve">本資料約168個獨立月份、訊噪比低 → GBDT對表格資料強、可解釋；LSTM/TCN/Transformer 需大量高訊噪(高頻/order-flow)資料，非月頻因子。</w:t>
+        <w:t xml:space="preserve">ml_liquidity.py：</w:t>
+      </w:r>
+      <w:r>
+        <w:t xml:space="preserve">流動性歸因(分層貢獻/貢獻個股) + 流動性過濾×成本。</w:t>
       </w:r>
     </w:p>
     <w:p>
@@ -2506,10 +2272,10 @@
           <w:b/>
           <w:bCs/>
         </w:rPr>
-        <w:t xml:space="preserve">誠實限制：</w:t>
-      </w:r>
-      <w:r>
-        <w:t xml:space="preserve">LightGBM 換手74%/月(容量有限、成本敏感)；純多方(含beta)；尚未做 DSR/PBO 與對大盤/0050 超額比較。</w:t>
+        <w:t xml:space="preserve">ml_regime.py：</w:t>
+      </w:r>
+      <w:r>
+        <w:t xml:space="preserve">依大盤漲跌拆分超額 IR/t + 逐年超額。</w:t>
       </w:r>
     </w:p>
     <w:p>
@@ -2517,7 +2283,7 @@
         <w:pStyle w:val="Heading2"/>
       </w:pPr>
       <w:r>
-        <w:t xml:space="preserve">後續待辦</w:t>
+        <w:t xml:space="preserve">過擬合正式檢定（對超額報酬）</w:t>
       </w:r>
     </w:p>
     <w:p>
@@ -2529,7 +2295,1380 @@
         </w:numPr>
       </w:pPr>
       <w:r>
-        <w:t xml:space="preserve">DSR(Deflated Sharpe)/PBO 正式過擬合檢定；ML 策略對照 0050/大盤報酬指數比超額；降低換手(分數平滑/交易緩衝)提升容量；延伸外匯/貴金屬時間序列多空。</w:t>
+        <w:t xml:space="preserve">Deflated Sharpe = 1.000；PBO(CSCV) = 0.000 → 排除『搜尋/多重測試過擬合』。惟 DSR/PBO 只排除此一失敗，不檢驗流動性與執行寫實——那才是帳面 IR 過高的真兇。</w:t>
+      </w:r>
+    </w:p>
+    <w:p>
+      <w:pPr>
+        <w:pStyle w:val="Heading2"/>
+      </w:pPr>
+      <w:r>
+        <w:t xml:space="preserve">流動性過濾 × 成本（超額）</w:t>
+      </w:r>
+    </w:p>
+    <w:tbl>
+      <w:tblPr>
+        <w:tblW w:type="dxa" w:w="7900"/>
+        <w:tblBorders>
+          <w:top w:val="single" w:color="auto" w:sz="4"/>
+          <w:left w:val="single" w:color="auto" w:sz="4"/>
+          <w:bottom w:val="single" w:color="auto" w:sz="4"/>
+          <w:right w:val="single" w:color="auto" w:sz="4"/>
+          <w:insideH w:val="single" w:color="auto" w:sz="4"/>
+          <w:insideV w:val="single" w:color="auto" w:sz="4"/>
+        </w:tblBorders>
+      </w:tblPr>
+      <w:tblGrid>
+        <w:gridCol w:w="2000"/>
+        <w:gridCol w:w="1700"/>
+        <w:gridCol w:w="1400"/>
+        <w:gridCol w:w="1400"/>
+        <w:gridCol w:w="1400"/>
+      </w:tblGrid>
+      <w:tr>
+        <w:trPr>
+          <w:tblHeader/>
+        </w:trPr>
+        <w:tc>
+          <w:tcPr>
+            <w:tcW w:type="dxa" w:w="2000"/>
+            <w:tcBorders>
+              <w:top w:val="single" w:color="BBBBBB" w:sz="1"/>
+              <w:left w:val="single" w:color="BBBBBB" w:sz="1"/>
+              <w:bottom w:val="single" w:color="BBBBBB" w:sz="1"/>
+              <w:right w:val="single" w:color="BBBBBB" w:sz="1"/>
+            </w:tcBorders>
+            <w:shd w:fill="1F4E79" w:val="clear"/>
+            <w:tcMar>
+              <w:top w:type="dxa" w:w="50"/>
+              <w:left w:type="dxa" w:w="80"/>
+              <w:bottom w:type="dxa" w:w="50"/>
+              <w:right w:type="dxa" w:w="80"/>
+            </w:tcMar>
+          </w:tcPr>
+          <w:p>
+            <w:r>
+              <w:rPr>
+                <w:b/>
+                <w:bCs/>
+                <w:color w:val="FFFFFF"/>
+                <w:sz w:val="17"/>
+                <w:szCs w:val="17"/>
+              </w:rPr>
+              <w:t xml:space="preserve">剔除底</w:t>
+            </w:r>
+          </w:p>
+        </w:tc>
+        <w:tc>
+          <w:tcPr>
+            <w:tcW w:type="dxa" w:w="1700"/>
+            <w:tcBorders>
+              <w:top w:val="single" w:color="BBBBBB" w:sz="1"/>
+              <w:left w:val="single" w:color="BBBBBB" w:sz="1"/>
+              <w:bottom w:val="single" w:color="BBBBBB" w:sz="1"/>
+              <w:right w:val="single" w:color="BBBBBB" w:sz="1"/>
+            </w:tcBorders>
+            <w:shd w:fill="1F4E79" w:val="clear"/>
+            <w:tcMar>
+              <w:top w:type="dxa" w:w="50"/>
+              <w:left w:type="dxa" w:w="80"/>
+              <w:bottom w:type="dxa" w:w="50"/>
+              <w:right w:type="dxa" w:w="80"/>
+            </w:tcMar>
+          </w:tcPr>
+          <w:p>
+            <w:r>
+              <w:rPr>
+                <w:b/>
+                <w:bCs/>
+                <w:color w:val="FFFFFF"/>
+                <w:sz w:val="17"/>
+                <w:szCs w:val="17"/>
+              </w:rPr>
+              <w:t xml:space="preserve">超額CAGR</w:t>
+            </w:r>
+          </w:p>
+        </w:tc>
+        <w:tc>
+          <w:tcPr>
+            <w:tcW w:type="dxa" w:w="1400"/>
+            <w:tcBorders>
+              <w:top w:val="single" w:color="BBBBBB" w:sz="1"/>
+              <w:left w:val="single" w:color="BBBBBB" w:sz="1"/>
+              <w:bottom w:val="single" w:color="BBBBBB" w:sz="1"/>
+              <w:right w:val="single" w:color="BBBBBB" w:sz="1"/>
+            </w:tcBorders>
+            <w:shd w:fill="1F4E79" w:val="clear"/>
+            <w:tcMar>
+              <w:top w:type="dxa" w:w="50"/>
+              <w:left w:type="dxa" w:w="80"/>
+              <w:bottom w:type="dxa" w:w="50"/>
+              <w:right w:type="dxa" w:w="80"/>
+            </w:tcMar>
+          </w:tcPr>
+          <w:p>
+            <w:r>
+              <w:rPr>
+                <w:b/>
+                <w:bCs/>
+                <w:color w:val="FFFFFF"/>
+                <w:sz w:val="17"/>
+                <w:szCs w:val="17"/>
+              </w:rPr>
+              <w:t xml:space="preserve">超額t</w:t>
+            </w:r>
+          </w:p>
+        </w:tc>
+        <w:tc>
+          <w:tcPr>
+            <w:tcW w:type="dxa" w:w="1400"/>
+            <w:tcBorders>
+              <w:top w:val="single" w:color="BBBBBB" w:sz="1"/>
+              <w:left w:val="single" w:color="BBBBBB" w:sz="1"/>
+              <w:bottom w:val="single" w:color="BBBBBB" w:sz="1"/>
+              <w:right w:val="single" w:color="BBBBBB" w:sz="1"/>
+            </w:tcBorders>
+            <w:shd w:fill="1F4E79" w:val="clear"/>
+            <w:tcMar>
+              <w:top w:type="dxa" w:w="50"/>
+              <w:left w:type="dxa" w:w="80"/>
+              <w:bottom w:type="dxa" w:w="50"/>
+              <w:right w:type="dxa" w:w="80"/>
+            </w:tcMar>
+          </w:tcPr>
+          <w:p>
+            <w:r>
+              <w:rPr>
+                <w:b/>
+                <w:bCs/>
+                <w:color w:val="FFFFFF"/>
+                <w:sz w:val="17"/>
+                <w:szCs w:val="17"/>
+              </w:rPr>
+              <w:t xml:space="preserve">年化IR</w:t>
+            </w:r>
+          </w:p>
+        </w:tc>
+        <w:tc>
+          <w:tcPr>
+            <w:tcW w:type="dxa" w:w="1400"/>
+            <w:tcBorders>
+              <w:top w:val="single" w:color="BBBBBB" w:sz="1"/>
+              <w:left w:val="single" w:color="BBBBBB" w:sz="1"/>
+              <w:bottom w:val="single" w:color="BBBBBB" w:sz="1"/>
+              <w:right w:val="single" w:color="BBBBBB" w:sz="1"/>
+            </w:tcBorders>
+            <w:shd w:fill="1F4E79" w:val="clear"/>
+            <w:tcMar>
+              <w:top w:type="dxa" w:w="50"/>
+              <w:left w:type="dxa" w:w="80"/>
+              <w:bottom w:type="dxa" w:w="50"/>
+              <w:right w:type="dxa" w:w="80"/>
+            </w:tcMar>
+          </w:tcPr>
+          <w:p>
+            <w:r>
+              <w:rPr>
+                <w:b/>
+                <w:bCs/>
+                <w:color w:val="FFFFFF"/>
+                <w:sz w:val="17"/>
+                <w:szCs w:val="17"/>
+              </w:rPr>
+              <w:t xml:space="preserve">Sharpe</w:t>
+            </w:r>
+          </w:p>
+        </w:tc>
+      </w:tr>
+      <w:tr>
+        <w:tc>
+          <w:tcPr>
+            <w:tcW w:type="dxa" w:w="2000"/>
+            <w:tcBorders>
+              <w:top w:val="single" w:color="BBBBBB" w:sz="1"/>
+              <w:left w:val="single" w:color="BBBBBB" w:sz="1"/>
+              <w:bottom w:val="single" w:color="BBBBBB" w:sz="1"/>
+              <w:right w:val="single" w:color="BBBBBB" w:sz="1"/>
+            </w:tcBorders>
+            <w:tcMar>
+              <w:top w:type="dxa" w:w="40"/>
+              <w:left w:type="dxa" w:w="80"/>
+              <w:bottom w:type="dxa" w:w="40"/>
+              <w:right w:type="dxa" w:w="80"/>
+            </w:tcMar>
+          </w:tcPr>
+          <w:p>
+            <w:r>
+              <w:rPr>
+                <w:sz w:val="17"/>
+                <w:szCs w:val="17"/>
+              </w:rPr>
+              <w:t xml:space="preserve">0%(全體)</w:t>
+            </w:r>
+          </w:p>
+        </w:tc>
+        <w:tc>
+          <w:tcPr>
+            <w:tcW w:type="dxa" w:w="1700"/>
+            <w:tcBorders>
+              <w:top w:val="single" w:color="BBBBBB" w:sz="1"/>
+              <w:left w:val="single" w:color="BBBBBB" w:sz="1"/>
+              <w:bottom w:val="single" w:color="BBBBBB" w:sz="1"/>
+              <w:right w:val="single" w:color="BBBBBB" w:sz="1"/>
+            </w:tcBorders>
+            <w:tcMar>
+              <w:top w:type="dxa" w:w="40"/>
+              <w:left w:type="dxa" w:w="80"/>
+              <w:bottom w:type="dxa" w:w="40"/>
+              <w:right w:type="dxa" w:w="80"/>
+            </w:tcMar>
+          </w:tcPr>
+          <w:p>
+            <w:r>
+              <w:rPr>
+                <w:sz w:val="17"/>
+                <w:szCs w:val="17"/>
+              </w:rPr>
+              <w:t xml:space="preserve">18.1%</w:t>
+            </w:r>
+          </w:p>
+        </w:tc>
+        <w:tc>
+          <w:tcPr>
+            <w:tcW w:type="dxa" w:w="1400"/>
+            <w:tcBorders>
+              <w:top w:val="single" w:color="BBBBBB" w:sz="1"/>
+              <w:left w:val="single" w:color="BBBBBB" w:sz="1"/>
+              <w:bottom w:val="single" w:color="BBBBBB" w:sz="1"/>
+              <w:right w:val="single" w:color="BBBBBB" w:sz="1"/>
+            </w:tcBorders>
+            <w:tcMar>
+              <w:top w:type="dxa" w:w="40"/>
+              <w:left w:type="dxa" w:w="80"/>
+              <w:bottom w:type="dxa" w:w="40"/>
+              <w:right w:type="dxa" w:w="80"/>
+            </w:tcMar>
+          </w:tcPr>
+          <w:p>
+            <w:r>
+              <w:rPr>
+                <w:sz w:val="17"/>
+                <w:szCs w:val="17"/>
+              </w:rPr>
+              <w:t xml:space="preserve">9.19</w:t>
+            </w:r>
+          </w:p>
+        </w:tc>
+        <w:tc>
+          <w:tcPr>
+            <w:tcW w:type="dxa" w:w="1400"/>
+            <w:tcBorders>
+              <w:top w:val="single" w:color="BBBBBB" w:sz="1"/>
+              <w:left w:val="single" w:color="BBBBBB" w:sz="1"/>
+              <w:bottom w:val="single" w:color="BBBBBB" w:sz="1"/>
+              <w:right w:val="single" w:color="BBBBBB" w:sz="1"/>
+            </w:tcBorders>
+            <w:tcMar>
+              <w:top w:type="dxa" w:w="40"/>
+              <w:left w:type="dxa" w:w="80"/>
+              <w:bottom w:type="dxa" w:w="40"/>
+              <w:right w:type="dxa" w:w="80"/>
+            </w:tcMar>
+          </w:tcPr>
+          <w:p>
+            <w:r>
+              <w:rPr>
+                <w:sz w:val="17"/>
+                <w:szCs w:val="17"/>
+              </w:rPr>
+              <w:t xml:space="preserve">2.85</w:t>
+            </w:r>
+          </w:p>
+        </w:tc>
+        <w:tc>
+          <w:tcPr>
+            <w:tcW w:type="dxa" w:w="1400"/>
+            <w:tcBorders>
+              <w:top w:val="single" w:color="BBBBBB" w:sz="1"/>
+              <w:left w:val="single" w:color="BBBBBB" w:sz="1"/>
+              <w:bottom w:val="single" w:color="BBBBBB" w:sz="1"/>
+              <w:right w:val="single" w:color="BBBBBB" w:sz="1"/>
+            </w:tcBorders>
+            <w:tcMar>
+              <w:top w:type="dxa" w:w="40"/>
+              <w:left w:type="dxa" w:w="80"/>
+              <w:bottom w:type="dxa" w:w="40"/>
+              <w:right w:type="dxa" w:w="80"/>
+            </w:tcMar>
+          </w:tcPr>
+          <w:p>
+            <w:r>
+              <w:rPr>
+                <w:sz w:val="17"/>
+                <w:szCs w:val="17"/>
+              </w:rPr>
+              <w:t xml:space="preserve">1.94</w:t>
+            </w:r>
+          </w:p>
+        </w:tc>
+      </w:tr>
+      <w:tr>
+        <w:tc>
+          <w:tcPr>
+            <w:tcW w:type="dxa" w:w="2000"/>
+            <w:tcBorders>
+              <w:top w:val="single" w:color="BBBBBB" w:sz="1"/>
+              <w:left w:val="single" w:color="BBBBBB" w:sz="1"/>
+              <w:bottom w:val="single" w:color="BBBBBB" w:sz="1"/>
+              <w:right w:val="single" w:color="BBBBBB" w:sz="1"/>
+            </w:tcBorders>
+            <w:tcMar>
+              <w:top w:type="dxa" w:w="40"/>
+              <w:left w:type="dxa" w:w="80"/>
+              <w:bottom w:type="dxa" w:w="40"/>
+              <w:right w:type="dxa" w:w="80"/>
+            </w:tcMar>
+          </w:tcPr>
+          <w:p>
+            <w:r>
+              <w:rPr>
+                <w:sz w:val="17"/>
+                <w:szCs w:val="17"/>
+              </w:rPr>
+              <w:t xml:space="preserve">30%</w:t>
+            </w:r>
+          </w:p>
+        </w:tc>
+        <w:tc>
+          <w:tcPr>
+            <w:tcW w:type="dxa" w:w="1700"/>
+            <w:tcBorders>
+              <w:top w:val="single" w:color="BBBBBB" w:sz="1"/>
+              <w:left w:val="single" w:color="BBBBBB" w:sz="1"/>
+              <w:bottom w:val="single" w:color="BBBBBB" w:sz="1"/>
+              <w:right w:val="single" w:color="BBBBBB" w:sz="1"/>
+            </w:tcBorders>
+            <w:tcMar>
+              <w:top w:type="dxa" w:w="40"/>
+              <w:left w:type="dxa" w:w="80"/>
+              <w:bottom w:type="dxa" w:w="40"/>
+              <w:right w:type="dxa" w:w="80"/>
+            </w:tcMar>
+          </w:tcPr>
+          <w:p>
+            <w:r>
+              <w:rPr>
+                <w:sz w:val="17"/>
+                <w:szCs w:val="17"/>
+              </w:rPr>
+              <w:t xml:space="preserve">17.2%</w:t>
+            </w:r>
+          </w:p>
+        </w:tc>
+        <w:tc>
+          <w:tcPr>
+            <w:tcW w:type="dxa" w:w="1400"/>
+            <w:tcBorders>
+              <w:top w:val="single" w:color="BBBBBB" w:sz="1"/>
+              <w:left w:val="single" w:color="BBBBBB" w:sz="1"/>
+              <w:bottom w:val="single" w:color="BBBBBB" w:sz="1"/>
+              <w:right w:val="single" w:color="BBBBBB" w:sz="1"/>
+            </w:tcBorders>
+            <w:tcMar>
+              <w:top w:type="dxa" w:w="40"/>
+              <w:left w:type="dxa" w:w="80"/>
+              <w:bottom w:type="dxa" w:w="40"/>
+              <w:right w:type="dxa" w:w="80"/>
+            </w:tcMar>
+          </w:tcPr>
+          <w:p>
+            <w:r>
+              <w:rPr>
+                <w:sz w:val="17"/>
+                <w:szCs w:val="17"/>
+              </w:rPr>
+              <w:t xml:space="preserve">7.55</w:t>
+            </w:r>
+          </w:p>
+        </w:tc>
+        <w:tc>
+          <w:tcPr>
+            <w:tcW w:type="dxa" w:w="1400"/>
+            <w:tcBorders>
+              <w:top w:val="single" w:color="BBBBBB" w:sz="1"/>
+              <w:left w:val="single" w:color="BBBBBB" w:sz="1"/>
+              <w:bottom w:val="single" w:color="BBBBBB" w:sz="1"/>
+              <w:right w:val="single" w:color="BBBBBB" w:sz="1"/>
+            </w:tcBorders>
+            <w:tcMar>
+              <w:top w:type="dxa" w:w="40"/>
+              <w:left w:type="dxa" w:w="80"/>
+              <w:bottom w:type="dxa" w:w="40"/>
+              <w:right w:type="dxa" w:w="80"/>
+            </w:tcMar>
+          </w:tcPr>
+          <w:p>
+            <w:r>
+              <w:rPr>
+                <w:sz w:val="17"/>
+                <w:szCs w:val="17"/>
+              </w:rPr>
+              <w:t xml:space="preserve">2.34</w:t>
+            </w:r>
+          </w:p>
+        </w:tc>
+        <w:tc>
+          <w:tcPr>
+            <w:tcW w:type="dxa" w:w="1400"/>
+            <w:tcBorders>
+              <w:top w:val="single" w:color="BBBBBB" w:sz="1"/>
+              <w:left w:val="single" w:color="BBBBBB" w:sz="1"/>
+              <w:bottom w:val="single" w:color="BBBBBB" w:sz="1"/>
+              <w:right w:val="single" w:color="BBBBBB" w:sz="1"/>
+            </w:tcBorders>
+            <w:tcMar>
+              <w:top w:type="dxa" w:w="40"/>
+              <w:left w:type="dxa" w:w="80"/>
+              <w:bottom w:type="dxa" w:w="40"/>
+              <w:right w:type="dxa" w:w="80"/>
+            </w:tcMar>
+          </w:tcPr>
+          <w:p>
+            <w:r>
+              <w:rPr>
+                <w:sz w:val="17"/>
+                <w:szCs w:val="17"/>
+              </w:rPr>
+              <w:t xml:space="preserve">1.62</w:t>
+            </w:r>
+          </w:p>
+        </w:tc>
+      </w:tr>
+      <w:tr>
+        <w:tc>
+          <w:tcPr>
+            <w:tcW w:type="dxa" w:w="2000"/>
+            <w:tcBorders>
+              <w:top w:val="single" w:color="BBBBBB" w:sz="1"/>
+              <w:left w:val="single" w:color="BBBBBB" w:sz="1"/>
+              <w:bottom w:val="single" w:color="BBBBBB" w:sz="1"/>
+              <w:right w:val="single" w:color="BBBBBB" w:sz="1"/>
+            </w:tcBorders>
+            <w:tcMar>
+              <w:top w:type="dxa" w:w="40"/>
+              <w:left w:type="dxa" w:w="80"/>
+              <w:bottom w:type="dxa" w:w="40"/>
+              <w:right w:type="dxa" w:w="80"/>
+            </w:tcMar>
+          </w:tcPr>
+          <w:p>
+            <w:r>
+              <w:rPr>
+                <w:sz w:val="17"/>
+                <w:szCs w:val="17"/>
+              </w:rPr>
+              <w:t xml:space="preserve">50%</w:t>
+            </w:r>
+          </w:p>
+        </w:tc>
+        <w:tc>
+          <w:tcPr>
+            <w:tcW w:type="dxa" w:w="1700"/>
+            <w:tcBorders>
+              <w:top w:val="single" w:color="BBBBBB" w:sz="1"/>
+              <w:left w:val="single" w:color="BBBBBB" w:sz="1"/>
+              <w:bottom w:val="single" w:color="BBBBBB" w:sz="1"/>
+              <w:right w:val="single" w:color="BBBBBB" w:sz="1"/>
+            </w:tcBorders>
+            <w:tcMar>
+              <w:top w:type="dxa" w:w="40"/>
+              <w:left w:type="dxa" w:w="80"/>
+              <w:bottom w:type="dxa" w:w="40"/>
+              <w:right w:type="dxa" w:w="80"/>
+            </w:tcMar>
+          </w:tcPr>
+          <w:p>
+            <w:r>
+              <w:rPr>
+                <w:sz w:val="17"/>
+                <w:szCs w:val="17"/>
+              </w:rPr>
+              <w:t xml:space="preserve">16.7%</w:t>
+            </w:r>
+          </w:p>
+        </w:tc>
+        <w:tc>
+          <w:tcPr>
+            <w:tcW w:type="dxa" w:w="1400"/>
+            <w:tcBorders>
+              <w:top w:val="single" w:color="BBBBBB" w:sz="1"/>
+              <w:left w:val="single" w:color="BBBBBB" w:sz="1"/>
+              <w:bottom w:val="single" w:color="BBBBBB" w:sz="1"/>
+              <w:right w:val="single" w:color="BBBBBB" w:sz="1"/>
+            </w:tcBorders>
+            <w:tcMar>
+              <w:top w:type="dxa" w:w="40"/>
+              <w:left w:type="dxa" w:w="80"/>
+              <w:bottom w:type="dxa" w:w="40"/>
+              <w:right w:type="dxa" w:w="80"/>
+            </w:tcMar>
+          </w:tcPr>
+          <w:p>
+            <w:r>
+              <w:rPr>
+                <w:sz w:val="17"/>
+                <w:szCs w:val="17"/>
+              </w:rPr>
+              <w:t xml:space="preserve">5.97</w:t>
+            </w:r>
+          </w:p>
+        </w:tc>
+        <w:tc>
+          <w:tcPr>
+            <w:tcW w:type="dxa" w:w="1400"/>
+            <w:tcBorders>
+              <w:top w:val="single" w:color="BBBBBB" w:sz="1"/>
+              <w:left w:val="single" w:color="BBBBBB" w:sz="1"/>
+              <w:bottom w:val="single" w:color="BBBBBB" w:sz="1"/>
+              <w:right w:val="single" w:color="BBBBBB" w:sz="1"/>
+            </w:tcBorders>
+            <w:tcMar>
+              <w:top w:type="dxa" w:w="40"/>
+              <w:left w:type="dxa" w:w="80"/>
+              <w:bottom w:type="dxa" w:w="40"/>
+              <w:right w:type="dxa" w:w="80"/>
+            </w:tcMar>
+          </w:tcPr>
+          <w:p>
+            <w:r>
+              <w:rPr>
+                <w:sz w:val="17"/>
+                <w:szCs w:val="17"/>
+              </w:rPr>
+              <w:t xml:space="preserve">1.85</w:t>
+            </w:r>
+          </w:p>
+        </w:tc>
+        <w:tc>
+          <w:tcPr>
+            <w:tcW w:type="dxa" w:w="1400"/>
+            <w:tcBorders>
+              <w:top w:val="single" w:color="BBBBBB" w:sz="1"/>
+              <w:left w:val="single" w:color="BBBBBB" w:sz="1"/>
+              <w:bottom w:val="single" w:color="BBBBBB" w:sz="1"/>
+              <w:right w:val="single" w:color="BBBBBB" w:sz="1"/>
+            </w:tcBorders>
+            <w:tcMar>
+              <w:top w:type="dxa" w:w="40"/>
+              <w:left w:type="dxa" w:w="80"/>
+              <w:bottom w:type="dxa" w:w="40"/>
+              <w:right w:type="dxa" w:w="80"/>
+            </w:tcMar>
+          </w:tcPr>
+          <w:p>
+            <w:r>
+              <w:rPr>
+                <w:sz w:val="17"/>
+                <w:szCs w:val="17"/>
+              </w:rPr>
+              <w:t xml:space="preserve">1.42</w:t>
+            </w:r>
+          </w:p>
+        </w:tc>
+      </w:tr>
+      <w:tr>
+        <w:tc>
+          <w:tcPr>
+            <w:tcW w:type="dxa" w:w="2000"/>
+            <w:tcBorders>
+              <w:top w:val="single" w:color="BBBBBB" w:sz="1"/>
+              <w:left w:val="single" w:color="BBBBBB" w:sz="1"/>
+              <w:bottom w:val="single" w:color="BBBBBB" w:sz="1"/>
+              <w:right w:val="single" w:color="BBBBBB" w:sz="1"/>
+            </w:tcBorders>
+            <w:tcMar>
+              <w:top w:type="dxa" w:w="40"/>
+              <w:left w:type="dxa" w:w="80"/>
+              <w:bottom w:type="dxa" w:w="40"/>
+              <w:right w:type="dxa" w:w="80"/>
+            </w:tcMar>
+          </w:tcPr>
+          <w:p>
+            <w:r>
+              <w:rPr>
+                <w:sz w:val="17"/>
+                <w:szCs w:val="17"/>
+              </w:rPr>
+              <w:t xml:space="preserve">70%(最流動30%)</w:t>
+            </w:r>
+          </w:p>
+        </w:tc>
+        <w:tc>
+          <w:tcPr>
+            <w:tcW w:type="dxa" w:w="1700"/>
+            <w:tcBorders>
+              <w:top w:val="single" w:color="BBBBBB" w:sz="1"/>
+              <w:left w:val="single" w:color="BBBBBB" w:sz="1"/>
+              <w:bottom w:val="single" w:color="BBBBBB" w:sz="1"/>
+              <w:right w:val="single" w:color="BBBBBB" w:sz="1"/>
+            </w:tcBorders>
+            <w:tcMar>
+              <w:top w:type="dxa" w:w="40"/>
+              <w:left w:type="dxa" w:w="80"/>
+              <w:bottom w:type="dxa" w:w="40"/>
+              <w:right w:type="dxa" w:w="80"/>
+            </w:tcMar>
+          </w:tcPr>
+          <w:p>
+            <w:r>
+              <w:rPr>
+                <w:sz w:val="17"/>
+                <w:szCs w:val="17"/>
+              </w:rPr>
+              <w:t xml:space="preserve">10.7%</w:t>
+            </w:r>
+          </w:p>
+        </w:tc>
+        <w:tc>
+          <w:tcPr>
+            <w:tcW w:type="dxa" w:w="1400"/>
+            <w:tcBorders>
+              <w:top w:val="single" w:color="BBBBBB" w:sz="1"/>
+              <w:left w:val="single" w:color="BBBBBB" w:sz="1"/>
+              <w:bottom w:val="single" w:color="BBBBBB" w:sz="1"/>
+              <w:right w:val="single" w:color="BBBBBB" w:sz="1"/>
+            </w:tcBorders>
+            <w:tcMar>
+              <w:top w:type="dxa" w:w="40"/>
+              <w:left w:type="dxa" w:w="80"/>
+              <w:bottom w:type="dxa" w:w="40"/>
+              <w:right w:type="dxa" w:w="80"/>
+            </w:tcMar>
+          </w:tcPr>
+          <w:p>
+            <w:r>
+              <w:rPr>
+                <w:sz w:val="17"/>
+                <w:szCs w:val="17"/>
+              </w:rPr>
+              <w:t xml:space="preserve">2.88</w:t>
+            </w:r>
+          </w:p>
+        </w:tc>
+        <w:tc>
+          <w:tcPr>
+            <w:tcW w:type="dxa" w:w="1400"/>
+            <w:tcBorders>
+              <w:top w:val="single" w:color="BBBBBB" w:sz="1"/>
+              <w:left w:val="single" w:color="BBBBBB" w:sz="1"/>
+              <w:bottom w:val="single" w:color="BBBBBB" w:sz="1"/>
+              <w:right w:val="single" w:color="BBBBBB" w:sz="1"/>
+            </w:tcBorders>
+            <w:tcMar>
+              <w:top w:type="dxa" w:w="40"/>
+              <w:left w:type="dxa" w:w="80"/>
+              <w:bottom w:type="dxa" w:w="40"/>
+              <w:right w:type="dxa" w:w="80"/>
+            </w:tcMar>
+          </w:tcPr>
+          <w:p>
+            <w:r>
+              <w:rPr>
+                <w:sz w:val="17"/>
+                <w:szCs w:val="17"/>
+              </w:rPr>
+              <w:t xml:space="preserve">0.89</w:t>
+            </w:r>
+          </w:p>
+        </w:tc>
+        <w:tc>
+          <w:tcPr>
+            <w:tcW w:type="dxa" w:w="1400"/>
+            <w:tcBorders>
+              <w:top w:val="single" w:color="BBBBBB" w:sz="1"/>
+              <w:left w:val="single" w:color="BBBBBB" w:sz="1"/>
+              <w:bottom w:val="single" w:color="BBBBBB" w:sz="1"/>
+              <w:right w:val="single" w:color="BBBBBB" w:sz="1"/>
+            </w:tcBorders>
+            <w:tcMar>
+              <w:top w:type="dxa" w:w="40"/>
+              <w:left w:type="dxa" w:w="80"/>
+              <w:bottom w:type="dxa" w:w="40"/>
+              <w:right w:type="dxa" w:w="80"/>
+            </w:tcMar>
+          </w:tcPr>
+          <w:p>
+            <w:r>
+              <w:rPr>
+                <w:sz w:val="17"/>
+                <w:szCs w:val="17"/>
+              </w:rPr>
+              <w:t xml:space="preserve">1.10</w:t>
+            </w:r>
+          </w:p>
+        </w:tc>
+      </w:tr>
+    </w:tbl>
+    <w:p>
+      <w:pPr>
+        <w:pStyle w:val="ListParagraph"/>
+        <w:numPr>
+          <w:ilvl w:val="0"/>
+          <w:numId w:val="2"/>
+        </w:numPr>
+      </w:pPr>
+      <w:r>
+        <w:t xml:space="preserve">帳面 IR 2.85 被高估約3倍(小型股高離散度+理想化成交)；限制在可交易的最流動30%後 IR≈0.9、超額~11%/年、t=2.88 仍顯著。</w:t>
+      </w:r>
+    </w:p>
+    <w:p>
+      <w:pPr>
+        <w:pStyle w:val="Heading2"/>
+      </w:pPr>
+      <w:r>
+        <w:t xml:space="preserve">régime 分解（超額 IR）— 最關鍵</w:t>
+      </w:r>
+    </w:p>
+    <w:tbl>
+      <w:tblPr>
+        <w:tblW w:type="dxa" w:w="8300"/>
+        <w:tblBorders>
+          <w:top w:val="single" w:color="auto" w:sz="4"/>
+          <w:left w:val="single" w:color="auto" w:sz="4"/>
+          <w:bottom w:val="single" w:color="auto" w:sz="4"/>
+          <w:right w:val="single" w:color="auto" w:sz="4"/>
+          <w:insideH w:val="single" w:color="auto" w:sz="4"/>
+          <w:insideV w:val="single" w:color="auto" w:sz="4"/>
+        </w:tblBorders>
+      </w:tblPr>
+      <w:tblGrid>
+        <w:gridCol w:w="2200"/>
+        <w:gridCol w:w="1300"/>
+        <w:gridCol w:w="1600"/>
+        <w:gridCol w:w="1600"/>
+        <w:gridCol w:w="1600"/>
+      </w:tblGrid>
+      <w:tr>
+        <w:trPr>
+          <w:tblHeader/>
+        </w:trPr>
+        <w:tc>
+          <w:tcPr>
+            <w:tcW w:type="dxa" w:w="2200"/>
+            <w:tcBorders>
+              <w:top w:val="single" w:color="BBBBBB" w:sz="1"/>
+              <w:left w:val="single" w:color="BBBBBB" w:sz="1"/>
+              <w:bottom w:val="single" w:color="BBBBBB" w:sz="1"/>
+              <w:right w:val="single" w:color="BBBBBB" w:sz="1"/>
+            </w:tcBorders>
+            <w:shd w:fill="1F4E79" w:val="clear"/>
+            <w:tcMar>
+              <w:top w:type="dxa" w:w="50"/>
+              <w:left w:type="dxa" w:w="80"/>
+              <w:bottom w:type="dxa" w:w="50"/>
+              <w:right w:type="dxa" w:w="80"/>
+            </w:tcMar>
+          </w:tcPr>
+          <w:p>
+            <w:r>
+              <w:rPr>
+                <w:b/>
+                <w:bCs/>
+                <w:color w:val="FFFFFF"/>
+                <w:sz w:val="17"/>
+                <w:szCs w:val="17"/>
+              </w:rPr>
+              <w:t xml:space="preserve">版本＼狀態</w:t>
+            </w:r>
+          </w:p>
+        </w:tc>
+        <w:tc>
+          <w:tcPr>
+            <w:tcW w:type="dxa" w:w="1300"/>
+            <w:tcBorders>
+              <w:top w:val="single" w:color="BBBBBB" w:sz="1"/>
+              <w:left w:val="single" w:color="BBBBBB" w:sz="1"/>
+              <w:bottom w:val="single" w:color="BBBBBB" w:sz="1"/>
+              <w:right w:val="single" w:color="BBBBBB" w:sz="1"/>
+            </w:tcBorders>
+            <w:shd w:fill="1F4E79" w:val="clear"/>
+            <w:tcMar>
+              <w:top w:type="dxa" w:w="50"/>
+              <w:left w:type="dxa" w:w="80"/>
+              <w:bottom w:type="dxa" w:w="50"/>
+              <w:right w:type="dxa" w:w="80"/>
+            </w:tcMar>
+          </w:tcPr>
+          <w:p>
+            <w:r>
+              <w:rPr>
+                <w:b/>
+                <w:bCs/>
+                <w:color w:val="FFFFFF"/>
+                <w:sz w:val="17"/>
+                <w:szCs w:val="17"/>
+              </w:rPr>
+              <w:t xml:space="preserve">全部</w:t>
+            </w:r>
+          </w:p>
+        </w:tc>
+        <w:tc>
+          <w:tcPr>
+            <w:tcW w:type="dxa" w:w="1600"/>
+            <w:tcBorders>
+              <w:top w:val="single" w:color="BBBBBB" w:sz="1"/>
+              <w:left w:val="single" w:color="BBBBBB" w:sz="1"/>
+              <w:bottom w:val="single" w:color="BBBBBB" w:sz="1"/>
+              <w:right w:val="single" w:color="BBBBBB" w:sz="1"/>
+            </w:tcBorders>
+            <w:shd w:fill="1F4E79" w:val="clear"/>
+            <w:tcMar>
+              <w:top w:type="dxa" w:w="50"/>
+              <w:left w:type="dxa" w:w="80"/>
+              <w:bottom w:type="dxa" w:w="50"/>
+              <w:right w:type="dxa" w:w="80"/>
+            </w:tcMar>
+          </w:tcPr>
+          <w:p>
+            <w:r>
+              <w:rPr>
+                <w:b/>
+                <w:bCs/>
+                <w:color w:val="FFFFFF"/>
+                <w:sz w:val="17"/>
+                <w:szCs w:val="17"/>
+              </w:rPr>
+              <w:t xml:space="preserve">大盤上漲月</w:t>
+            </w:r>
+          </w:p>
+        </w:tc>
+        <w:tc>
+          <w:tcPr>
+            <w:tcW w:type="dxa" w:w="1600"/>
+            <w:tcBorders>
+              <w:top w:val="single" w:color="BBBBBB" w:sz="1"/>
+              <w:left w:val="single" w:color="BBBBBB" w:sz="1"/>
+              <w:bottom w:val="single" w:color="BBBBBB" w:sz="1"/>
+              <w:right w:val="single" w:color="BBBBBB" w:sz="1"/>
+            </w:tcBorders>
+            <w:shd w:fill="1F4E79" w:val="clear"/>
+            <w:tcMar>
+              <w:top w:type="dxa" w:w="50"/>
+              <w:left w:type="dxa" w:w="80"/>
+              <w:bottom w:type="dxa" w:w="50"/>
+              <w:right w:type="dxa" w:w="80"/>
+            </w:tcMar>
+          </w:tcPr>
+          <w:p>
+            <w:r>
+              <w:rPr>
+                <w:b/>
+                <w:bCs/>
+                <w:color w:val="FFFFFF"/>
+                <w:sz w:val="17"/>
+                <w:szCs w:val="17"/>
+              </w:rPr>
+              <w:t xml:space="preserve">大盤下跌月</w:t>
+            </w:r>
+          </w:p>
+        </w:tc>
+        <w:tc>
+          <w:tcPr>
+            <w:tcW w:type="dxa" w:w="1600"/>
+            <w:tcBorders>
+              <w:top w:val="single" w:color="BBBBBB" w:sz="1"/>
+              <w:left w:val="single" w:color="BBBBBB" w:sz="1"/>
+              <w:bottom w:val="single" w:color="BBBBBB" w:sz="1"/>
+              <w:right w:val="single" w:color="BBBBBB" w:sz="1"/>
+            </w:tcBorders>
+            <w:shd w:fill="1F4E79" w:val="clear"/>
+            <w:tcMar>
+              <w:top w:type="dxa" w:w="50"/>
+              <w:left w:type="dxa" w:w="80"/>
+              <w:bottom w:type="dxa" w:w="50"/>
+              <w:right w:type="dxa" w:w="80"/>
+            </w:tcMar>
+          </w:tcPr>
+          <w:p>
+            <w:r>
+              <w:rPr>
+                <w:b/>
+                <w:bCs/>
+                <w:color w:val="FFFFFF"/>
+                <w:sz w:val="17"/>
+                <w:szCs w:val="17"/>
+              </w:rPr>
+              <w:t xml:space="preserve">最差25%月</w:t>
+            </w:r>
+          </w:p>
+        </w:tc>
+      </w:tr>
+      <w:tr>
+        <w:tc>
+          <w:tcPr>
+            <w:tcW w:type="dxa" w:w="2200"/>
+            <w:tcBorders>
+              <w:top w:val="single" w:color="BBBBBB" w:sz="1"/>
+              <w:left w:val="single" w:color="BBBBBB" w:sz="1"/>
+              <w:bottom w:val="single" w:color="BBBBBB" w:sz="1"/>
+              <w:right w:val="single" w:color="BBBBBB" w:sz="1"/>
+            </w:tcBorders>
+            <w:tcMar>
+              <w:top w:type="dxa" w:w="40"/>
+              <w:left w:type="dxa" w:w="80"/>
+              <w:bottom w:type="dxa" w:w="40"/>
+              <w:right w:type="dxa" w:w="80"/>
+            </w:tcMar>
+          </w:tcPr>
+          <w:p>
+            <w:r>
+              <w:rPr>
+                <w:sz w:val="17"/>
+                <w:szCs w:val="17"/>
+              </w:rPr>
+              <w:t xml:space="preserve">全體 IR</w:t>
+            </w:r>
+          </w:p>
+        </w:tc>
+        <w:tc>
+          <w:tcPr>
+            <w:tcW w:type="dxa" w:w="1300"/>
+            <w:tcBorders>
+              <w:top w:val="single" w:color="BBBBBB" w:sz="1"/>
+              <w:left w:val="single" w:color="BBBBBB" w:sz="1"/>
+              <w:bottom w:val="single" w:color="BBBBBB" w:sz="1"/>
+              <w:right w:val="single" w:color="BBBBBB" w:sz="1"/>
+            </w:tcBorders>
+            <w:tcMar>
+              <w:top w:type="dxa" w:w="40"/>
+              <w:left w:type="dxa" w:w="80"/>
+              <w:bottom w:type="dxa" w:w="40"/>
+              <w:right w:type="dxa" w:w="80"/>
+            </w:tcMar>
+          </w:tcPr>
+          <w:p>
+            <w:r>
+              <w:rPr>
+                <w:sz w:val="17"/>
+                <w:szCs w:val="17"/>
+              </w:rPr>
+              <w:t xml:space="preserve">2.85</w:t>
+            </w:r>
+          </w:p>
+        </w:tc>
+        <w:tc>
+          <w:tcPr>
+            <w:tcW w:type="dxa" w:w="1600"/>
+            <w:tcBorders>
+              <w:top w:val="single" w:color="BBBBBB" w:sz="1"/>
+              <w:left w:val="single" w:color="BBBBBB" w:sz="1"/>
+              <w:bottom w:val="single" w:color="BBBBBB" w:sz="1"/>
+              <w:right w:val="single" w:color="BBBBBB" w:sz="1"/>
+            </w:tcBorders>
+            <w:tcMar>
+              <w:top w:type="dxa" w:w="40"/>
+              <w:left w:type="dxa" w:w="80"/>
+              <w:bottom w:type="dxa" w:w="40"/>
+              <w:right w:type="dxa" w:w="80"/>
+            </w:tcMar>
+          </w:tcPr>
+          <w:p>
+            <w:r>
+              <w:rPr>
+                <w:sz w:val="17"/>
+                <w:szCs w:val="17"/>
+              </w:rPr>
+              <w:t xml:space="preserve">3.02</w:t>
+            </w:r>
+          </w:p>
+        </w:tc>
+        <w:tc>
+          <w:tcPr>
+            <w:tcW w:type="dxa" w:w="1600"/>
+            <w:tcBorders>
+              <w:top w:val="single" w:color="BBBBBB" w:sz="1"/>
+              <w:left w:val="single" w:color="BBBBBB" w:sz="1"/>
+              <w:bottom w:val="single" w:color="BBBBBB" w:sz="1"/>
+              <w:right w:val="single" w:color="BBBBBB" w:sz="1"/>
+            </w:tcBorders>
+            <w:tcMar>
+              <w:top w:type="dxa" w:w="40"/>
+              <w:left w:type="dxa" w:w="80"/>
+              <w:bottom w:type="dxa" w:w="40"/>
+              <w:right w:type="dxa" w:w="80"/>
+            </w:tcMar>
+          </w:tcPr>
+          <w:p>
+            <w:r>
+              <w:rPr>
+                <w:sz w:val="17"/>
+                <w:szCs w:val="17"/>
+              </w:rPr>
+              <w:t xml:space="preserve">2.52</w:t>
+            </w:r>
+          </w:p>
+        </w:tc>
+        <w:tc>
+          <w:tcPr>
+            <w:tcW w:type="dxa" w:w="1600"/>
+            <w:tcBorders>
+              <w:top w:val="single" w:color="BBBBBB" w:sz="1"/>
+              <w:left w:val="single" w:color="BBBBBB" w:sz="1"/>
+              <w:bottom w:val="single" w:color="BBBBBB" w:sz="1"/>
+              <w:right w:val="single" w:color="BBBBBB" w:sz="1"/>
+            </w:tcBorders>
+            <w:tcMar>
+              <w:top w:type="dxa" w:w="40"/>
+              <w:left w:type="dxa" w:w="80"/>
+              <w:bottom w:type="dxa" w:w="40"/>
+              <w:right w:type="dxa" w:w="80"/>
+            </w:tcMar>
+          </w:tcPr>
+          <w:p>
+            <w:r>
+              <w:rPr>
+                <w:sz w:val="17"/>
+                <w:szCs w:val="17"/>
+              </w:rPr>
+              <w:t xml:space="preserve">3.28</w:t>
+            </w:r>
+          </w:p>
+        </w:tc>
+      </w:tr>
+      <w:tr>
+        <w:tc>
+          <w:tcPr>
+            <w:tcW w:type="dxa" w:w="2200"/>
+            <w:tcBorders>
+              <w:top w:val="single" w:color="BBBBBB" w:sz="1"/>
+              <w:left w:val="single" w:color="BBBBBB" w:sz="1"/>
+              <w:bottom w:val="single" w:color="BBBBBB" w:sz="1"/>
+              <w:right w:val="single" w:color="BBBBBB" w:sz="1"/>
+            </w:tcBorders>
+            <w:tcMar>
+              <w:top w:type="dxa" w:w="40"/>
+              <w:left w:type="dxa" w:w="80"/>
+              <w:bottom w:type="dxa" w:w="40"/>
+              <w:right w:type="dxa" w:w="80"/>
+            </w:tcMar>
+          </w:tcPr>
+          <w:p>
+            <w:r>
+              <w:rPr>
+                <w:sz w:val="17"/>
+                <w:szCs w:val="17"/>
+              </w:rPr>
+              <w:t xml:space="preserve">可交易 IR</w:t>
+            </w:r>
+          </w:p>
+        </w:tc>
+        <w:tc>
+          <w:tcPr>
+            <w:tcW w:type="dxa" w:w="1300"/>
+            <w:tcBorders>
+              <w:top w:val="single" w:color="BBBBBB" w:sz="1"/>
+              <w:left w:val="single" w:color="BBBBBB" w:sz="1"/>
+              <w:bottom w:val="single" w:color="BBBBBB" w:sz="1"/>
+              <w:right w:val="single" w:color="BBBBBB" w:sz="1"/>
+            </w:tcBorders>
+            <w:tcMar>
+              <w:top w:type="dxa" w:w="40"/>
+              <w:left w:type="dxa" w:w="80"/>
+              <w:bottom w:type="dxa" w:w="40"/>
+              <w:right w:type="dxa" w:w="80"/>
+            </w:tcMar>
+          </w:tcPr>
+          <w:p>
+            <w:r>
+              <w:rPr>
+                <w:sz w:val="17"/>
+                <w:szCs w:val="17"/>
+              </w:rPr>
+              <w:t xml:space="preserve">0.89</w:t>
+            </w:r>
+          </w:p>
+        </w:tc>
+        <w:tc>
+          <w:tcPr>
+            <w:tcW w:type="dxa" w:w="1600"/>
+            <w:tcBorders>
+              <w:top w:val="single" w:color="BBBBBB" w:sz="1"/>
+              <w:left w:val="single" w:color="BBBBBB" w:sz="1"/>
+              <w:bottom w:val="single" w:color="BBBBBB" w:sz="1"/>
+              <w:right w:val="single" w:color="BBBBBB" w:sz="1"/>
+            </w:tcBorders>
+            <w:tcMar>
+              <w:top w:type="dxa" w:w="40"/>
+              <w:left w:type="dxa" w:w="80"/>
+              <w:bottom w:type="dxa" w:w="40"/>
+              <w:right w:type="dxa" w:w="80"/>
+            </w:tcMar>
+          </w:tcPr>
+          <w:p>
+            <w:r>
+              <w:rPr>
+                <w:sz w:val="17"/>
+                <w:szCs w:val="17"/>
+              </w:rPr>
+              <w:t xml:space="preserve">1.25</w:t>
+            </w:r>
+          </w:p>
+        </w:tc>
+        <w:tc>
+          <w:tcPr>
+            <w:tcW w:type="dxa" w:w="1600"/>
+            <w:tcBorders>
+              <w:top w:val="single" w:color="BBBBBB" w:sz="1"/>
+              <w:left w:val="single" w:color="BBBBBB" w:sz="1"/>
+              <w:bottom w:val="single" w:color="BBBBBB" w:sz="1"/>
+              <w:right w:val="single" w:color="BBBBBB" w:sz="1"/>
+            </w:tcBorders>
+            <w:tcMar>
+              <w:top w:type="dxa" w:w="40"/>
+              <w:left w:type="dxa" w:w="80"/>
+              <w:bottom w:type="dxa" w:w="40"/>
+              <w:right w:type="dxa" w:w="80"/>
+            </w:tcMar>
+          </w:tcPr>
+          <w:p>
+            <w:r>
+              <w:rPr>
+                <w:sz w:val="17"/>
+                <w:szCs w:val="17"/>
+              </w:rPr>
+              <w:t xml:space="preserve">0.08</w:t>
+            </w:r>
+          </w:p>
+        </w:tc>
+        <w:tc>
+          <w:tcPr>
+            <w:tcW w:type="dxa" w:w="1600"/>
+            <w:tcBorders>
+              <w:top w:val="single" w:color="BBBBBB" w:sz="1"/>
+              <w:left w:val="single" w:color="BBBBBB" w:sz="1"/>
+              <w:bottom w:val="single" w:color="BBBBBB" w:sz="1"/>
+              <w:right w:val="single" w:color="BBBBBB" w:sz="1"/>
+            </w:tcBorders>
+            <w:tcMar>
+              <w:top w:type="dxa" w:w="40"/>
+              <w:left w:type="dxa" w:w="80"/>
+              <w:bottom w:type="dxa" w:w="40"/>
+              <w:right w:type="dxa" w:w="80"/>
+            </w:tcMar>
+          </w:tcPr>
+          <w:p>
+            <w:r>
+              <w:rPr>
+                <w:sz w:val="17"/>
+                <w:szCs w:val="17"/>
+              </w:rPr>
+              <w:t xml:space="preserve">0.18</w:t>
+            </w:r>
+          </w:p>
+        </w:tc>
+      </w:tr>
+      <w:tr>
+        <w:tc>
+          <w:tcPr>
+            <w:tcW w:type="dxa" w:w="2200"/>
+            <w:tcBorders>
+              <w:top w:val="single" w:color="BBBBBB" w:sz="1"/>
+              <w:left w:val="single" w:color="BBBBBB" w:sz="1"/>
+              <w:bottom w:val="single" w:color="BBBBBB" w:sz="1"/>
+              <w:right w:val="single" w:color="BBBBBB" w:sz="1"/>
+            </w:tcBorders>
+            <w:tcMar>
+              <w:top w:type="dxa" w:w="40"/>
+              <w:left w:type="dxa" w:w="80"/>
+              <w:bottom w:type="dxa" w:w="40"/>
+              <w:right w:type="dxa" w:w="80"/>
+            </w:tcMar>
+          </w:tcPr>
+          <w:p>
+            <w:r>
+              <w:rPr>
+                <w:sz w:val="17"/>
+                <w:szCs w:val="17"/>
+              </w:rPr>
+              <w:t xml:space="preserve">可交易 t</w:t>
+            </w:r>
+          </w:p>
+        </w:tc>
+        <w:tc>
+          <w:tcPr>
+            <w:tcW w:type="dxa" w:w="1300"/>
+            <w:tcBorders>
+              <w:top w:val="single" w:color="BBBBBB" w:sz="1"/>
+              <w:left w:val="single" w:color="BBBBBB" w:sz="1"/>
+              <w:bottom w:val="single" w:color="BBBBBB" w:sz="1"/>
+              <w:right w:val="single" w:color="BBBBBB" w:sz="1"/>
+            </w:tcBorders>
+            <w:tcMar>
+              <w:top w:type="dxa" w:w="40"/>
+              <w:left w:type="dxa" w:w="80"/>
+              <w:bottom w:type="dxa" w:w="40"/>
+              <w:right w:type="dxa" w:w="80"/>
+            </w:tcMar>
+          </w:tcPr>
+          <w:p>
+            <w:r>
+              <w:rPr>
+                <w:sz w:val="17"/>
+                <w:szCs w:val="17"/>
+              </w:rPr>
+              <w:t xml:space="preserve">2.88</w:t>
+            </w:r>
+          </w:p>
+        </w:tc>
+        <w:tc>
+          <w:tcPr>
+            <w:tcW w:type="dxa" w:w="1600"/>
+            <w:tcBorders>
+              <w:top w:val="single" w:color="BBBBBB" w:sz="1"/>
+              <w:left w:val="single" w:color="BBBBBB" w:sz="1"/>
+              <w:bottom w:val="single" w:color="BBBBBB" w:sz="1"/>
+              <w:right w:val="single" w:color="BBBBBB" w:sz="1"/>
+            </w:tcBorders>
+            <w:tcMar>
+              <w:top w:type="dxa" w:w="40"/>
+              <w:left w:type="dxa" w:w="80"/>
+              <w:bottom w:type="dxa" w:w="40"/>
+              <w:right w:type="dxa" w:w="80"/>
+            </w:tcMar>
+          </w:tcPr>
+          <w:p>
+            <w:r>
+              <w:rPr>
+                <w:sz w:val="17"/>
+                <w:szCs w:val="17"/>
+              </w:rPr>
+              <w:t xml:space="preserve">3.20</w:t>
+            </w:r>
+          </w:p>
+        </w:tc>
+        <w:tc>
+          <w:tcPr>
+            <w:tcW w:type="dxa" w:w="1600"/>
+            <w:tcBorders>
+              <w:top w:val="single" w:color="BBBBBB" w:sz="1"/>
+              <w:left w:val="single" w:color="BBBBBB" w:sz="1"/>
+              <w:bottom w:val="single" w:color="BBBBBB" w:sz="1"/>
+              <w:right w:val="single" w:color="BBBBBB" w:sz="1"/>
+            </w:tcBorders>
+            <w:tcMar>
+              <w:top w:type="dxa" w:w="40"/>
+              <w:left w:type="dxa" w:w="80"/>
+              <w:bottom w:type="dxa" w:w="40"/>
+              <w:right w:type="dxa" w:w="80"/>
+            </w:tcMar>
+          </w:tcPr>
+          <w:p>
+            <w:r>
+              <w:rPr>
+                <w:sz w:val="17"/>
+                <w:szCs w:val="17"/>
+              </w:rPr>
+              <w:t xml:space="preserve">0.16</w:t>
+            </w:r>
+          </w:p>
+        </w:tc>
+        <w:tc>
+          <w:tcPr>
+            <w:tcW w:type="dxa" w:w="1600"/>
+            <w:tcBorders>
+              <w:top w:val="single" w:color="BBBBBB" w:sz="1"/>
+              <w:left w:val="single" w:color="BBBBBB" w:sz="1"/>
+              <w:bottom w:val="single" w:color="BBBBBB" w:sz="1"/>
+              <w:right w:val="single" w:color="BBBBBB" w:sz="1"/>
+            </w:tcBorders>
+            <w:tcMar>
+              <w:top w:type="dxa" w:w="40"/>
+              <w:left w:type="dxa" w:w="80"/>
+              <w:bottom w:type="dxa" w:w="40"/>
+              <w:right w:type="dxa" w:w="80"/>
+            </w:tcMar>
+          </w:tcPr>
+          <w:p>
+            <w:r>
+              <w:rPr>
+                <w:sz w:val="17"/>
+                <w:szCs w:val="17"/>
+              </w:rPr>
+              <w:t xml:space="preserve">0.29</w:t>
+            </w:r>
+          </w:p>
+        </w:tc>
+      </w:tr>
+    </w:tbl>
+    <w:p>
+      <w:pPr>
+        <w:pStyle w:val="ListParagraph"/>
+        <w:numPr>
+          <w:ilvl w:val="0"/>
+          <w:numId w:val="2"/>
+        </w:numPr>
+      </w:pPr>
+      <w:r>
+        <w:t xml:space="preserve">可交易 alpha 幾乎全集中在『大盤上漲月』(IR1.25/t3.20)，下跌月≈0(IR0.08/t0.16/勝率47.8%)，逐年集中在2020/2021/2026多頭年。空頭時流動大型股齊跌、離散度低，選股無發揮。</w:t>
+      </w:r>
+    </w:p>
+    <w:p>
+      <w:pPr>
+        <w:pStyle w:val="Heading2"/>
+      </w:pPr>
+      <w:r>
+        <w:t xml:space="preserve">誠實結論</w:t>
+      </w:r>
+    </w:p>
+    <w:p>
+      <w:pPr>
+        <w:pStyle w:val="ListParagraph"/>
+        <w:numPr>
+          <w:ilvl w:val="0"/>
+          <w:numId w:val="2"/>
+        </w:numPr>
+      </w:pPr>
+      <w:r>
+        <w:rPr>
+          <w:b/>
+          <w:bCs/>
+        </w:rPr>
+        <w:t xml:space="preserve">帳面 IR 2.85 → 可交易 IR ~0.9 → 且集中在多頭/高離散度環境。</w:t>
+      </w:r>
+      <w:r>
+        <w:t xml:space="preserve"/>
+      </w:r>
+    </w:p>
+    <w:p>
+      <w:pPr>
+        <w:pStyle w:val="ListParagraph"/>
+        <w:numPr>
+          <w:ilvl w:val="0"/>
+          <w:numId w:val="2"/>
+        </w:numPr>
+      </w:pPr>
+      <w:r>
+        <w:t xml:space="preserve">定性：一個在多頭有效、偏多的因子傾斜，而非能在下跌保護的市場中性 alpha。DSR/PBO 排除搜尋過擬合，但此 edge 為régime依賴、非全天候。</w:t>
+      </w:r>
+    </w:p>
+    <w:p>
+      <w:pPr>
+        <w:pStyle w:val="Heading2"/>
+      </w:pPr>
+      <w:r>
+        <w:t xml:space="preserve">後續待辦</w:t>
+      </w:r>
+    </w:p>
+    <w:p>
+      <w:pPr>
+        <w:pStyle w:val="ListParagraph"/>
+        <w:numPr>
+          <w:ilvl w:val="0"/>
+          <w:numId w:val="2"/>
+        </w:numPr>
+      </w:pPr>
+      <w:r>
+        <w:t xml:space="preserve">多空/市場中性版；régime 過濾/防禦性配置；降低換手提升容量；延伸外匯/貴金屬時間序列多空。</w:t>
       </w:r>
     </w:p>
     <w:sectPr>
